--- a/planning/Test table.docx
+++ b/planning/Test table.docx
@@ -616,8 +616,37 @@
                 <w:lang w:eastAsia="en-GB"/>
                 <w14:ligatures w14:val="none"/>
               </w:rPr>
-              <w:t xml:space="preserve">Adds a task to task.json, and to the local </w:t>
-            </w:r>
+              <w:t xml:space="preserve">Adds a task to </w:t>
+            </w:r>
+            <w:proofErr w:type="spellStart"/>
+            <w:proofErr w:type="gramStart"/>
+            <w:r>
+              <w:rPr>
+                <w:rFonts w:ascii="Aptos Narrow" w:eastAsia="Times New Roman" w:hAnsi="Aptos Narrow" w:cs="Times New Roman"/>
+                <w:color w:val="000000"/>
+                <w:kern w:val="0"/>
+                <w:sz w:val="22"/>
+                <w:szCs w:val="22"/>
+                <w:lang w:eastAsia="en-GB"/>
+                <w14:ligatures w14:val="none"/>
+              </w:rPr>
+              <w:t>task.json</w:t>
+            </w:r>
+            <w:proofErr w:type="spellEnd"/>
+            <w:proofErr w:type="gramEnd"/>
+            <w:r>
+              <w:rPr>
+                <w:rFonts w:ascii="Aptos Narrow" w:eastAsia="Times New Roman" w:hAnsi="Aptos Narrow" w:cs="Times New Roman"/>
+                <w:color w:val="000000"/>
+                <w:kern w:val="0"/>
+                <w:sz w:val="22"/>
+                <w:szCs w:val="22"/>
+                <w:lang w:eastAsia="en-GB"/>
+                <w14:ligatures w14:val="none"/>
+              </w:rPr>
+              <w:t xml:space="preserve">, and to the local </w:t>
+            </w:r>
+            <w:proofErr w:type="spellStart"/>
             <w:r>
               <w:rPr>
                 <w:rFonts w:ascii="Aptos Narrow" w:eastAsia="Times New Roman" w:hAnsi="Aptos Narrow" w:cs="Times New Roman"/>
@@ -630,6 +659,7 @@
               </w:rPr>
               <w:t>current_tasks</w:t>
             </w:r>
+            <w:proofErr w:type="spellEnd"/>
             <w:r>
               <w:rPr>
                 <w:rFonts w:ascii="Aptos Narrow" w:eastAsia="Times New Roman" w:hAnsi="Aptos Narrow" w:cs="Times New Roman"/>
@@ -732,8 +762,48 @@
                 <w:lang w:eastAsia="en-GB"/>
                 <w14:ligatures w14:val="none"/>
               </w:rPr>
-              <w:t>"my description", priority: 2 ,</w:t>
-            </w:r>
+              <w:t>"</w:t>
+            </w:r>
+            <w:proofErr w:type="gramStart"/>
+            <w:r>
+              <w:rPr>
+                <w:rFonts w:ascii="Aptos Narrow" w:eastAsia="Times New Roman" w:hAnsi="Aptos Narrow" w:cs="Times New Roman"/>
+                <w:color w:val="000000"/>
+                <w:kern w:val="0"/>
+                <w:sz w:val="22"/>
+                <w:szCs w:val="22"/>
+                <w:lang w:eastAsia="en-GB"/>
+                <w14:ligatures w14:val="none"/>
+              </w:rPr>
+              <w:t>my</w:t>
+            </w:r>
+            <w:proofErr w:type="gramEnd"/>
+            <w:r>
+              <w:rPr>
+                <w:rFonts w:ascii="Aptos Narrow" w:eastAsia="Times New Roman" w:hAnsi="Aptos Narrow" w:cs="Times New Roman"/>
+                <w:color w:val="000000"/>
+                <w:kern w:val="0"/>
+                <w:sz w:val="22"/>
+                <w:szCs w:val="22"/>
+                <w:lang w:eastAsia="en-GB"/>
+                <w14:ligatures w14:val="none"/>
+              </w:rPr>
+              <w:t xml:space="preserve"> description", priority: </w:t>
+            </w:r>
+            <w:proofErr w:type="gramStart"/>
+            <w:r>
+              <w:rPr>
+                <w:rFonts w:ascii="Aptos Narrow" w:eastAsia="Times New Roman" w:hAnsi="Aptos Narrow" w:cs="Times New Roman"/>
+                <w:color w:val="000000"/>
+                <w:kern w:val="0"/>
+                <w:sz w:val="22"/>
+                <w:szCs w:val="22"/>
+                <w:lang w:eastAsia="en-GB"/>
+                <w14:ligatures w14:val="none"/>
+              </w:rPr>
+              <w:t>2 ,</w:t>
+            </w:r>
+            <w:proofErr w:type="gramEnd"/>
           </w:p>
           <w:p>
             <w:pPr>
@@ -795,47 +865,153 @@
                 <w:lang w:eastAsia="en-GB"/>
                 <w14:ligatures w14:val="none"/>
               </w:rPr>
-              <w:t>if id &gt; len(self.current_tasks) - number_retrieved:</w:t>
-            </w:r>
-          </w:p>
-          <w:p>
-            <w:pPr>
-              <w:spacing w:after="0" w:line="240" w:lineRule="auto"/>
-              <w:rPr>
-                <w:rFonts w:ascii="Aptos Narrow" w:eastAsia="Times New Roman" w:hAnsi="Aptos Narrow" w:cs="Times New Roman"/>
-                <w:color w:val="000000"/>
-                <w:kern w:val="0"/>
-                <w:sz w:val="22"/>
-                <w:szCs w:val="22"/>
-                <w:lang w:eastAsia="en-GB"/>
-                <w14:ligatures w14:val="none"/>
-              </w:rPr>
-            </w:pPr>
-          </w:p>
-          <w:p>
-            <w:pPr>
-              <w:spacing w:after="0" w:line="240" w:lineRule="auto"/>
-              <w:rPr>
-                <w:rFonts w:ascii="Aptos Narrow" w:eastAsia="Times New Roman" w:hAnsi="Aptos Narrow" w:cs="Times New Roman"/>
-                <w:color w:val="000000"/>
-                <w:kern w:val="0"/>
-                <w:sz w:val="22"/>
-                <w:szCs w:val="22"/>
-                <w:lang w:eastAsia="en-GB"/>
-                <w14:ligatures w14:val="none"/>
-              </w:rPr>
-            </w:pPr>
-            <w:r>
-              <w:rPr>
-                <w:rFonts w:ascii="Aptos Narrow" w:eastAsia="Times New Roman" w:hAnsi="Aptos Narrow" w:cs="Times New Roman"/>
-                <w:color w:val="000000"/>
-                <w:kern w:val="0"/>
-                <w:sz w:val="22"/>
-                <w:szCs w:val="22"/>
-                <w:lang w:eastAsia="en-GB"/>
-                <w14:ligatures w14:val="none"/>
-              </w:rPr>
-              <w:t>TypeError: '&gt;' not supported between instances of 'str' and 'int'</w:t>
+              <w:t xml:space="preserve">if id &gt; </w:t>
+            </w:r>
+            <w:proofErr w:type="spellStart"/>
+            <w:r>
+              <w:rPr>
+                <w:rFonts w:ascii="Aptos Narrow" w:eastAsia="Times New Roman" w:hAnsi="Aptos Narrow" w:cs="Times New Roman"/>
+                <w:color w:val="000000"/>
+                <w:kern w:val="0"/>
+                <w:sz w:val="22"/>
+                <w:szCs w:val="22"/>
+                <w:lang w:eastAsia="en-GB"/>
+                <w14:ligatures w14:val="none"/>
+              </w:rPr>
+              <w:t>len</w:t>
+            </w:r>
+            <w:proofErr w:type="spellEnd"/>
+            <w:r>
+              <w:rPr>
+                <w:rFonts w:ascii="Aptos Narrow" w:eastAsia="Times New Roman" w:hAnsi="Aptos Narrow" w:cs="Times New Roman"/>
+                <w:color w:val="000000"/>
+                <w:kern w:val="0"/>
+                <w:sz w:val="22"/>
+                <w:szCs w:val="22"/>
+                <w:lang w:eastAsia="en-GB"/>
+                <w14:ligatures w14:val="none"/>
+              </w:rPr>
+              <w:t>(</w:t>
+            </w:r>
+            <w:proofErr w:type="spellStart"/>
+            <w:proofErr w:type="gramStart"/>
+            <w:r>
+              <w:rPr>
+                <w:rFonts w:ascii="Aptos Narrow" w:eastAsia="Times New Roman" w:hAnsi="Aptos Narrow" w:cs="Times New Roman"/>
+                <w:color w:val="000000"/>
+                <w:kern w:val="0"/>
+                <w:sz w:val="22"/>
+                <w:szCs w:val="22"/>
+                <w:lang w:eastAsia="en-GB"/>
+                <w14:ligatures w14:val="none"/>
+              </w:rPr>
+              <w:t>self.current</w:t>
+            </w:r>
+            <w:proofErr w:type="gramEnd"/>
+            <w:r>
+              <w:rPr>
+                <w:rFonts w:ascii="Aptos Narrow" w:eastAsia="Times New Roman" w:hAnsi="Aptos Narrow" w:cs="Times New Roman"/>
+                <w:color w:val="000000"/>
+                <w:kern w:val="0"/>
+                <w:sz w:val="22"/>
+                <w:szCs w:val="22"/>
+                <w:lang w:eastAsia="en-GB"/>
+                <w14:ligatures w14:val="none"/>
+              </w:rPr>
+              <w:t>_tasks</w:t>
+            </w:r>
+            <w:proofErr w:type="spellEnd"/>
+            <w:r>
+              <w:rPr>
+                <w:rFonts w:ascii="Aptos Narrow" w:eastAsia="Times New Roman" w:hAnsi="Aptos Narrow" w:cs="Times New Roman"/>
+                <w:color w:val="000000"/>
+                <w:kern w:val="0"/>
+                <w:sz w:val="22"/>
+                <w:szCs w:val="22"/>
+                <w:lang w:eastAsia="en-GB"/>
+                <w14:ligatures w14:val="none"/>
+              </w:rPr>
+              <w:t xml:space="preserve">) - </w:t>
+            </w:r>
+            <w:proofErr w:type="spellStart"/>
+            <w:r>
+              <w:rPr>
+                <w:rFonts w:ascii="Aptos Narrow" w:eastAsia="Times New Roman" w:hAnsi="Aptos Narrow" w:cs="Times New Roman"/>
+                <w:color w:val="000000"/>
+                <w:kern w:val="0"/>
+                <w:sz w:val="22"/>
+                <w:szCs w:val="22"/>
+                <w:lang w:eastAsia="en-GB"/>
+                <w14:ligatures w14:val="none"/>
+              </w:rPr>
+              <w:t>number_retrieved</w:t>
+            </w:r>
+            <w:proofErr w:type="spellEnd"/>
+            <w:r>
+              <w:rPr>
+                <w:rFonts w:ascii="Aptos Narrow" w:eastAsia="Times New Roman" w:hAnsi="Aptos Narrow" w:cs="Times New Roman"/>
+                <w:color w:val="000000"/>
+                <w:kern w:val="0"/>
+                <w:sz w:val="22"/>
+                <w:szCs w:val="22"/>
+                <w:lang w:eastAsia="en-GB"/>
+                <w14:ligatures w14:val="none"/>
+              </w:rPr>
+              <w:t>:</w:t>
+            </w:r>
+          </w:p>
+          <w:p>
+            <w:pPr>
+              <w:spacing w:after="0" w:line="240" w:lineRule="auto"/>
+              <w:rPr>
+                <w:rFonts w:ascii="Aptos Narrow" w:eastAsia="Times New Roman" w:hAnsi="Aptos Narrow" w:cs="Times New Roman"/>
+                <w:color w:val="000000"/>
+                <w:kern w:val="0"/>
+                <w:sz w:val="22"/>
+                <w:szCs w:val="22"/>
+                <w:lang w:eastAsia="en-GB"/>
+                <w14:ligatures w14:val="none"/>
+              </w:rPr>
+            </w:pPr>
+          </w:p>
+          <w:p>
+            <w:pPr>
+              <w:spacing w:after="0" w:line="240" w:lineRule="auto"/>
+              <w:rPr>
+                <w:rFonts w:ascii="Aptos Narrow" w:eastAsia="Times New Roman" w:hAnsi="Aptos Narrow" w:cs="Times New Roman"/>
+                <w:color w:val="000000"/>
+                <w:kern w:val="0"/>
+                <w:sz w:val="22"/>
+                <w:szCs w:val="22"/>
+                <w:lang w:eastAsia="en-GB"/>
+                <w14:ligatures w14:val="none"/>
+              </w:rPr>
+            </w:pPr>
+            <w:proofErr w:type="spellStart"/>
+            <w:r>
+              <w:rPr>
+                <w:rFonts w:ascii="Aptos Narrow" w:eastAsia="Times New Roman" w:hAnsi="Aptos Narrow" w:cs="Times New Roman"/>
+                <w:color w:val="000000"/>
+                <w:kern w:val="0"/>
+                <w:sz w:val="22"/>
+                <w:szCs w:val="22"/>
+                <w:lang w:eastAsia="en-GB"/>
+                <w14:ligatures w14:val="none"/>
+              </w:rPr>
+              <w:t>TypeError</w:t>
+            </w:r>
+            <w:proofErr w:type="spellEnd"/>
+            <w:r>
+              <w:rPr>
+                <w:rFonts w:ascii="Aptos Narrow" w:eastAsia="Times New Roman" w:hAnsi="Aptos Narrow" w:cs="Times New Roman"/>
+                <w:color w:val="000000"/>
+                <w:kern w:val="0"/>
+                <w:sz w:val="22"/>
+                <w:szCs w:val="22"/>
+                <w:lang w:eastAsia="en-GB"/>
+                <w14:ligatures w14:val="none"/>
+              </w:rPr>
+              <w:t>: '&gt;' not supported between instances of 'str' and 'int'</w:t>
             </w:r>
             <w:r>
               <w:rPr>
@@ -885,7 +1061,59 @@
                 <w:lang w:eastAsia="en-GB"/>
                 <w14:ligatures w14:val="none"/>
               </w:rPr>
-              <w:t>Removed int casting outside of validaton checks to conform to json storin</w:t>
+              <w:t xml:space="preserve">Removed int casting outside of </w:t>
+            </w:r>
+            <w:proofErr w:type="spellStart"/>
+            <w:r>
+              <w:rPr>
+                <w:rFonts w:ascii="Aptos Narrow" w:eastAsia="Times New Roman" w:hAnsi="Aptos Narrow" w:cs="Times New Roman"/>
+                <w:color w:val="000000"/>
+                <w:kern w:val="0"/>
+                <w:sz w:val="22"/>
+                <w:szCs w:val="22"/>
+                <w:lang w:eastAsia="en-GB"/>
+                <w14:ligatures w14:val="none"/>
+              </w:rPr>
+              <w:t>validaton</w:t>
+            </w:r>
+            <w:proofErr w:type="spellEnd"/>
+            <w:r>
+              <w:rPr>
+                <w:rFonts w:ascii="Aptos Narrow" w:eastAsia="Times New Roman" w:hAnsi="Aptos Narrow" w:cs="Times New Roman"/>
+                <w:color w:val="000000"/>
+                <w:kern w:val="0"/>
+                <w:sz w:val="22"/>
+                <w:szCs w:val="22"/>
+                <w:lang w:eastAsia="en-GB"/>
+                <w14:ligatures w14:val="none"/>
+              </w:rPr>
+              <w:t xml:space="preserve"> checks to conform to </w:t>
+            </w:r>
+            <w:proofErr w:type="spellStart"/>
+            <w:r>
+              <w:rPr>
+                <w:rFonts w:ascii="Aptos Narrow" w:eastAsia="Times New Roman" w:hAnsi="Aptos Narrow" w:cs="Times New Roman"/>
+                <w:color w:val="000000"/>
+                <w:kern w:val="0"/>
+                <w:sz w:val="22"/>
+                <w:szCs w:val="22"/>
+                <w:lang w:eastAsia="en-GB"/>
+                <w14:ligatures w14:val="none"/>
+              </w:rPr>
+              <w:t>json</w:t>
+            </w:r>
+            <w:proofErr w:type="spellEnd"/>
+            <w:r>
+              <w:rPr>
+                <w:rFonts w:ascii="Aptos Narrow" w:eastAsia="Times New Roman" w:hAnsi="Aptos Narrow" w:cs="Times New Roman"/>
+                <w:color w:val="000000"/>
+                <w:kern w:val="0"/>
+                <w:sz w:val="22"/>
+                <w:szCs w:val="22"/>
+                <w:lang w:eastAsia="en-GB"/>
+                <w14:ligatures w14:val="none"/>
+              </w:rPr>
+              <w:t xml:space="preserve"> storin</w:t>
             </w:r>
             <w:r>
               <w:rPr>
@@ -1122,8 +1350,37 @@
                 <w:lang w:eastAsia="en-GB"/>
                 <w14:ligatures w14:val="none"/>
               </w:rPr>
-              <w:t xml:space="preserve">Adds a task to task.json, and to the local </w:t>
-            </w:r>
+              <w:t xml:space="preserve">Adds a task to </w:t>
+            </w:r>
+            <w:proofErr w:type="spellStart"/>
+            <w:proofErr w:type="gramStart"/>
+            <w:r>
+              <w:rPr>
+                <w:rFonts w:ascii="Aptos Narrow" w:eastAsia="Times New Roman" w:hAnsi="Aptos Narrow" w:cs="Times New Roman"/>
+                <w:color w:val="000000"/>
+                <w:kern w:val="0"/>
+                <w:sz w:val="22"/>
+                <w:szCs w:val="22"/>
+                <w:lang w:eastAsia="en-GB"/>
+                <w14:ligatures w14:val="none"/>
+              </w:rPr>
+              <w:t>task.json</w:t>
+            </w:r>
+            <w:proofErr w:type="spellEnd"/>
+            <w:proofErr w:type="gramEnd"/>
+            <w:r>
+              <w:rPr>
+                <w:rFonts w:ascii="Aptos Narrow" w:eastAsia="Times New Roman" w:hAnsi="Aptos Narrow" w:cs="Times New Roman"/>
+                <w:color w:val="000000"/>
+                <w:kern w:val="0"/>
+                <w:sz w:val="22"/>
+                <w:szCs w:val="22"/>
+                <w:lang w:eastAsia="en-GB"/>
+                <w14:ligatures w14:val="none"/>
+              </w:rPr>
+              <w:t xml:space="preserve">, and to the local </w:t>
+            </w:r>
+            <w:proofErr w:type="spellStart"/>
             <w:r>
               <w:rPr>
                 <w:rFonts w:ascii="Aptos Narrow" w:eastAsia="Times New Roman" w:hAnsi="Aptos Narrow" w:cs="Times New Roman"/>
@@ -1136,6 +1393,7 @@
               </w:rPr>
               <w:t>current_tasks</w:t>
             </w:r>
+            <w:proofErr w:type="spellEnd"/>
             <w:r>
               <w:rPr>
                 <w:rFonts w:ascii="Aptos Narrow" w:eastAsia="Times New Roman" w:hAnsi="Aptos Narrow" w:cs="Times New Roman"/>
@@ -1238,8 +1496,48 @@
                 <w:lang w:eastAsia="en-GB"/>
                 <w14:ligatures w14:val="none"/>
               </w:rPr>
-              <w:t>"my description", priority: 2 ,</w:t>
-            </w:r>
+              <w:t>"</w:t>
+            </w:r>
+            <w:proofErr w:type="gramStart"/>
+            <w:r>
+              <w:rPr>
+                <w:rFonts w:ascii="Aptos Narrow" w:eastAsia="Times New Roman" w:hAnsi="Aptos Narrow" w:cs="Times New Roman"/>
+                <w:color w:val="000000"/>
+                <w:kern w:val="0"/>
+                <w:sz w:val="22"/>
+                <w:szCs w:val="22"/>
+                <w:lang w:eastAsia="en-GB"/>
+                <w14:ligatures w14:val="none"/>
+              </w:rPr>
+              <w:t>my</w:t>
+            </w:r>
+            <w:proofErr w:type="gramEnd"/>
+            <w:r>
+              <w:rPr>
+                <w:rFonts w:ascii="Aptos Narrow" w:eastAsia="Times New Roman" w:hAnsi="Aptos Narrow" w:cs="Times New Roman"/>
+                <w:color w:val="000000"/>
+                <w:kern w:val="0"/>
+                <w:sz w:val="22"/>
+                <w:szCs w:val="22"/>
+                <w:lang w:eastAsia="en-GB"/>
+                <w14:ligatures w14:val="none"/>
+              </w:rPr>
+              <w:t xml:space="preserve"> description", priority: </w:t>
+            </w:r>
+            <w:proofErr w:type="gramStart"/>
+            <w:r>
+              <w:rPr>
+                <w:rFonts w:ascii="Aptos Narrow" w:eastAsia="Times New Roman" w:hAnsi="Aptos Narrow" w:cs="Times New Roman"/>
+                <w:color w:val="000000"/>
+                <w:kern w:val="0"/>
+                <w:sz w:val="22"/>
+                <w:szCs w:val="22"/>
+                <w:lang w:eastAsia="en-GB"/>
+                <w14:ligatures w14:val="none"/>
+              </w:rPr>
+              <w:t>2 ,</w:t>
+            </w:r>
+            <w:proofErr w:type="gramEnd"/>
           </w:p>
           <w:p>
             <w:pPr>
@@ -1616,8 +1914,37 @@
                 <w:lang w:eastAsia="en-GB"/>
                 <w14:ligatures w14:val="none"/>
               </w:rPr>
-              <w:t xml:space="preserve">to task.json, and to the local </w:t>
-            </w:r>
+              <w:t xml:space="preserve">to </w:t>
+            </w:r>
+            <w:proofErr w:type="spellStart"/>
+            <w:proofErr w:type="gramStart"/>
+            <w:r>
+              <w:rPr>
+                <w:rFonts w:ascii="Aptos Narrow" w:eastAsia="Times New Roman" w:hAnsi="Aptos Narrow" w:cs="Times New Roman"/>
+                <w:color w:val="000000"/>
+                <w:kern w:val="0"/>
+                <w:sz w:val="22"/>
+                <w:szCs w:val="22"/>
+                <w:lang w:eastAsia="en-GB"/>
+                <w14:ligatures w14:val="none"/>
+              </w:rPr>
+              <w:t>task.json</w:t>
+            </w:r>
+            <w:proofErr w:type="spellEnd"/>
+            <w:proofErr w:type="gramEnd"/>
+            <w:r>
+              <w:rPr>
+                <w:rFonts w:ascii="Aptos Narrow" w:eastAsia="Times New Roman" w:hAnsi="Aptos Narrow" w:cs="Times New Roman"/>
+                <w:color w:val="000000"/>
+                <w:kern w:val="0"/>
+                <w:sz w:val="22"/>
+                <w:szCs w:val="22"/>
+                <w:lang w:eastAsia="en-GB"/>
+                <w14:ligatures w14:val="none"/>
+              </w:rPr>
+              <w:t xml:space="preserve">, and to the local </w:t>
+            </w:r>
+            <w:proofErr w:type="spellStart"/>
             <w:r>
               <w:rPr>
                 <w:rFonts w:ascii="Aptos Narrow" w:eastAsia="Times New Roman" w:hAnsi="Aptos Narrow" w:cs="Times New Roman"/>
@@ -1630,6 +1957,7 @@
               </w:rPr>
               <w:t>current_tasks</w:t>
             </w:r>
+            <w:proofErr w:type="spellEnd"/>
             <w:r>
               <w:rPr>
                 <w:rFonts w:ascii="Aptos Narrow" w:eastAsia="Times New Roman" w:hAnsi="Aptos Narrow" w:cs="Times New Roman"/>
@@ -1714,7 +2042,47 @@
                 <w:lang w:eastAsia="en-GB"/>
                 <w14:ligatures w14:val="none"/>
               </w:rPr>
-              <w:t>The second task is created with id=1. It is inserted into task_data.json but overwrites the previous task</w:t>
+              <w:t xml:space="preserve">The second task is created with id=1. It is inserted into </w:t>
+            </w:r>
+            <w:proofErr w:type="spellStart"/>
+            <w:r>
+              <w:rPr>
+                <w:rFonts w:ascii="Aptos Narrow" w:eastAsia="Times New Roman" w:hAnsi="Aptos Narrow" w:cs="Times New Roman"/>
+                <w:color w:val="000000"/>
+                <w:kern w:val="0"/>
+                <w:sz w:val="22"/>
+                <w:szCs w:val="22"/>
+                <w:lang w:eastAsia="en-GB"/>
+                <w14:ligatures w14:val="none"/>
+              </w:rPr>
+              <w:t>task_</w:t>
+            </w:r>
+            <w:proofErr w:type="gramStart"/>
+            <w:r>
+              <w:rPr>
+                <w:rFonts w:ascii="Aptos Narrow" w:eastAsia="Times New Roman" w:hAnsi="Aptos Narrow" w:cs="Times New Roman"/>
+                <w:color w:val="000000"/>
+                <w:kern w:val="0"/>
+                <w:sz w:val="22"/>
+                <w:szCs w:val="22"/>
+                <w:lang w:eastAsia="en-GB"/>
+                <w14:ligatures w14:val="none"/>
+              </w:rPr>
+              <w:t>data.json</w:t>
+            </w:r>
+            <w:proofErr w:type="spellEnd"/>
+            <w:proofErr w:type="gramEnd"/>
+            <w:r>
+              <w:rPr>
+                <w:rFonts w:ascii="Aptos Narrow" w:eastAsia="Times New Roman" w:hAnsi="Aptos Narrow" w:cs="Times New Roman"/>
+                <w:color w:val="000000"/>
+                <w:kern w:val="0"/>
+                <w:sz w:val="22"/>
+                <w:szCs w:val="22"/>
+                <w:lang w:eastAsia="en-GB"/>
+                <w14:ligatures w14:val="none"/>
+              </w:rPr>
+              <w:t xml:space="preserve"> but overwrites the previous task</w:t>
             </w:r>
           </w:p>
         </w:tc>
@@ -1752,8 +2120,48 @@
                 <w:lang w:eastAsia="en-GB"/>
                 <w14:ligatures w14:val="none"/>
               </w:rPr>
-              <w:t>Store newest_id with the tasks and number_retrieved</w:t>
-            </w:r>
+              <w:t xml:space="preserve">Store </w:t>
+            </w:r>
+            <w:proofErr w:type="spellStart"/>
+            <w:r>
+              <w:rPr>
+                <w:rFonts w:ascii="Aptos Narrow" w:eastAsia="Times New Roman" w:hAnsi="Aptos Narrow" w:cs="Times New Roman"/>
+                <w:color w:val="000000"/>
+                <w:kern w:val="0"/>
+                <w:sz w:val="22"/>
+                <w:szCs w:val="22"/>
+                <w:lang w:eastAsia="en-GB"/>
+                <w14:ligatures w14:val="none"/>
+              </w:rPr>
+              <w:t>newest_id</w:t>
+            </w:r>
+            <w:proofErr w:type="spellEnd"/>
+            <w:r>
+              <w:rPr>
+                <w:rFonts w:ascii="Aptos Narrow" w:eastAsia="Times New Roman" w:hAnsi="Aptos Narrow" w:cs="Times New Roman"/>
+                <w:color w:val="000000"/>
+                <w:kern w:val="0"/>
+                <w:sz w:val="22"/>
+                <w:szCs w:val="22"/>
+                <w:lang w:eastAsia="en-GB"/>
+                <w14:ligatures w14:val="none"/>
+              </w:rPr>
+              <w:t xml:space="preserve"> with the tasks and </w:t>
+            </w:r>
+            <w:proofErr w:type="spellStart"/>
+            <w:r>
+              <w:rPr>
+                <w:rFonts w:ascii="Aptos Narrow" w:eastAsia="Times New Roman" w:hAnsi="Aptos Narrow" w:cs="Times New Roman"/>
+                <w:color w:val="000000"/>
+                <w:kern w:val="0"/>
+                <w:sz w:val="22"/>
+                <w:szCs w:val="22"/>
+                <w:lang w:eastAsia="en-GB"/>
+                <w14:ligatures w14:val="none"/>
+              </w:rPr>
+              <w:t>number_retrieved</w:t>
+            </w:r>
+            <w:proofErr w:type="spellEnd"/>
           </w:p>
         </w:tc>
       </w:tr>
@@ -2029,8 +2437,37 @@
                 <w:lang w:eastAsia="en-GB"/>
                 <w14:ligatures w14:val="none"/>
               </w:rPr>
-              <w:t xml:space="preserve">to task.json, and to the local </w:t>
-            </w:r>
+              <w:t xml:space="preserve">to </w:t>
+            </w:r>
+            <w:proofErr w:type="spellStart"/>
+            <w:proofErr w:type="gramStart"/>
+            <w:r>
+              <w:rPr>
+                <w:rFonts w:ascii="Aptos Narrow" w:eastAsia="Times New Roman" w:hAnsi="Aptos Narrow" w:cs="Times New Roman"/>
+                <w:color w:val="000000"/>
+                <w:kern w:val="0"/>
+                <w:sz w:val="22"/>
+                <w:szCs w:val="22"/>
+                <w:lang w:eastAsia="en-GB"/>
+                <w14:ligatures w14:val="none"/>
+              </w:rPr>
+              <w:t>task.json</w:t>
+            </w:r>
+            <w:proofErr w:type="spellEnd"/>
+            <w:proofErr w:type="gramEnd"/>
+            <w:r>
+              <w:rPr>
+                <w:rFonts w:ascii="Aptos Narrow" w:eastAsia="Times New Roman" w:hAnsi="Aptos Narrow" w:cs="Times New Roman"/>
+                <w:color w:val="000000"/>
+                <w:kern w:val="0"/>
+                <w:sz w:val="22"/>
+                <w:szCs w:val="22"/>
+                <w:lang w:eastAsia="en-GB"/>
+                <w14:ligatures w14:val="none"/>
+              </w:rPr>
+              <w:t xml:space="preserve">, and to the local </w:t>
+            </w:r>
+            <w:proofErr w:type="spellStart"/>
             <w:r>
               <w:rPr>
                 <w:rFonts w:ascii="Aptos Narrow" w:eastAsia="Times New Roman" w:hAnsi="Aptos Narrow" w:cs="Times New Roman"/>
@@ -2043,6 +2480,7 @@
               </w:rPr>
               <w:t>current_tasks</w:t>
             </w:r>
+            <w:proofErr w:type="spellEnd"/>
             <w:r>
               <w:rPr>
                 <w:rFonts w:ascii="Aptos Narrow" w:eastAsia="Times New Roman" w:hAnsi="Aptos Narrow" w:cs="Times New Roman"/>
@@ -2397,7 +2835,73 @@
                 <w:lang w:eastAsia="en-GB"/>
                 <w14:ligatures w14:val="none"/>
               </w:rPr>
-              <w:t>No new task is added to task_data.json or the local current_tasks and the following error messages are printed:</w:t>
+              <w:t xml:space="preserve">No new task is added to </w:t>
+            </w:r>
+            <w:proofErr w:type="spellStart"/>
+            <w:r>
+              <w:rPr>
+                <w:rFonts w:ascii="Aptos Narrow" w:eastAsia="Times New Roman" w:hAnsi="Aptos Narrow" w:cs="Times New Roman"/>
+                <w:color w:val="000000"/>
+                <w:kern w:val="0"/>
+                <w:sz w:val="22"/>
+                <w:szCs w:val="22"/>
+                <w:lang w:eastAsia="en-GB"/>
+                <w14:ligatures w14:val="none"/>
+              </w:rPr>
+              <w:t>task_</w:t>
+            </w:r>
+            <w:proofErr w:type="gramStart"/>
+            <w:r>
+              <w:rPr>
+                <w:rFonts w:ascii="Aptos Narrow" w:eastAsia="Times New Roman" w:hAnsi="Aptos Narrow" w:cs="Times New Roman"/>
+                <w:color w:val="000000"/>
+                <w:kern w:val="0"/>
+                <w:sz w:val="22"/>
+                <w:szCs w:val="22"/>
+                <w:lang w:eastAsia="en-GB"/>
+                <w14:ligatures w14:val="none"/>
+              </w:rPr>
+              <w:t>data.json</w:t>
+            </w:r>
+            <w:proofErr w:type="spellEnd"/>
+            <w:proofErr w:type="gramEnd"/>
+            <w:r>
+              <w:rPr>
+                <w:rFonts w:ascii="Aptos Narrow" w:eastAsia="Times New Roman" w:hAnsi="Aptos Narrow" w:cs="Times New Roman"/>
+                <w:color w:val="000000"/>
+                <w:kern w:val="0"/>
+                <w:sz w:val="22"/>
+                <w:szCs w:val="22"/>
+                <w:lang w:eastAsia="en-GB"/>
+                <w14:ligatures w14:val="none"/>
+              </w:rPr>
+              <w:t xml:space="preserve"> or the local </w:t>
+            </w:r>
+            <w:proofErr w:type="spellStart"/>
+            <w:r>
+              <w:rPr>
+                <w:rFonts w:ascii="Aptos Narrow" w:eastAsia="Times New Roman" w:hAnsi="Aptos Narrow" w:cs="Times New Roman"/>
+                <w:color w:val="000000"/>
+                <w:kern w:val="0"/>
+                <w:sz w:val="22"/>
+                <w:szCs w:val="22"/>
+                <w:lang w:eastAsia="en-GB"/>
+                <w14:ligatures w14:val="none"/>
+              </w:rPr>
+              <w:t>current_tasks</w:t>
+            </w:r>
+            <w:proofErr w:type="spellEnd"/>
+            <w:r>
+              <w:rPr>
+                <w:rFonts w:ascii="Aptos Narrow" w:eastAsia="Times New Roman" w:hAnsi="Aptos Narrow" w:cs="Times New Roman"/>
+                <w:color w:val="000000"/>
+                <w:kern w:val="0"/>
+                <w:sz w:val="22"/>
+                <w:szCs w:val="22"/>
+                <w:lang w:eastAsia="en-GB"/>
+                <w14:ligatures w14:val="none"/>
+              </w:rPr>
+              <w:t xml:space="preserve"> and the following error messages are printed:</w:t>
             </w:r>
           </w:p>
           <w:p>
@@ -2619,17 +3123,83 @@
                 <w14:ligatures w14:val="none"/>
               </w:rPr>
             </w:pPr>
-            <w:r>
-              <w:rPr>
-                <w:rFonts w:ascii="Aptos Narrow" w:eastAsia="Times New Roman" w:hAnsi="Aptos Narrow" w:cs="Times New Roman"/>
-                <w:color w:val="000000"/>
-                <w:kern w:val="0"/>
-                <w:sz w:val="22"/>
-                <w:szCs w:val="22"/>
-                <w:lang w:eastAsia="en-GB"/>
-                <w14:ligatures w14:val="none"/>
-              </w:rPr>
-              <w:t>new_task = model.add_task(de</w:t>
+            <w:proofErr w:type="spellStart"/>
+            <w:r>
+              <w:rPr>
+                <w:rFonts w:ascii="Aptos Narrow" w:eastAsia="Times New Roman" w:hAnsi="Aptos Narrow" w:cs="Times New Roman"/>
+                <w:color w:val="000000"/>
+                <w:kern w:val="0"/>
+                <w:sz w:val="22"/>
+                <w:szCs w:val="22"/>
+                <w:lang w:eastAsia="en-GB"/>
+                <w14:ligatures w14:val="none"/>
+              </w:rPr>
+              <w:t>new_task</w:t>
+            </w:r>
+            <w:proofErr w:type="spellEnd"/>
+            <w:r>
+              <w:rPr>
+                <w:rFonts w:ascii="Aptos Narrow" w:eastAsia="Times New Roman" w:hAnsi="Aptos Narrow" w:cs="Times New Roman"/>
+                <w:color w:val="000000"/>
+                <w:kern w:val="0"/>
+                <w:sz w:val="22"/>
+                <w:szCs w:val="22"/>
+                <w:lang w:eastAsia="en-GB"/>
+                <w14:ligatures w14:val="none"/>
+              </w:rPr>
+              <w:t xml:space="preserve"> = </w:t>
+            </w:r>
+            <w:proofErr w:type="spellStart"/>
+            <w:r>
+              <w:rPr>
+                <w:rFonts w:ascii="Aptos Narrow" w:eastAsia="Times New Roman" w:hAnsi="Aptos Narrow" w:cs="Times New Roman"/>
+                <w:color w:val="000000"/>
+                <w:kern w:val="0"/>
+                <w:sz w:val="22"/>
+                <w:szCs w:val="22"/>
+                <w:lang w:eastAsia="en-GB"/>
+                <w14:ligatures w14:val="none"/>
+              </w:rPr>
+              <w:t>model.add_</w:t>
+            </w:r>
+            <w:proofErr w:type="gramStart"/>
+            <w:r>
+              <w:rPr>
+                <w:rFonts w:ascii="Aptos Narrow" w:eastAsia="Times New Roman" w:hAnsi="Aptos Narrow" w:cs="Times New Roman"/>
+                <w:color w:val="000000"/>
+                <w:kern w:val="0"/>
+                <w:sz w:val="22"/>
+                <w:szCs w:val="22"/>
+                <w:lang w:eastAsia="en-GB"/>
+                <w14:ligatures w14:val="none"/>
+              </w:rPr>
+              <w:t>task</w:t>
+            </w:r>
+            <w:proofErr w:type="spellEnd"/>
+            <w:r>
+              <w:rPr>
+                <w:rFonts w:ascii="Aptos Narrow" w:eastAsia="Times New Roman" w:hAnsi="Aptos Narrow" w:cs="Times New Roman"/>
+                <w:color w:val="000000"/>
+                <w:kern w:val="0"/>
+                <w:sz w:val="22"/>
+                <w:szCs w:val="22"/>
+                <w:lang w:eastAsia="en-GB"/>
+                <w14:ligatures w14:val="none"/>
+              </w:rPr>
+              <w:t>(</w:t>
+            </w:r>
+            <w:proofErr w:type="gramEnd"/>
+            <w:r>
+              <w:rPr>
+                <w:rFonts w:ascii="Aptos Narrow" w:eastAsia="Times New Roman" w:hAnsi="Aptos Narrow" w:cs="Times New Roman"/>
+                <w:color w:val="000000"/>
+                <w:kern w:val="0"/>
+                <w:sz w:val="22"/>
+                <w:szCs w:val="22"/>
+                <w:lang w:eastAsia="en-GB"/>
+                <w14:ligatures w14:val="none"/>
+              </w:rPr>
+              <w:t>de</w:t>
             </w:r>
             <w:r>
               <w:rPr>
@@ -2672,17 +3242,57 @@
                 <w14:ligatures w14:val="none"/>
               </w:rPr>
             </w:pPr>
-            <w:r>
-              <w:rPr>
-                <w:rFonts w:ascii="Aptos Narrow" w:eastAsia="Times New Roman" w:hAnsi="Aptos Narrow" w:cs="Times New Roman"/>
-                <w:color w:val="000000"/>
-                <w:kern w:val="0"/>
-                <w:sz w:val="22"/>
-                <w:szCs w:val="22"/>
-                <w:lang w:eastAsia="en-GB"/>
-                <w14:ligatures w14:val="none"/>
-              </w:rPr>
-              <w:t>ValueError: invalid literal for int() with base 10: ''</w:t>
+            <w:proofErr w:type="spellStart"/>
+            <w:r>
+              <w:rPr>
+                <w:rFonts w:ascii="Aptos Narrow" w:eastAsia="Times New Roman" w:hAnsi="Aptos Narrow" w:cs="Times New Roman"/>
+                <w:color w:val="000000"/>
+                <w:kern w:val="0"/>
+                <w:sz w:val="22"/>
+                <w:szCs w:val="22"/>
+                <w:lang w:eastAsia="en-GB"/>
+                <w14:ligatures w14:val="none"/>
+              </w:rPr>
+              <w:t>ValueError</w:t>
+            </w:r>
+            <w:proofErr w:type="spellEnd"/>
+            <w:r>
+              <w:rPr>
+                <w:rFonts w:ascii="Aptos Narrow" w:eastAsia="Times New Roman" w:hAnsi="Aptos Narrow" w:cs="Times New Roman"/>
+                <w:color w:val="000000"/>
+                <w:kern w:val="0"/>
+                <w:sz w:val="22"/>
+                <w:szCs w:val="22"/>
+                <w:lang w:eastAsia="en-GB"/>
+                <w14:ligatures w14:val="none"/>
+              </w:rPr>
+              <w:t xml:space="preserve">: invalid literal for </w:t>
+            </w:r>
+            <w:proofErr w:type="gramStart"/>
+            <w:r>
+              <w:rPr>
+                <w:rFonts w:ascii="Aptos Narrow" w:eastAsia="Times New Roman" w:hAnsi="Aptos Narrow" w:cs="Times New Roman"/>
+                <w:color w:val="000000"/>
+                <w:kern w:val="0"/>
+                <w:sz w:val="22"/>
+                <w:szCs w:val="22"/>
+                <w:lang w:eastAsia="en-GB"/>
+                <w14:ligatures w14:val="none"/>
+              </w:rPr>
+              <w:t>int(</w:t>
+            </w:r>
+            <w:proofErr w:type="gramEnd"/>
+            <w:r>
+              <w:rPr>
+                <w:rFonts w:ascii="Aptos Narrow" w:eastAsia="Times New Roman" w:hAnsi="Aptos Narrow" w:cs="Times New Roman"/>
+                <w:color w:val="000000"/>
+                <w:kern w:val="0"/>
+                <w:sz w:val="22"/>
+                <w:szCs w:val="22"/>
+                <w:lang w:eastAsia="en-GB"/>
+                <w14:ligatures w14:val="none"/>
+              </w:rPr>
+              <w:t>) with base 10: ''</w:t>
             </w:r>
           </w:p>
           <w:p>
@@ -2989,7 +3599,73 @@
                 <w:lang w:eastAsia="en-GB"/>
                 <w14:ligatures w14:val="none"/>
               </w:rPr>
-              <w:t>No new task is added to task_data.json or the local current_tasks and the following error messages are printed:</w:t>
+              <w:t xml:space="preserve">No new task is added to </w:t>
+            </w:r>
+            <w:proofErr w:type="spellStart"/>
+            <w:r>
+              <w:rPr>
+                <w:rFonts w:ascii="Aptos Narrow" w:eastAsia="Times New Roman" w:hAnsi="Aptos Narrow" w:cs="Times New Roman"/>
+                <w:color w:val="000000"/>
+                <w:kern w:val="0"/>
+                <w:sz w:val="22"/>
+                <w:szCs w:val="22"/>
+                <w:lang w:eastAsia="en-GB"/>
+                <w14:ligatures w14:val="none"/>
+              </w:rPr>
+              <w:t>task_</w:t>
+            </w:r>
+            <w:proofErr w:type="gramStart"/>
+            <w:r>
+              <w:rPr>
+                <w:rFonts w:ascii="Aptos Narrow" w:eastAsia="Times New Roman" w:hAnsi="Aptos Narrow" w:cs="Times New Roman"/>
+                <w:color w:val="000000"/>
+                <w:kern w:val="0"/>
+                <w:sz w:val="22"/>
+                <w:szCs w:val="22"/>
+                <w:lang w:eastAsia="en-GB"/>
+                <w14:ligatures w14:val="none"/>
+              </w:rPr>
+              <w:t>data.json</w:t>
+            </w:r>
+            <w:proofErr w:type="spellEnd"/>
+            <w:proofErr w:type="gramEnd"/>
+            <w:r>
+              <w:rPr>
+                <w:rFonts w:ascii="Aptos Narrow" w:eastAsia="Times New Roman" w:hAnsi="Aptos Narrow" w:cs="Times New Roman"/>
+                <w:color w:val="000000"/>
+                <w:kern w:val="0"/>
+                <w:sz w:val="22"/>
+                <w:szCs w:val="22"/>
+                <w:lang w:eastAsia="en-GB"/>
+                <w14:ligatures w14:val="none"/>
+              </w:rPr>
+              <w:t xml:space="preserve"> or the local </w:t>
+            </w:r>
+            <w:proofErr w:type="spellStart"/>
+            <w:r>
+              <w:rPr>
+                <w:rFonts w:ascii="Aptos Narrow" w:eastAsia="Times New Roman" w:hAnsi="Aptos Narrow" w:cs="Times New Roman"/>
+                <w:color w:val="000000"/>
+                <w:kern w:val="0"/>
+                <w:sz w:val="22"/>
+                <w:szCs w:val="22"/>
+                <w:lang w:eastAsia="en-GB"/>
+                <w14:ligatures w14:val="none"/>
+              </w:rPr>
+              <w:t>current_tasks</w:t>
+            </w:r>
+            <w:proofErr w:type="spellEnd"/>
+            <w:r>
+              <w:rPr>
+                <w:rFonts w:ascii="Aptos Narrow" w:eastAsia="Times New Roman" w:hAnsi="Aptos Narrow" w:cs="Times New Roman"/>
+                <w:color w:val="000000"/>
+                <w:kern w:val="0"/>
+                <w:sz w:val="22"/>
+                <w:szCs w:val="22"/>
+                <w:lang w:eastAsia="en-GB"/>
+                <w14:ligatures w14:val="none"/>
+              </w:rPr>
+              <w:t xml:space="preserve"> and the following error messages are printed:</w:t>
             </w:r>
           </w:p>
           <w:p>
@@ -3383,7 +4059,73 @@
                 <w:lang w:eastAsia="en-GB"/>
                 <w14:ligatures w14:val="none"/>
               </w:rPr>
-              <w:t>No new task is added to task_data.json or the local current_tasks and the following error messages are printed:</w:t>
+              <w:t xml:space="preserve">No new task is added to </w:t>
+            </w:r>
+            <w:proofErr w:type="spellStart"/>
+            <w:r>
+              <w:rPr>
+                <w:rFonts w:ascii="Aptos Narrow" w:eastAsia="Times New Roman" w:hAnsi="Aptos Narrow" w:cs="Times New Roman"/>
+                <w:color w:val="000000"/>
+                <w:kern w:val="0"/>
+                <w:sz w:val="22"/>
+                <w:szCs w:val="22"/>
+                <w:lang w:eastAsia="en-GB"/>
+                <w14:ligatures w14:val="none"/>
+              </w:rPr>
+              <w:t>task_</w:t>
+            </w:r>
+            <w:proofErr w:type="gramStart"/>
+            <w:r>
+              <w:rPr>
+                <w:rFonts w:ascii="Aptos Narrow" w:eastAsia="Times New Roman" w:hAnsi="Aptos Narrow" w:cs="Times New Roman"/>
+                <w:color w:val="000000"/>
+                <w:kern w:val="0"/>
+                <w:sz w:val="22"/>
+                <w:szCs w:val="22"/>
+                <w:lang w:eastAsia="en-GB"/>
+                <w14:ligatures w14:val="none"/>
+              </w:rPr>
+              <w:t>data.json</w:t>
+            </w:r>
+            <w:proofErr w:type="spellEnd"/>
+            <w:proofErr w:type="gramEnd"/>
+            <w:r>
+              <w:rPr>
+                <w:rFonts w:ascii="Aptos Narrow" w:eastAsia="Times New Roman" w:hAnsi="Aptos Narrow" w:cs="Times New Roman"/>
+                <w:color w:val="000000"/>
+                <w:kern w:val="0"/>
+                <w:sz w:val="22"/>
+                <w:szCs w:val="22"/>
+                <w:lang w:eastAsia="en-GB"/>
+                <w14:ligatures w14:val="none"/>
+              </w:rPr>
+              <w:t xml:space="preserve"> or the local </w:t>
+            </w:r>
+            <w:proofErr w:type="spellStart"/>
+            <w:r>
+              <w:rPr>
+                <w:rFonts w:ascii="Aptos Narrow" w:eastAsia="Times New Roman" w:hAnsi="Aptos Narrow" w:cs="Times New Roman"/>
+                <w:color w:val="000000"/>
+                <w:kern w:val="0"/>
+                <w:sz w:val="22"/>
+                <w:szCs w:val="22"/>
+                <w:lang w:eastAsia="en-GB"/>
+                <w14:ligatures w14:val="none"/>
+              </w:rPr>
+              <w:t>current_tasks</w:t>
+            </w:r>
+            <w:proofErr w:type="spellEnd"/>
+            <w:r>
+              <w:rPr>
+                <w:rFonts w:ascii="Aptos Narrow" w:eastAsia="Times New Roman" w:hAnsi="Aptos Narrow" w:cs="Times New Roman"/>
+                <w:color w:val="000000"/>
+                <w:kern w:val="0"/>
+                <w:sz w:val="22"/>
+                <w:szCs w:val="22"/>
+                <w:lang w:eastAsia="en-GB"/>
+                <w14:ligatures w14:val="none"/>
+              </w:rPr>
+              <w:t xml:space="preserve"> and the following error messages are printed:</w:t>
             </w:r>
           </w:p>
           <w:p>
@@ -3734,8 +4476,37 @@
                 <w:lang w:eastAsia="en-GB"/>
                 <w14:ligatures w14:val="none"/>
               </w:rPr>
-              <w:t xml:space="preserve">Adds a task to task.json, and to the local </w:t>
-            </w:r>
+              <w:t xml:space="preserve">Adds a task to </w:t>
+            </w:r>
+            <w:proofErr w:type="spellStart"/>
+            <w:proofErr w:type="gramStart"/>
+            <w:r>
+              <w:rPr>
+                <w:rFonts w:ascii="Aptos Narrow" w:eastAsia="Times New Roman" w:hAnsi="Aptos Narrow" w:cs="Times New Roman"/>
+                <w:color w:val="000000"/>
+                <w:kern w:val="0"/>
+                <w:sz w:val="22"/>
+                <w:szCs w:val="22"/>
+                <w:lang w:eastAsia="en-GB"/>
+                <w14:ligatures w14:val="none"/>
+              </w:rPr>
+              <w:t>task.json</w:t>
+            </w:r>
+            <w:proofErr w:type="spellEnd"/>
+            <w:proofErr w:type="gramEnd"/>
+            <w:r>
+              <w:rPr>
+                <w:rFonts w:ascii="Aptos Narrow" w:eastAsia="Times New Roman" w:hAnsi="Aptos Narrow" w:cs="Times New Roman"/>
+                <w:color w:val="000000"/>
+                <w:kern w:val="0"/>
+                <w:sz w:val="22"/>
+                <w:szCs w:val="22"/>
+                <w:lang w:eastAsia="en-GB"/>
+                <w14:ligatures w14:val="none"/>
+              </w:rPr>
+              <w:t xml:space="preserve">, and to the local </w:t>
+            </w:r>
+            <w:proofErr w:type="spellStart"/>
             <w:r>
               <w:rPr>
                 <w:rFonts w:ascii="Aptos Narrow" w:eastAsia="Times New Roman" w:hAnsi="Aptos Narrow" w:cs="Times New Roman"/>
@@ -3748,6 +4519,7 @@
               </w:rPr>
               <w:t>current_tasks</w:t>
             </w:r>
+            <w:proofErr w:type="spellEnd"/>
             <w:r>
               <w:rPr>
                 <w:rFonts w:ascii="Aptos Narrow" w:eastAsia="Times New Roman" w:hAnsi="Aptos Narrow" w:cs="Times New Roman"/>
@@ -3850,8 +4622,35 @@
                 <w:lang w:eastAsia="en-GB"/>
                 <w14:ligatures w14:val="none"/>
               </w:rPr>
-              <w:t xml:space="preserve">"my description", priority: </w:t>
-            </w:r>
+              <w:t>"</w:t>
+            </w:r>
+            <w:proofErr w:type="gramStart"/>
+            <w:r>
+              <w:rPr>
+                <w:rFonts w:ascii="Aptos Narrow" w:eastAsia="Times New Roman" w:hAnsi="Aptos Narrow" w:cs="Times New Roman"/>
+                <w:color w:val="000000"/>
+                <w:kern w:val="0"/>
+                <w:sz w:val="22"/>
+                <w:szCs w:val="22"/>
+                <w:lang w:eastAsia="en-GB"/>
+                <w14:ligatures w14:val="none"/>
+              </w:rPr>
+              <w:t>my</w:t>
+            </w:r>
+            <w:proofErr w:type="gramEnd"/>
+            <w:r>
+              <w:rPr>
+                <w:rFonts w:ascii="Aptos Narrow" w:eastAsia="Times New Roman" w:hAnsi="Aptos Narrow" w:cs="Times New Roman"/>
+                <w:color w:val="000000"/>
+                <w:kern w:val="0"/>
+                <w:sz w:val="22"/>
+                <w:szCs w:val="22"/>
+                <w:lang w:eastAsia="en-GB"/>
+                <w14:ligatures w14:val="none"/>
+              </w:rPr>
+              <w:t xml:space="preserve"> description", priority: </w:t>
+            </w:r>
+            <w:proofErr w:type="gramStart"/>
             <w:r>
               <w:rPr>
                 <w:rFonts w:ascii="Aptos Narrow" w:eastAsia="Times New Roman" w:hAnsi="Aptos Narrow" w:cs="Times New Roman"/>
@@ -3876,6 +4675,7 @@
               </w:rPr>
               <w:t xml:space="preserve"> ,</w:t>
             </w:r>
+            <w:proofErr w:type="gramEnd"/>
           </w:p>
           <w:p>
             <w:pPr>
@@ -4246,7 +5046,73 @@
                 <w:lang w:eastAsia="en-GB"/>
                 <w14:ligatures w14:val="none"/>
               </w:rPr>
-              <w:t>No new task is added to task_data.json or the local current_tasks and the following error messages are printed:</w:t>
+              <w:t xml:space="preserve">No new task is added to </w:t>
+            </w:r>
+            <w:proofErr w:type="spellStart"/>
+            <w:r>
+              <w:rPr>
+                <w:rFonts w:ascii="Aptos Narrow" w:eastAsia="Times New Roman" w:hAnsi="Aptos Narrow" w:cs="Times New Roman"/>
+                <w:color w:val="000000"/>
+                <w:kern w:val="0"/>
+                <w:sz w:val="22"/>
+                <w:szCs w:val="22"/>
+                <w:lang w:eastAsia="en-GB"/>
+                <w14:ligatures w14:val="none"/>
+              </w:rPr>
+              <w:t>task_</w:t>
+            </w:r>
+            <w:proofErr w:type="gramStart"/>
+            <w:r>
+              <w:rPr>
+                <w:rFonts w:ascii="Aptos Narrow" w:eastAsia="Times New Roman" w:hAnsi="Aptos Narrow" w:cs="Times New Roman"/>
+                <w:color w:val="000000"/>
+                <w:kern w:val="0"/>
+                <w:sz w:val="22"/>
+                <w:szCs w:val="22"/>
+                <w:lang w:eastAsia="en-GB"/>
+                <w14:ligatures w14:val="none"/>
+              </w:rPr>
+              <w:t>data.json</w:t>
+            </w:r>
+            <w:proofErr w:type="spellEnd"/>
+            <w:proofErr w:type="gramEnd"/>
+            <w:r>
+              <w:rPr>
+                <w:rFonts w:ascii="Aptos Narrow" w:eastAsia="Times New Roman" w:hAnsi="Aptos Narrow" w:cs="Times New Roman"/>
+                <w:color w:val="000000"/>
+                <w:kern w:val="0"/>
+                <w:sz w:val="22"/>
+                <w:szCs w:val="22"/>
+                <w:lang w:eastAsia="en-GB"/>
+                <w14:ligatures w14:val="none"/>
+              </w:rPr>
+              <w:t xml:space="preserve"> or the local </w:t>
+            </w:r>
+            <w:proofErr w:type="spellStart"/>
+            <w:r>
+              <w:rPr>
+                <w:rFonts w:ascii="Aptos Narrow" w:eastAsia="Times New Roman" w:hAnsi="Aptos Narrow" w:cs="Times New Roman"/>
+                <w:color w:val="000000"/>
+                <w:kern w:val="0"/>
+                <w:sz w:val="22"/>
+                <w:szCs w:val="22"/>
+                <w:lang w:eastAsia="en-GB"/>
+                <w14:ligatures w14:val="none"/>
+              </w:rPr>
+              <w:t>current_tasks</w:t>
+            </w:r>
+            <w:proofErr w:type="spellEnd"/>
+            <w:r>
+              <w:rPr>
+                <w:rFonts w:ascii="Aptos Narrow" w:eastAsia="Times New Roman" w:hAnsi="Aptos Narrow" w:cs="Times New Roman"/>
+                <w:color w:val="000000"/>
+                <w:kern w:val="0"/>
+                <w:sz w:val="22"/>
+                <w:szCs w:val="22"/>
+                <w:lang w:eastAsia="en-GB"/>
+                <w14:ligatures w14:val="none"/>
+              </w:rPr>
+              <w:t xml:space="preserve"> and the following error messages are printed:</w:t>
             </w:r>
           </w:p>
           <w:p>
@@ -5350,7 +6216,33 @@
                 <w:lang w:eastAsia="en-GB"/>
                 <w14:ligatures w14:val="none"/>
               </w:rPr>
-              <w:t>Between executions, maintain priority_idx’s state</w:t>
+              <w:t xml:space="preserve">Between executions, maintain </w:t>
+            </w:r>
+            <w:proofErr w:type="spellStart"/>
+            <w:r>
+              <w:rPr>
+                <w:rFonts w:ascii="Aptos Narrow" w:eastAsia="Times New Roman" w:hAnsi="Aptos Narrow" w:cs="Times New Roman"/>
+                <w:color w:val="000000"/>
+                <w:kern w:val="0"/>
+                <w:sz w:val="22"/>
+                <w:szCs w:val="22"/>
+                <w:lang w:eastAsia="en-GB"/>
+                <w14:ligatures w14:val="none"/>
+              </w:rPr>
+              <w:t>priority_idx’s</w:t>
+            </w:r>
+            <w:proofErr w:type="spellEnd"/>
+            <w:r>
+              <w:rPr>
+                <w:rFonts w:ascii="Aptos Narrow" w:eastAsia="Times New Roman" w:hAnsi="Aptos Narrow" w:cs="Times New Roman"/>
+                <w:color w:val="000000"/>
+                <w:kern w:val="0"/>
+                <w:sz w:val="22"/>
+                <w:szCs w:val="22"/>
+                <w:lang w:eastAsia="en-GB"/>
+                <w14:ligatures w14:val="none"/>
+              </w:rPr>
+              <w:t xml:space="preserve"> state</w:t>
             </w:r>
           </w:p>
         </w:tc>
@@ -5469,7 +6361,33 @@
                 <w:lang w:eastAsia="en-GB"/>
                 <w14:ligatures w14:val="none"/>
               </w:rPr>
-              <w:t>The task with the  description “b” will be printed, and the queue will be empty afterwards</w:t>
+              <w:t xml:space="preserve">The task with </w:t>
+            </w:r>
+            <w:proofErr w:type="gramStart"/>
+            <w:r>
+              <w:rPr>
+                <w:rFonts w:ascii="Aptos Narrow" w:eastAsia="Times New Roman" w:hAnsi="Aptos Narrow" w:cs="Times New Roman"/>
+                <w:color w:val="000000"/>
+                <w:kern w:val="0"/>
+                <w:sz w:val="22"/>
+                <w:szCs w:val="22"/>
+                <w:lang w:eastAsia="en-GB"/>
+                <w14:ligatures w14:val="none"/>
+              </w:rPr>
+              <w:t>the  description</w:t>
+            </w:r>
+            <w:proofErr w:type="gramEnd"/>
+            <w:r>
+              <w:rPr>
+                <w:rFonts w:ascii="Aptos Narrow" w:eastAsia="Times New Roman" w:hAnsi="Aptos Narrow" w:cs="Times New Roman"/>
+                <w:color w:val="000000"/>
+                <w:kern w:val="0"/>
+                <w:sz w:val="22"/>
+                <w:szCs w:val="22"/>
+                <w:lang w:eastAsia="en-GB"/>
+                <w14:ligatures w14:val="none"/>
+              </w:rPr>
+              <w:t xml:space="preserve"> “b” will be printed, and the queue will be empty afterwards</w:t>
             </w:r>
           </w:p>
         </w:tc>
@@ -5496,17 +6414,123 @@
                 <w14:ligatures w14:val="none"/>
               </w:rPr>
             </w:pPr>
-            <w:r>
-              <w:rPr>
-                <w:rFonts w:ascii="Aptos Narrow" w:eastAsia="Times New Roman" w:hAnsi="Aptos Narrow" w:cs="Times New Roman"/>
-                <w:color w:val="000000"/>
-                <w:kern w:val="0"/>
-                <w:sz w:val="22"/>
-                <w:szCs w:val="22"/>
-                <w:lang w:eastAsia="en-GB"/>
-                <w14:ligatures w14:val="none"/>
-              </w:rPr>
-              <w:t>next_task = self.current_tasks[priority_task[1]]</w:t>
+            <w:proofErr w:type="spellStart"/>
+            <w:r>
+              <w:rPr>
+                <w:rFonts w:ascii="Aptos Narrow" w:eastAsia="Times New Roman" w:hAnsi="Aptos Narrow" w:cs="Times New Roman"/>
+                <w:color w:val="000000"/>
+                <w:kern w:val="0"/>
+                <w:sz w:val="22"/>
+                <w:szCs w:val="22"/>
+                <w:lang w:eastAsia="en-GB"/>
+                <w14:ligatures w14:val="none"/>
+              </w:rPr>
+              <w:t>next_task</w:t>
+            </w:r>
+            <w:proofErr w:type="spellEnd"/>
+            <w:r>
+              <w:rPr>
+                <w:rFonts w:ascii="Aptos Narrow" w:eastAsia="Times New Roman" w:hAnsi="Aptos Narrow" w:cs="Times New Roman"/>
+                <w:color w:val="000000"/>
+                <w:kern w:val="0"/>
+                <w:sz w:val="22"/>
+                <w:szCs w:val="22"/>
+                <w:lang w:eastAsia="en-GB"/>
+                <w14:ligatures w14:val="none"/>
+              </w:rPr>
+              <w:t xml:space="preserve"> = </w:t>
+            </w:r>
+            <w:proofErr w:type="spellStart"/>
+            <w:proofErr w:type="gramStart"/>
+            <w:r>
+              <w:rPr>
+                <w:rFonts w:ascii="Aptos Narrow" w:eastAsia="Times New Roman" w:hAnsi="Aptos Narrow" w:cs="Times New Roman"/>
+                <w:color w:val="000000"/>
+                <w:kern w:val="0"/>
+                <w:sz w:val="22"/>
+                <w:szCs w:val="22"/>
+                <w:lang w:eastAsia="en-GB"/>
+                <w14:ligatures w14:val="none"/>
+              </w:rPr>
+              <w:t>self.current</w:t>
+            </w:r>
+            <w:proofErr w:type="gramEnd"/>
+            <w:r>
+              <w:rPr>
+                <w:rFonts w:ascii="Aptos Narrow" w:eastAsia="Times New Roman" w:hAnsi="Aptos Narrow" w:cs="Times New Roman"/>
+                <w:color w:val="000000"/>
+                <w:kern w:val="0"/>
+                <w:sz w:val="22"/>
+                <w:szCs w:val="22"/>
+                <w:lang w:eastAsia="en-GB"/>
+                <w14:ligatures w14:val="none"/>
+              </w:rPr>
+              <w:t>_tasks</w:t>
+            </w:r>
+            <w:proofErr w:type="spellEnd"/>
+            <w:r>
+              <w:rPr>
+                <w:rFonts w:ascii="Aptos Narrow" w:eastAsia="Times New Roman" w:hAnsi="Aptos Narrow" w:cs="Times New Roman"/>
+                <w:color w:val="000000"/>
+                <w:kern w:val="0"/>
+                <w:sz w:val="22"/>
+                <w:szCs w:val="22"/>
+                <w:lang w:eastAsia="en-GB"/>
+                <w14:ligatures w14:val="none"/>
+              </w:rPr>
+              <w:t>[</w:t>
+            </w:r>
+            <w:proofErr w:type="spellStart"/>
+            <w:r>
+              <w:rPr>
+                <w:rFonts w:ascii="Aptos Narrow" w:eastAsia="Times New Roman" w:hAnsi="Aptos Narrow" w:cs="Times New Roman"/>
+                <w:color w:val="000000"/>
+                <w:kern w:val="0"/>
+                <w:sz w:val="22"/>
+                <w:szCs w:val="22"/>
+                <w:lang w:eastAsia="en-GB"/>
+                <w14:ligatures w14:val="none"/>
+              </w:rPr>
+              <w:t>priority_</w:t>
+            </w:r>
+            <w:proofErr w:type="gramStart"/>
+            <w:r>
+              <w:rPr>
+                <w:rFonts w:ascii="Aptos Narrow" w:eastAsia="Times New Roman" w:hAnsi="Aptos Narrow" w:cs="Times New Roman"/>
+                <w:color w:val="000000"/>
+                <w:kern w:val="0"/>
+                <w:sz w:val="22"/>
+                <w:szCs w:val="22"/>
+                <w:lang w:eastAsia="en-GB"/>
+                <w14:ligatures w14:val="none"/>
+              </w:rPr>
+              <w:t>task</w:t>
+            </w:r>
+            <w:proofErr w:type="spellEnd"/>
+            <w:r>
+              <w:rPr>
+                <w:rFonts w:ascii="Aptos Narrow" w:eastAsia="Times New Roman" w:hAnsi="Aptos Narrow" w:cs="Times New Roman"/>
+                <w:color w:val="000000"/>
+                <w:kern w:val="0"/>
+                <w:sz w:val="22"/>
+                <w:szCs w:val="22"/>
+                <w:lang w:eastAsia="en-GB"/>
+                <w14:ligatures w14:val="none"/>
+              </w:rPr>
+              <w:t>[</w:t>
+            </w:r>
+            <w:proofErr w:type="gramEnd"/>
+            <w:r>
+              <w:rPr>
+                <w:rFonts w:ascii="Aptos Narrow" w:eastAsia="Times New Roman" w:hAnsi="Aptos Narrow" w:cs="Times New Roman"/>
+                <w:color w:val="000000"/>
+                <w:kern w:val="0"/>
+                <w:sz w:val="22"/>
+                <w:szCs w:val="22"/>
+                <w:lang w:eastAsia="en-GB"/>
+                <w14:ligatures w14:val="none"/>
+              </w:rPr>
+              <w:t>1]]</w:t>
             </w:r>
           </w:p>
           <w:p>
@@ -5548,17 +6572,31 @@
                 <w14:ligatures w14:val="none"/>
               </w:rPr>
             </w:pPr>
-            <w:r>
-              <w:rPr>
-                <w:rFonts w:ascii="Aptos Narrow" w:eastAsia="Times New Roman" w:hAnsi="Aptos Narrow" w:cs="Times New Roman"/>
-                <w:color w:val="000000"/>
-                <w:kern w:val="0"/>
-                <w:sz w:val="22"/>
-                <w:szCs w:val="22"/>
-                <w:lang w:eastAsia="en-GB"/>
-                <w14:ligatures w14:val="none"/>
-              </w:rPr>
-              <w:t>KeyError: 1</w:t>
+            <w:proofErr w:type="spellStart"/>
+            <w:r>
+              <w:rPr>
+                <w:rFonts w:ascii="Aptos Narrow" w:eastAsia="Times New Roman" w:hAnsi="Aptos Narrow" w:cs="Times New Roman"/>
+                <w:color w:val="000000"/>
+                <w:kern w:val="0"/>
+                <w:sz w:val="22"/>
+                <w:szCs w:val="22"/>
+                <w:lang w:eastAsia="en-GB"/>
+                <w14:ligatures w14:val="none"/>
+              </w:rPr>
+              <w:t>KeyError</w:t>
+            </w:r>
+            <w:proofErr w:type="spellEnd"/>
+            <w:r>
+              <w:rPr>
+                <w:rFonts w:ascii="Aptos Narrow" w:eastAsia="Times New Roman" w:hAnsi="Aptos Narrow" w:cs="Times New Roman"/>
+                <w:color w:val="000000"/>
+                <w:kern w:val="0"/>
+                <w:sz w:val="22"/>
+                <w:szCs w:val="22"/>
+                <w:lang w:eastAsia="en-GB"/>
+                <w14:ligatures w14:val="none"/>
+              </w:rPr>
+              <w:t>: 1</w:t>
             </w:r>
           </w:p>
           <w:p>
@@ -5636,19 +6674,125 @@
                 <w:lang w:eastAsia="en-GB"/>
                 <w14:ligatures w14:val="none"/>
               </w:rPr>
-              <w:t xml:space="preserve">Used the VScode python debugger to see the relevant variable values at a breakpoint on L72 where the keyError occurred. Found that </w:t>
-            </w:r>
-            <w:r>
-              <w:rPr>
-                <w:rFonts w:ascii="Aptos Narrow" w:eastAsia="Times New Roman" w:hAnsi="Aptos Narrow" w:cs="Times New Roman"/>
-                <w:color w:val="000000"/>
-                <w:kern w:val="0"/>
-                <w:sz w:val="22"/>
-                <w:szCs w:val="22"/>
-                <w:lang w:eastAsia="en-GB"/>
-                <w14:ligatures w14:val="none"/>
-              </w:rPr>
-              <w:t>task_data.json did support integers and was passing ids as integers. Cast priority as integer after validation and restore previously-removed integer casting for id</w:t>
+              <w:t xml:space="preserve">Used the </w:t>
+            </w:r>
+            <w:proofErr w:type="spellStart"/>
+            <w:r>
+              <w:rPr>
+                <w:rFonts w:ascii="Aptos Narrow" w:eastAsia="Times New Roman" w:hAnsi="Aptos Narrow" w:cs="Times New Roman"/>
+                <w:color w:val="000000"/>
+                <w:kern w:val="0"/>
+                <w:sz w:val="22"/>
+                <w:szCs w:val="22"/>
+                <w:lang w:eastAsia="en-GB"/>
+                <w14:ligatures w14:val="none"/>
+              </w:rPr>
+              <w:t>VScode</w:t>
+            </w:r>
+            <w:proofErr w:type="spellEnd"/>
+            <w:r>
+              <w:rPr>
+                <w:rFonts w:ascii="Aptos Narrow" w:eastAsia="Times New Roman" w:hAnsi="Aptos Narrow" w:cs="Times New Roman"/>
+                <w:color w:val="000000"/>
+                <w:kern w:val="0"/>
+                <w:sz w:val="22"/>
+                <w:szCs w:val="22"/>
+                <w:lang w:eastAsia="en-GB"/>
+                <w14:ligatures w14:val="none"/>
+              </w:rPr>
+              <w:t xml:space="preserve"> python debugger to see the relevant variable values at a breakpoint on L72 where the </w:t>
+            </w:r>
+            <w:proofErr w:type="spellStart"/>
+            <w:r>
+              <w:rPr>
+                <w:rFonts w:ascii="Aptos Narrow" w:eastAsia="Times New Roman" w:hAnsi="Aptos Narrow" w:cs="Times New Roman"/>
+                <w:color w:val="000000"/>
+                <w:kern w:val="0"/>
+                <w:sz w:val="22"/>
+                <w:szCs w:val="22"/>
+                <w:lang w:eastAsia="en-GB"/>
+                <w14:ligatures w14:val="none"/>
+              </w:rPr>
+              <w:t>keyError</w:t>
+            </w:r>
+            <w:proofErr w:type="spellEnd"/>
+            <w:r>
+              <w:rPr>
+                <w:rFonts w:ascii="Aptos Narrow" w:eastAsia="Times New Roman" w:hAnsi="Aptos Narrow" w:cs="Times New Roman"/>
+                <w:color w:val="000000"/>
+                <w:kern w:val="0"/>
+                <w:sz w:val="22"/>
+                <w:szCs w:val="22"/>
+                <w:lang w:eastAsia="en-GB"/>
+                <w14:ligatures w14:val="none"/>
+              </w:rPr>
+              <w:t xml:space="preserve"> occurred. Found that </w:t>
+            </w:r>
+            <w:proofErr w:type="spellStart"/>
+            <w:r>
+              <w:rPr>
+                <w:rFonts w:ascii="Aptos Narrow" w:eastAsia="Times New Roman" w:hAnsi="Aptos Narrow" w:cs="Times New Roman"/>
+                <w:color w:val="000000"/>
+                <w:kern w:val="0"/>
+                <w:sz w:val="22"/>
+                <w:szCs w:val="22"/>
+                <w:lang w:eastAsia="en-GB"/>
+                <w14:ligatures w14:val="none"/>
+              </w:rPr>
+              <w:t>task_</w:t>
+            </w:r>
+            <w:proofErr w:type="gramStart"/>
+            <w:r>
+              <w:rPr>
+                <w:rFonts w:ascii="Aptos Narrow" w:eastAsia="Times New Roman" w:hAnsi="Aptos Narrow" w:cs="Times New Roman"/>
+                <w:color w:val="000000"/>
+                <w:kern w:val="0"/>
+                <w:sz w:val="22"/>
+                <w:szCs w:val="22"/>
+                <w:lang w:eastAsia="en-GB"/>
+                <w14:ligatures w14:val="none"/>
+              </w:rPr>
+              <w:t>data.json</w:t>
+            </w:r>
+            <w:proofErr w:type="spellEnd"/>
+            <w:proofErr w:type="gramEnd"/>
+            <w:r>
+              <w:rPr>
+                <w:rFonts w:ascii="Aptos Narrow" w:eastAsia="Times New Roman" w:hAnsi="Aptos Narrow" w:cs="Times New Roman"/>
+                <w:color w:val="000000"/>
+                <w:kern w:val="0"/>
+                <w:sz w:val="22"/>
+                <w:szCs w:val="22"/>
+                <w:lang w:eastAsia="en-GB"/>
+                <w14:ligatures w14:val="none"/>
+              </w:rPr>
+              <w:t xml:space="preserve"> did support integers and was passing ids as integers. Cast priority as integer after validation and restore </w:t>
+            </w:r>
+            <w:proofErr w:type="gramStart"/>
+            <w:r>
+              <w:rPr>
+                <w:rFonts w:ascii="Aptos Narrow" w:eastAsia="Times New Roman" w:hAnsi="Aptos Narrow" w:cs="Times New Roman"/>
+                <w:color w:val="000000"/>
+                <w:kern w:val="0"/>
+                <w:sz w:val="22"/>
+                <w:szCs w:val="22"/>
+                <w:lang w:eastAsia="en-GB"/>
+                <w14:ligatures w14:val="none"/>
+              </w:rPr>
+              <w:t>previously-removed</w:t>
+            </w:r>
+            <w:proofErr w:type="gramEnd"/>
+            <w:r>
+              <w:rPr>
+                <w:rFonts w:ascii="Aptos Narrow" w:eastAsia="Times New Roman" w:hAnsi="Aptos Narrow" w:cs="Times New Roman"/>
+                <w:color w:val="000000"/>
+                <w:kern w:val="0"/>
+                <w:sz w:val="22"/>
+                <w:szCs w:val="22"/>
+                <w:lang w:eastAsia="en-GB"/>
+                <w14:ligatures w14:val="none"/>
+              </w:rPr>
+              <w:t xml:space="preserve"> integer casting for id</w:t>
             </w:r>
           </w:p>
         </w:tc>
@@ -5901,8 +7045,37 @@
                 <w:lang w:eastAsia="en-GB"/>
                 <w14:ligatures w14:val="none"/>
               </w:rPr>
-              <w:t xml:space="preserve">Adds a task to task.json, and to the local </w:t>
-            </w:r>
+              <w:t xml:space="preserve">Adds a task to </w:t>
+            </w:r>
+            <w:proofErr w:type="spellStart"/>
+            <w:proofErr w:type="gramStart"/>
+            <w:r>
+              <w:rPr>
+                <w:rFonts w:ascii="Aptos Narrow" w:eastAsia="Times New Roman" w:hAnsi="Aptos Narrow" w:cs="Times New Roman"/>
+                <w:color w:val="000000"/>
+                <w:kern w:val="0"/>
+                <w:sz w:val="22"/>
+                <w:szCs w:val="22"/>
+                <w:lang w:eastAsia="en-GB"/>
+                <w14:ligatures w14:val="none"/>
+              </w:rPr>
+              <w:t>task.json</w:t>
+            </w:r>
+            <w:proofErr w:type="spellEnd"/>
+            <w:proofErr w:type="gramEnd"/>
+            <w:r>
+              <w:rPr>
+                <w:rFonts w:ascii="Aptos Narrow" w:eastAsia="Times New Roman" w:hAnsi="Aptos Narrow" w:cs="Times New Roman"/>
+                <w:color w:val="000000"/>
+                <w:kern w:val="0"/>
+                <w:sz w:val="22"/>
+                <w:szCs w:val="22"/>
+                <w:lang w:eastAsia="en-GB"/>
+                <w14:ligatures w14:val="none"/>
+              </w:rPr>
+              <w:t xml:space="preserve">, and to the local </w:t>
+            </w:r>
+            <w:proofErr w:type="spellStart"/>
             <w:r>
               <w:rPr>
                 <w:rFonts w:ascii="Aptos Narrow" w:eastAsia="Times New Roman" w:hAnsi="Aptos Narrow" w:cs="Times New Roman"/>
@@ -5915,6 +7088,7 @@
               </w:rPr>
               <w:t>current_tasks</w:t>
             </w:r>
+            <w:proofErr w:type="spellEnd"/>
             <w:r>
               <w:rPr>
                 <w:rFonts w:ascii="Aptos Narrow" w:eastAsia="Times New Roman" w:hAnsi="Aptos Narrow" w:cs="Times New Roman"/>
@@ -6017,8 +7191,48 @@
                 <w:lang w:eastAsia="en-GB"/>
                 <w14:ligatures w14:val="none"/>
               </w:rPr>
-              <w:t>"my description", priority: 2 ,</w:t>
-            </w:r>
+              <w:t>"</w:t>
+            </w:r>
+            <w:proofErr w:type="gramStart"/>
+            <w:r>
+              <w:rPr>
+                <w:rFonts w:ascii="Aptos Narrow" w:eastAsia="Times New Roman" w:hAnsi="Aptos Narrow" w:cs="Times New Roman"/>
+                <w:color w:val="000000"/>
+                <w:kern w:val="0"/>
+                <w:sz w:val="22"/>
+                <w:szCs w:val="22"/>
+                <w:lang w:eastAsia="en-GB"/>
+                <w14:ligatures w14:val="none"/>
+              </w:rPr>
+              <w:t>my</w:t>
+            </w:r>
+            <w:proofErr w:type="gramEnd"/>
+            <w:r>
+              <w:rPr>
+                <w:rFonts w:ascii="Aptos Narrow" w:eastAsia="Times New Roman" w:hAnsi="Aptos Narrow" w:cs="Times New Roman"/>
+                <w:color w:val="000000"/>
+                <w:kern w:val="0"/>
+                <w:sz w:val="22"/>
+                <w:szCs w:val="22"/>
+                <w:lang w:eastAsia="en-GB"/>
+                <w14:ligatures w14:val="none"/>
+              </w:rPr>
+              <w:t xml:space="preserve"> description", priority: </w:t>
+            </w:r>
+            <w:proofErr w:type="gramStart"/>
+            <w:r>
+              <w:rPr>
+                <w:rFonts w:ascii="Aptos Narrow" w:eastAsia="Times New Roman" w:hAnsi="Aptos Narrow" w:cs="Times New Roman"/>
+                <w:color w:val="000000"/>
+                <w:kern w:val="0"/>
+                <w:sz w:val="22"/>
+                <w:szCs w:val="22"/>
+                <w:lang w:eastAsia="en-GB"/>
+                <w14:ligatures w14:val="none"/>
+              </w:rPr>
+              <w:t>2 ,</w:t>
+            </w:r>
+            <w:proofErr w:type="gramEnd"/>
           </w:p>
           <w:p>
             <w:pPr>
@@ -6201,7 +7415,33 @@
                 <w:lang w:eastAsia="en-GB"/>
                 <w14:ligatures w14:val="none"/>
               </w:rPr>
-              <w:t>Between executions, maintain priority_idx’s state</w:t>
+              <w:t xml:space="preserve">Between executions, maintain </w:t>
+            </w:r>
+            <w:proofErr w:type="spellStart"/>
+            <w:r>
+              <w:rPr>
+                <w:rFonts w:ascii="Aptos Narrow" w:eastAsia="Times New Roman" w:hAnsi="Aptos Narrow" w:cs="Times New Roman"/>
+                <w:color w:val="000000"/>
+                <w:kern w:val="0"/>
+                <w:sz w:val="22"/>
+                <w:szCs w:val="22"/>
+                <w:lang w:eastAsia="en-GB"/>
+                <w14:ligatures w14:val="none"/>
+              </w:rPr>
+              <w:t>priority_idx’s</w:t>
+            </w:r>
+            <w:proofErr w:type="spellEnd"/>
+            <w:r>
+              <w:rPr>
+                <w:rFonts w:ascii="Aptos Narrow" w:eastAsia="Times New Roman" w:hAnsi="Aptos Narrow" w:cs="Times New Roman"/>
+                <w:color w:val="000000"/>
+                <w:kern w:val="0"/>
+                <w:sz w:val="22"/>
+                <w:szCs w:val="22"/>
+                <w:lang w:eastAsia="en-GB"/>
+                <w14:ligatures w14:val="none"/>
+              </w:rPr>
+              <w:t xml:space="preserve"> state</w:t>
             </w:r>
           </w:p>
         </w:tc>
@@ -6320,7 +7560,33 @@
                 <w:lang w:eastAsia="en-GB"/>
                 <w14:ligatures w14:val="none"/>
               </w:rPr>
-              <w:t>The task with the  description “b” will be printed, and the queue will be empty afterwards</w:t>
+              <w:t xml:space="preserve">The task with </w:t>
+            </w:r>
+            <w:proofErr w:type="gramStart"/>
+            <w:r>
+              <w:rPr>
+                <w:rFonts w:ascii="Aptos Narrow" w:eastAsia="Times New Roman" w:hAnsi="Aptos Narrow" w:cs="Times New Roman"/>
+                <w:color w:val="000000"/>
+                <w:kern w:val="0"/>
+                <w:sz w:val="22"/>
+                <w:szCs w:val="22"/>
+                <w:lang w:eastAsia="en-GB"/>
+                <w14:ligatures w14:val="none"/>
+              </w:rPr>
+              <w:t>the  description</w:t>
+            </w:r>
+            <w:proofErr w:type="gramEnd"/>
+            <w:r>
+              <w:rPr>
+                <w:rFonts w:ascii="Aptos Narrow" w:eastAsia="Times New Roman" w:hAnsi="Aptos Narrow" w:cs="Times New Roman"/>
+                <w:color w:val="000000"/>
+                <w:kern w:val="0"/>
+                <w:sz w:val="22"/>
+                <w:szCs w:val="22"/>
+                <w:lang w:eastAsia="en-GB"/>
+                <w14:ligatures w14:val="none"/>
+              </w:rPr>
+              <w:t xml:space="preserve"> “b” will be printed, and the queue will be empty afterwards</w:t>
             </w:r>
           </w:p>
         </w:tc>
@@ -6357,7 +7623,125 @@
                 <w:lang w:eastAsia="en-GB"/>
                 <w14:ligatures w14:val="none"/>
               </w:rPr>
-              <w:t xml:space="preserve">   next_task = self.current_tasks[priority_task[1]]</w:t>
+              <w:t xml:space="preserve">   </w:t>
+            </w:r>
+            <w:proofErr w:type="spellStart"/>
+            <w:r>
+              <w:rPr>
+                <w:rFonts w:ascii="Aptos Narrow" w:eastAsia="Times New Roman" w:hAnsi="Aptos Narrow" w:cs="Times New Roman"/>
+                <w:color w:val="000000"/>
+                <w:kern w:val="0"/>
+                <w:sz w:val="22"/>
+                <w:szCs w:val="22"/>
+                <w:lang w:eastAsia="en-GB"/>
+                <w14:ligatures w14:val="none"/>
+              </w:rPr>
+              <w:t>next_task</w:t>
+            </w:r>
+            <w:proofErr w:type="spellEnd"/>
+            <w:r>
+              <w:rPr>
+                <w:rFonts w:ascii="Aptos Narrow" w:eastAsia="Times New Roman" w:hAnsi="Aptos Narrow" w:cs="Times New Roman"/>
+                <w:color w:val="000000"/>
+                <w:kern w:val="0"/>
+                <w:sz w:val="22"/>
+                <w:szCs w:val="22"/>
+                <w:lang w:eastAsia="en-GB"/>
+                <w14:ligatures w14:val="none"/>
+              </w:rPr>
+              <w:t xml:space="preserve"> = </w:t>
+            </w:r>
+            <w:proofErr w:type="spellStart"/>
+            <w:proofErr w:type="gramStart"/>
+            <w:r>
+              <w:rPr>
+                <w:rFonts w:ascii="Aptos Narrow" w:eastAsia="Times New Roman" w:hAnsi="Aptos Narrow" w:cs="Times New Roman"/>
+                <w:color w:val="000000"/>
+                <w:kern w:val="0"/>
+                <w:sz w:val="22"/>
+                <w:szCs w:val="22"/>
+                <w:lang w:eastAsia="en-GB"/>
+                <w14:ligatures w14:val="none"/>
+              </w:rPr>
+              <w:t>self.current</w:t>
+            </w:r>
+            <w:proofErr w:type="gramEnd"/>
+            <w:r>
+              <w:rPr>
+                <w:rFonts w:ascii="Aptos Narrow" w:eastAsia="Times New Roman" w:hAnsi="Aptos Narrow" w:cs="Times New Roman"/>
+                <w:color w:val="000000"/>
+                <w:kern w:val="0"/>
+                <w:sz w:val="22"/>
+                <w:szCs w:val="22"/>
+                <w:lang w:eastAsia="en-GB"/>
+                <w14:ligatures w14:val="none"/>
+              </w:rPr>
+              <w:t>_tasks</w:t>
+            </w:r>
+            <w:proofErr w:type="spellEnd"/>
+            <w:r>
+              <w:rPr>
+                <w:rFonts w:ascii="Aptos Narrow" w:eastAsia="Times New Roman" w:hAnsi="Aptos Narrow" w:cs="Times New Roman"/>
+                <w:color w:val="000000"/>
+                <w:kern w:val="0"/>
+                <w:sz w:val="22"/>
+                <w:szCs w:val="22"/>
+                <w:lang w:eastAsia="en-GB"/>
+                <w14:ligatures w14:val="none"/>
+              </w:rPr>
+              <w:t>[</w:t>
+            </w:r>
+            <w:proofErr w:type="spellStart"/>
+            <w:r>
+              <w:rPr>
+                <w:rFonts w:ascii="Aptos Narrow" w:eastAsia="Times New Roman" w:hAnsi="Aptos Narrow" w:cs="Times New Roman"/>
+                <w:color w:val="000000"/>
+                <w:kern w:val="0"/>
+                <w:sz w:val="22"/>
+                <w:szCs w:val="22"/>
+                <w:lang w:eastAsia="en-GB"/>
+                <w14:ligatures w14:val="none"/>
+              </w:rPr>
+              <w:t>priority_</w:t>
+            </w:r>
+            <w:proofErr w:type="gramStart"/>
+            <w:r>
+              <w:rPr>
+                <w:rFonts w:ascii="Aptos Narrow" w:eastAsia="Times New Roman" w:hAnsi="Aptos Narrow" w:cs="Times New Roman"/>
+                <w:color w:val="000000"/>
+                <w:kern w:val="0"/>
+                <w:sz w:val="22"/>
+                <w:szCs w:val="22"/>
+                <w:lang w:eastAsia="en-GB"/>
+                <w14:ligatures w14:val="none"/>
+              </w:rPr>
+              <w:t>task</w:t>
+            </w:r>
+            <w:proofErr w:type="spellEnd"/>
+            <w:r>
+              <w:rPr>
+                <w:rFonts w:ascii="Aptos Narrow" w:eastAsia="Times New Roman" w:hAnsi="Aptos Narrow" w:cs="Times New Roman"/>
+                <w:color w:val="000000"/>
+                <w:kern w:val="0"/>
+                <w:sz w:val="22"/>
+                <w:szCs w:val="22"/>
+                <w:lang w:eastAsia="en-GB"/>
+                <w14:ligatures w14:val="none"/>
+              </w:rPr>
+              <w:t>[</w:t>
+            </w:r>
+            <w:proofErr w:type="gramEnd"/>
+            <w:r>
+              <w:rPr>
+                <w:rFonts w:ascii="Aptos Narrow" w:eastAsia="Times New Roman" w:hAnsi="Aptos Narrow" w:cs="Times New Roman"/>
+                <w:color w:val="000000"/>
+                <w:kern w:val="0"/>
+                <w:sz w:val="22"/>
+                <w:szCs w:val="22"/>
+                <w:lang w:eastAsia="en-GB"/>
+                <w14:ligatures w14:val="none"/>
+              </w:rPr>
+              <w:t>1]]</w:t>
             </w:r>
           </w:p>
           <w:p>
@@ -6399,17 +7783,31 @@
                 <w14:ligatures w14:val="none"/>
               </w:rPr>
             </w:pPr>
-            <w:r>
-              <w:rPr>
-                <w:rFonts w:ascii="Aptos Narrow" w:eastAsia="Times New Roman" w:hAnsi="Aptos Narrow" w:cs="Times New Roman"/>
-                <w:color w:val="000000"/>
-                <w:kern w:val="0"/>
-                <w:sz w:val="22"/>
-                <w:szCs w:val="22"/>
-                <w:lang w:eastAsia="en-GB"/>
-                <w14:ligatures w14:val="none"/>
-              </w:rPr>
-              <w:t>KeyError: 1</w:t>
+            <w:proofErr w:type="spellStart"/>
+            <w:r>
+              <w:rPr>
+                <w:rFonts w:ascii="Aptos Narrow" w:eastAsia="Times New Roman" w:hAnsi="Aptos Narrow" w:cs="Times New Roman"/>
+                <w:color w:val="000000"/>
+                <w:kern w:val="0"/>
+                <w:sz w:val="22"/>
+                <w:szCs w:val="22"/>
+                <w:lang w:eastAsia="en-GB"/>
+                <w14:ligatures w14:val="none"/>
+              </w:rPr>
+              <w:t>KeyError</w:t>
+            </w:r>
+            <w:proofErr w:type="spellEnd"/>
+            <w:r>
+              <w:rPr>
+                <w:rFonts w:ascii="Aptos Narrow" w:eastAsia="Times New Roman" w:hAnsi="Aptos Narrow" w:cs="Times New Roman"/>
+                <w:color w:val="000000"/>
+                <w:kern w:val="0"/>
+                <w:sz w:val="22"/>
+                <w:szCs w:val="22"/>
+                <w:lang w:eastAsia="en-GB"/>
+                <w14:ligatures w14:val="none"/>
+              </w:rPr>
+              <w:t>: 1</w:t>
             </w:r>
           </w:p>
         </w:tc>
@@ -6447,7 +7845,73 @@
                 <w:lang w:eastAsia="en-GB"/>
                 <w14:ligatures w14:val="none"/>
               </w:rPr>
-              <w:t xml:space="preserve">I used the debugger to check values again, and checked task_data.json and noticed that the keys were all strings despite being set with the exact same variable at the same time as the id field. </w:t>
+              <w:t xml:space="preserve">I used the debugger to check values </w:t>
+            </w:r>
+            <w:proofErr w:type="gramStart"/>
+            <w:r>
+              <w:rPr>
+                <w:rFonts w:ascii="Aptos Narrow" w:eastAsia="Times New Roman" w:hAnsi="Aptos Narrow" w:cs="Times New Roman"/>
+                <w:color w:val="000000"/>
+                <w:kern w:val="0"/>
+                <w:sz w:val="22"/>
+                <w:szCs w:val="22"/>
+                <w:lang w:eastAsia="en-GB"/>
+                <w14:ligatures w14:val="none"/>
+              </w:rPr>
+              <w:t>again, and</w:t>
+            </w:r>
+            <w:proofErr w:type="gramEnd"/>
+            <w:r>
+              <w:rPr>
+                <w:rFonts w:ascii="Aptos Narrow" w:eastAsia="Times New Roman" w:hAnsi="Aptos Narrow" w:cs="Times New Roman"/>
+                <w:color w:val="000000"/>
+                <w:kern w:val="0"/>
+                <w:sz w:val="22"/>
+                <w:szCs w:val="22"/>
+                <w:lang w:eastAsia="en-GB"/>
+                <w14:ligatures w14:val="none"/>
+              </w:rPr>
+              <w:t xml:space="preserve"> checked </w:t>
+            </w:r>
+            <w:proofErr w:type="spellStart"/>
+            <w:r>
+              <w:rPr>
+                <w:rFonts w:ascii="Aptos Narrow" w:eastAsia="Times New Roman" w:hAnsi="Aptos Narrow" w:cs="Times New Roman"/>
+                <w:color w:val="000000"/>
+                <w:kern w:val="0"/>
+                <w:sz w:val="22"/>
+                <w:szCs w:val="22"/>
+                <w:lang w:eastAsia="en-GB"/>
+                <w14:ligatures w14:val="none"/>
+              </w:rPr>
+              <w:t>task_</w:t>
+            </w:r>
+            <w:proofErr w:type="gramStart"/>
+            <w:r>
+              <w:rPr>
+                <w:rFonts w:ascii="Aptos Narrow" w:eastAsia="Times New Roman" w:hAnsi="Aptos Narrow" w:cs="Times New Roman"/>
+                <w:color w:val="000000"/>
+                <w:kern w:val="0"/>
+                <w:sz w:val="22"/>
+                <w:szCs w:val="22"/>
+                <w:lang w:eastAsia="en-GB"/>
+                <w14:ligatures w14:val="none"/>
+              </w:rPr>
+              <w:t>data.json</w:t>
+            </w:r>
+            <w:proofErr w:type="spellEnd"/>
+            <w:proofErr w:type="gramEnd"/>
+            <w:r>
+              <w:rPr>
+                <w:rFonts w:ascii="Aptos Narrow" w:eastAsia="Times New Roman" w:hAnsi="Aptos Narrow" w:cs="Times New Roman"/>
+                <w:color w:val="000000"/>
+                <w:kern w:val="0"/>
+                <w:sz w:val="22"/>
+                <w:szCs w:val="22"/>
+                <w:lang w:eastAsia="en-GB"/>
+                <w14:ligatures w14:val="none"/>
+              </w:rPr>
+              <w:t xml:space="preserve"> and noticed that the keys were all strings despite being set with the exact same variable at the same time as the id field. </w:t>
             </w:r>
             <w:r>
               <w:rPr>
@@ -6568,7 +8032,33 @@
                 <w:lang w:eastAsia="en-GB"/>
                 <w14:ligatures w14:val="none"/>
               </w:rPr>
-              <w:t>Between executions, maintain priority_idx’s state</w:t>
+              <w:t xml:space="preserve">Between executions, maintain </w:t>
+            </w:r>
+            <w:proofErr w:type="spellStart"/>
+            <w:r>
+              <w:rPr>
+                <w:rFonts w:ascii="Aptos Narrow" w:eastAsia="Times New Roman" w:hAnsi="Aptos Narrow" w:cs="Times New Roman"/>
+                <w:color w:val="000000"/>
+                <w:kern w:val="0"/>
+                <w:sz w:val="22"/>
+                <w:szCs w:val="22"/>
+                <w:lang w:eastAsia="en-GB"/>
+                <w14:ligatures w14:val="none"/>
+              </w:rPr>
+              <w:t>priority_idx’s</w:t>
+            </w:r>
+            <w:proofErr w:type="spellEnd"/>
+            <w:r>
+              <w:rPr>
+                <w:rFonts w:ascii="Aptos Narrow" w:eastAsia="Times New Roman" w:hAnsi="Aptos Narrow" w:cs="Times New Roman"/>
+                <w:color w:val="000000"/>
+                <w:kern w:val="0"/>
+                <w:sz w:val="22"/>
+                <w:szCs w:val="22"/>
+                <w:lang w:eastAsia="en-GB"/>
+                <w14:ligatures w14:val="none"/>
+              </w:rPr>
+              <w:t xml:space="preserve"> state</w:t>
             </w:r>
           </w:p>
         </w:tc>
@@ -6687,7 +8177,33 @@
                 <w:lang w:eastAsia="en-GB"/>
                 <w14:ligatures w14:val="none"/>
               </w:rPr>
-              <w:t>The task with the  description “b” will be printed, and the queue will be empty afterwards</w:t>
+              <w:t xml:space="preserve">The task with </w:t>
+            </w:r>
+            <w:proofErr w:type="gramStart"/>
+            <w:r>
+              <w:rPr>
+                <w:rFonts w:ascii="Aptos Narrow" w:eastAsia="Times New Roman" w:hAnsi="Aptos Narrow" w:cs="Times New Roman"/>
+                <w:color w:val="000000"/>
+                <w:kern w:val="0"/>
+                <w:sz w:val="22"/>
+                <w:szCs w:val="22"/>
+                <w:lang w:eastAsia="en-GB"/>
+                <w14:ligatures w14:val="none"/>
+              </w:rPr>
+              <w:t>the  description</w:t>
+            </w:r>
+            <w:proofErr w:type="gramEnd"/>
+            <w:r>
+              <w:rPr>
+                <w:rFonts w:ascii="Aptos Narrow" w:eastAsia="Times New Roman" w:hAnsi="Aptos Narrow" w:cs="Times New Roman"/>
+                <w:color w:val="000000"/>
+                <w:kern w:val="0"/>
+                <w:sz w:val="22"/>
+                <w:szCs w:val="22"/>
+                <w:lang w:eastAsia="en-GB"/>
+                <w14:ligatures w14:val="none"/>
+              </w:rPr>
+              <w:t xml:space="preserve"> “b” will be printed, and the queue will be empty afterwards</w:t>
             </w:r>
           </w:p>
         </w:tc>
@@ -6724,7 +8240,33 @@
                 <w:lang w:eastAsia="en-GB"/>
                 <w14:ligatures w14:val="none"/>
               </w:rPr>
-              <w:t>The task with description “a” is printed again, but the number_retrieved value is incremented</w:t>
+              <w:t xml:space="preserve">The task with description “a” is printed again, but the </w:t>
+            </w:r>
+            <w:proofErr w:type="spellStart"/>
+            <w:r>
+              <w:rPr>
+                <w:rFonts w:ascii="Aptos Narrow" w:eastAsia="Times New Roman" w:hAnsi="Aptos Narrow" w:cs="Times New Roman"/>
+                <w:color w:val="000000"/>
+                <w:kern w:val="0"/>
+                <w:sz w:val="22"/>
+                <w:szCs w:val="22"/>
+                <w:lang w:eastAsia="en-GB"/>
+                <w14:ligatures w14:val="none"/>
+              </w:rPr>
+              <w:t>number_retrieved</w:t>
+            </w:r>
+            <w:proofErr w:type="spellEnd"/>
+            <w:r>
+              <w:rPr>
+                <w:rFonts w:ascii="Aptos Narrow" w:eastAsia="Times New Roman" w:hAnsi="Aptos Narrow" w:cs="Times New Roman"/>
+                <w:color w:val="000000"/>
+                <w:kern w:val="0"/>
+                <w:sz w:val="22"/>
+                <w:szCs w:val="22"/>
+                <w:lang w:eastAsia="en-GB"/>
+                <w14:ligatures w14:val="none"/>
+              </w:rPr>
+              <w:t xml:space="preserve"> value is incremented</w:t>
             </w:r>
           </w:p>
         </w:tc>
@@ -6762,7 +8304,33 @@
                 <w:lang w:eastAsia="en-GB"/>
                 <w14:ligatures w14:val="none"/>
               </w:rPr>
-              <w:t xml:space="preserve">I focussed on the reset_task_queue function because returning the first </w:t>
+              <w:t xml:space="preserve">I focussed on the </w:t>
+            </w:r>
+            <w:proofErr w:type="spellStart"/>
+            <w:r>
+              <w:rPr>
+                <w:rFonts w:ascii="Aptos Narrow" w:eastAsia="Times New Roman" w:hAnsi="Aptos Narrow" w:cs="Times New Roman"/>
+                <w:color w:val="000000"/>
+                <w:kern w:val="0"/>
+                <w:sz w:val="22"/>
+                <w:szCs w:val="22"/>
+                <w:lang w:eastAsia="en-GB"/>
+                <w14:ligatures w14:val="none"/>
+              </w:rPr>
+              <w:t>reset_task_queue</w:t>
+            </w:r>
+            <w:proofErr w:type="spellEnd"/>
+            <w:r>
+              <w:rPr>
+                <w:rFonts w:ascii="Aptos Narrow" w:eastAsia="Times New Roman" w:hAnsi="Aptos Narrow" w:cs="Times New Roman"/>
+                <w:color w:val="000000"/>
+                <w:kern w:val="0"/>
+                <w:sz w:val="22"/>
+                <w:szCs w:val="22"/>
+                <w:lang w:eastAsia="en-GB"/>
+                <w14:ligatures w14:val="none"/>
+              </w:rPr>
+              <w:t xml:space="preserve"> function because returning the first </w:t>
             </w:r>
             <w:r>
               <w:rPr>
@@ -6787,7 +8355,59 @@
                 <w14:ligatures w14:val="none"/>
               </w:rPr>
               <w:lastRenderedPageBreak/>
-              <w:t>from number_retrieved. I found a logic error: Consttructing the queue based on id number assumes that the id is correlated with priority, which is incorrect. Therefore, the queue was just adding the first x tasks and not considering which order tasks would have been removed in</w:t>
+              <w:t xml:space="preserve">from </w:t>
+            </w:r>
+            <w:proofErr w:type="spellStart"/>
+            <w:r>
+              <w:rPr>
+                <w:rFonts w:ascii="Aptos Narrow" w:eastAsia="Times New Roman" w:hAnsi="Aptos Narrow" w:cs="Times New Roman"/>
+                <w:color w:val="000000"/>
+                <w:kern w:val="0"/>
+                <w:sz w:val="22"/>
+                <w:szCs w:val="22"/>
+                <w:lang w:eastAsia="en-GB"/>
+                <w14:ligatures w14:val="none"/>
+              </w:rPr>
+              <w:t>number_retrieved</w:t>
+            </w:r>
+            <w:proofErr w:type="spellEnd"/>
+            <w:r>
+              <w:rPr>
+                <w:rFonts w:ascii="Aptos Narrow" w:eastAsia="Times New Roman" w:hAnsi="Aptos Narrow" w:cs="Times New Roman"/>
+                <w:color w:val="000000"/>
+                <w:kern w:val="0"/>
+                <w:sz w:val="22"/>
+                <w:szCs w:val="22"/>
+                <w:lang w:eastAsia="en-GB"/>
+                <w14:ligatures w14:val="none"/>
+              </w:rPr>
+              <w:t xml:space="preserve">. I found a logic error: </w:t>
+            </w:r>
+            <w:proofErr w:type="spellStart"/>
+            <w:r>
+              <w:rPr>
+                <w:rFonts w:ascii="Aptos Narrow" w:eastAsia="Times New Roman" w:hAnsi="Aptos Narrow" w:cs="Times New Roman"/>
+                <w:color w:val="000000"/>
+                <w:kern w:val="0"/>
+                <w:sz w:val="22"/>
+                <w:szCs w:val="22"/>
+                <w:lang w:eastAsia="en-GB"/>
+                <w14:ligatures w14:val="none"/>
+              </w:rPr>
+              <w:t>Consttructing</w:t>
+            </w:r>
+            <w:proofErr w:type="spellEnd"/>
+            <w:r>
+              <w:rPr>
+                <w:rFonts w:ascii="Aptos Narrow" w:eastAsia="Times New Roman" w:hAnsi="Aptos Narrow" w:cs="Times New Roman"/>
+                <w:color w:val="000000"/>
+                <w:kern w:val="0"/>
+                <w:sz w:val="22"/>
+                <w:szCs w:val="22"/>
+                <w:lang w:eastAsia="en-GB"/>
+                <w14:ligatures w14:val="none"/>
+              </w:rPr>
+              <w:t xml:space="preserve"> the queue based on id number assumes that the id is correlated with priority, which is incorrect. Therefore, the queue was just adding the first x tasks and not considering which order tasks would have been removed in</w:t>
             </w:r>
           </w:p>
         </w:tc>
@@ -7040,8 +8660,37 @@
                 <w:lang w:eastAsia="en-GB"/>
                 <w14:ligatures w14:val="none"/>
               </w:rPr>
-              <w:t xml:space="preserve">Adds a task to task.json, and to the local </w:t>
-            </w:r>
+              <w:t xml:space="preserve">Adds a task to </w:t>
+            </w:r>
+            <w:proofErr w:type="spellStart"/>
+            <w:proofErr w:type="gramStart"/>
+            <w:r>
+              <w:rPr>
+                <w:rFonts w:ascii="Aptos Narrow" w:eastAsia="Times New Roman" w:hAnsi="Aptos Narrow" w:cs="Times New Roman"/>
+                <w:color w:val="000000"/>
+                <w:kern w:val="0"/>
+                <w:sz w:val="22"/>
+                <w:szCs w:val="22"/>
+                <w:lang w:eastAsia="en-GB"/>
+                <w14:ligatures w14:val="none"/>
+              </w:rPr>
+              <w:t>task.json</w:t>
+            </w:r>
+            <w:proofErr w:type="spellEnd"/>
+            <w:proofErr w:type="gramEnd"/>
+            <w:r>
+              <w:rPr>
+                <w:rFonts w:ascii="Aptos Narrow" w:eastAsia="Times New Roman" w:hAnsi="Aptos Narrow" w:cs="Times New Roman"/>
+                <w:color w:val="000000"/>
+                <w:kern w:val="0"/>
+                <w:sz w:val="22"/>
+                <w:szCs w:val="22"/>
+                <w:lang w:eastAsia="en-GB"/>
+                <w14:ligatures w14:val="none"/>
+              </w:rPr>
+              <w:t xml:space="preserve">, and to the local </w:t>
+            </w:r>
+            <w:proofErr w:type="spellStart"/>
             <w:r>
               <w:rPr>
                 <w:rFonts w:ascii="Aptos Narrow" w:eastAsia="Times New Roman" w:hAnsi="Aptos Narrow" w:cs="Times New Roman"/>
@@ -7054,6 +8703,7 @@
               </w:rPr>
               <w:t>current_tasks</w:t>
             </w:r>
+            <w:proofErr w:type="spellEnd"/>
             <w:r>
               <w:rPr>
                 <w:rFonts w:ascii="Aptos Narrow" w:eastAsia="Times New Roman" w:hAnsi="Aptos Narrow" w:cs="Times New Roman"/>
@@ -7156,8 +8806,48 @@
                 <w:lang w:eastAsia="en-GB"/>
                 <w14:ligatures w14:val="none"/>
               </w:rPr>
-              <w:t>"my description", priority: 2 ,</w:t>
-            </w:r>
+              <w:t>"</w:t>
+            </w:r>
+            <w:proofErr w:type="gramStart"/>
+            <w:r>
+              <w:rPr>
+                <w:rFonts w:ascii="Aptos Narrow" w:eastAsia="Times New Roman" w:hAnsi="Aptos Narrow" w:cs="Times New Roman"/>
+                <w:color w:val="000000"/>
+                <w:kern w:val="0"/>
+                <w:sz w:val="22"/>
+                <w:szCs w:val="22"/>
+                <w:lang w:eastAsia="en-GB"/>
+                <w14:ligatures w14:val="none"/>
+              </w:rPr>
+              <w:t>my</w:t>
+            </w:r>
+            <w:proofErr w:type="gramEnd"/>
+            <w:r>
+              <w:rPr>
+                <w:rFonts w:ascii="Aptos Narrow" w:eastAsia="Times New Roman" w:hAnsi="Aptos Narrow" w:cs="Times New Roman"/>
+                <w:color w:val="000000"/>
+                <w:kern w:val="0"/>
+                <w:sz w:val="22"/>
+                <w:szCs w:val="22"/>
+                <w:lang w:eastAsia="en-GB"/>
+                <w14:ligatures w14:val="none"/>
+              </w:rPr>
+              <w:t xml:space="preserve"> description", priority: </w:t>
+            </w:r>
+            <w:proofErr w:type="gramStart"/>
+            <w:r>
+              <w:rPr>
+                <w:rFonts w:ascii="Aptos Narrow" w:eastAsia="Times New Roman" w:hAnsi="Aptos Narrow" w:cs="Times New Roman"/>
+                <w:color w:val="000000"/>
+                <w:kern w:val="0"/>
+                <w:sz w:val="22"/>
+                <w:szCs w:val="22"/>
+                <w:lang w:eastAsia="en-GB"/>
+                <w14:ligatures w14:val="none"/>
+              </w:rPr>
+              <w:t>2 ,</w:t>
+            </w:r>
+            <w:proofErr w:type="gramEnd"/>
           </w:p>
           <w:p>
             <w:pPr>
@@ -7340,7 +9030,33 @@
                 <w:lang w:eastAsia="en-GB"/>
                 <w14:ligatures w14:val="none"/>
               </w:rPr>
-              <w:t>Between executions, maintain priority_idx’s state</w:t>
+              <w:t xml:space="preserve">Between executions, maintain </w:t>
+            </w:r>
+            <w:proofErr w:type="spellStart"/>
+            <w:r>
+              <w:rPr>
+                <w:rFonts w:ascii="Aptos Narrow" w:eastAsia="Times New Roman" w:hAnsi="Aptos Narrow" w:cs="Times New Roman"/>
+                <w:color w:val="000000"/>
+                <w:kern w:val="0"/>
+                <w:sz w:val="22"/>
+                <w:szCs w:val="22"/>
+                <w:lang w:eastAsia="en-GB"/>
+                <w14:ligatures w14:val="none"/>
+              </w:rPr>
+              <w:t>priority_idx’s</w:t>
+            </w:r>
+            <w:proofErr w:type="spellEnd"/>
+            <w:r>
+              <w:rPr>
+                <w:rFonts w:ascii="Aptos Narrow" w:eastAsia="Times New Roman" w:hAnsi="Aptos Narrow" w:cs="Times New Roman"/>
+                <w:color w:val="000000"/>
+                <w:kern w:val="0"/>
+                <w:sz w:val="22"/>
+                <w:szCs w:val="22"/>
+                <w:lang w:eastAsia="en-GB"/>
+                <w14:ligatures w14:val="none"/>
+              </w:rPr>
+              <w:t xml:space="preserve"> state</w:t>
             </w:r>
           </w:p>
         </w:tc>
@@ -7459,7 +9175,33 @@
                 <w:lang w:eastAsia="en-GB"/>
                 <w14:ligatures w14:val="none"/>
               </w:rPr>
-              <w:t>The task with the  description “b” will be printed, and the queue will be empty afterwards</w:t>
+              <w:t xml:space="preserve">The task with </w:t>
+            </w:r>
+            <w:proofErr w:type="gramStart"/>
+            <w:r>
+              <w:rPr>
+                <w:rFonts w:ascii="Aptos Narrow" w:eastAsia="Times New Roman" w:hAnsi="Aptos Narrow" w:cs="Times New Roman"/>
+                <w:color w:val="000000"/>
+                <w:kern w:val="0"/>
+                <w:sz w:val="22"/>
+                <w:szCs w:val="22"/>
+                <w:lang w:eastAsia="en-GB"/>
+                <w14:ligatures w14:val="none"/>
+              </w:rPr>
+              <w:t>the  description</w:t>
+            </w:r>
+            <w:proofErr w:type="gramEnd"/>
+            <w:r>
+              <w:rPr>
+                <w:rFonts w:ascii="Aptos Narrow" w:eastAsia="Times New Roman" w:hAnsi="Aptos Narrow" w:cs="Times New Roman"/>
+                <w:color w:val="000000"/>
+                <w:kern w:val="0"/>
+                <w:sz w:val="22"/>
+                <w:szCs w:val="22"/>
+                <w:lang w:eastAsia="en-GB"/>
+                <w14:ligatures w14:val="none"/>
+              </w:rPr>
+              <w:t xml:space="preserve"> “b” will be printed, and the queue will be empty afterwards</w:t>
             </w:r>
           </w:p>
         </w:tc>
@@ -7855,8 +9597,22 @@
                 <w:lang w:eastAsia="en-GB"/>
                 <w14:ligatures w14:val="none"/>
               </w:rPr>
-              <w:t>Added a message that tells the use there are no more tasks in the queue if the found task is an empty dict</w:t>
-            </w:r>
+              <w:t xml:space="preserve">Added a message that tells the use there are no more tasks in the queue if the found task is an empty </w:t>
+            </w:r>
+            <w:proofErr w:type="spellStart"/>
+            <w:r>
+              <w:rPr>
+                <w:rFonts w:ascii="Aptos Narrow" w:eastAsia="Times New Roman" w:hAnsi="Aptos Narrow" w:cs="Times New Roman"/>
+                <w:color w:val="000000"/>
+                <w:kern w:val="0"/>
+                <w:sz w:val="22"/>
+                <w:szCs w:val="22"/>
+                <w:lang w:eastAsia="en-GB"/>
+                <w14:ligatures w14:val="none"/>
+              </w:rPr>
+              <w:t>dict</w:t>
+            </w:r>
+            <w:proofErr w:type="spellEnd"/>
           </w:p>
         </w:tc>
       </w:tr>
@@ -9112,8 +10868,21 @@
                 <w:lang w:eastAsia="en-GB"/>
                 <w14:ligatures w14:val="none"/>
               </w:rPr>
-              <w:t xml:space="preserve"> return messages, found_task</w:t>
-            </w:r>
+              <w:t xml:space="preserve"> return messages, </w:t>
+            </w:r>
+            <w:proofErr w:type="spellStart"/>
+            <w:r>
+              <w:rPr>
+                <w:rFonts w:ascii="Aptos Narrow" w:eastAsia="Times New Roman" w:hAnsi="Aptos Narrow" w:cs="Times New Roman"/>
+                <w:kern w:val="0"/>
+                <w:sz w:val="22"/>
+                <w:szCs w:val="22"/>
+                <w:lang w:eastAsia="en-GB"/>
+                <w14:ligatures w14:val="none"/>
+              </w:rPr>
+              <w:t>found_task</w:t>
+            </w:r>
+            <w:proofErr w:type="spellEnd"/>
           </w:p>
           <w:p>
             <w:pPr>
@@ -9138,6 +10907,7 @@
               </w:rPr>
               <w:t xml:space="preserve">                     </w:t>
             </w:r>
+            <w:proofErr w:type="spellStart"/>
             <w:r>
               <w:rPr>
                 <w:rFonts w:ascii="Aptos Narrow" w:eastAsia="Times New Roman" w:hAnsi="Aptos Narrow" w:cs="Times New Roman"/>
@@ -9158,7 +10928,43 @@
                 <w:lang w:eastAsia="en-GB"/>
                 <w14:ligatures w14:val="none"/>
               </w:rPr>
-              <w:t>boundLocalError: cannot access local variable 'found_task' where it is not associated with a value</w:t>
+              <w:t>boundLocalError</w:t>
+            </w:r>
+            <w:proofErr w:type="spellEnd"/>
+            <w:r>
+              <w:rPr>
+                <w:rFonts w:ascii="Aptos Narrow" w:eastAsia="Times New Roman" w:hAnsi="Aptos Narrow" w:cs="Times New Roman"/>
+                <w:kern w:val="0"/>
+                <w:sz w:val="22"/>
+                <w:szCs w:val="22"/>
+                <w:lang w:eastAsia="en-GB"/>
+                <w14:ligatures w14:val="none"/>
+              </w:rPr>
+              <w:t>: cannot access local variable '</w:t>
+            </w:r>
+            <w:proofErr w:type="spellStart"/>
+            <w:r>
+              <w:rPr>
+                <w:rFonts w:ascii="Aptos Narrow" w:eastAsia="Times New Roman" w:hAnsi="Aptos Narrow" w:cs="Times New Roman"/>
+                <w:kern w:val="0"/>
+                <w:sz w:val="22"/>
+                <w:szCs w:val="22"/>
+                <w:lang w:eastAsia="en-GB"/>
+                <w14:ligatures w14:val="none"/>
+              </w:rPr>
+              <w:t>found_task</w:t>
+            </w:r>
+            <w:proofErr w:type="spellEnd"/>
+            <w:r>
+              <w:rPr>
+                <w:rFonts w:ascii="Aptos Narrow" w:eastAsia="Times New Roman" w:hAnsi="Aptos Narrow" w:cs="Times New Roman"/>
+                <w:kern w:val="0"/>
+                <w:sz w:val="22"/>
+                <w:szCs w:val="22"/>
+                <w:lang w:eastAsia="en-GB"/>
+                <w14:ligatures w14:val="none"/>
+              </w:rPr>
+              <w:t>' where it is not associated with a value</w:t>
             </w:r>
           </w:p>
         </w:tc>
@@ -9194,7 +11000,103 @@
                 <w:lang w:eastAsia="en-GB"/>
                 <w14:ligatures w14:val="none"/>
               </w:rPr>
-              <w:t>Initialise found_task as an empty dict before the try block in validate_id()</w:t>
+              <w:t xml:space="preserve">Initialise </w:t>
+            </w:r>
+            <w:proofErr w:type="spellStart"/>
+            <w:r>
+              <w:rPr>
+                <w:rFonts w:ascii="Aptos Narrow" w:eastAsia="Times New Roman" w:hAnsi="Aptos Narrow" w:cs="Times New Roman"/>
+                <w:kern w:val="0"/>
+                <w:sz w:val="22"/>
+                <w:szCs w:val="22"/>
+                <w:lang w:eastAsia="en-GB"/>
+                <w14:ligatures w14:val="none"/>
+              </w:rPr>
+              <w:t>found_task</w:t>
+            </w:r>
+            <w:proofErr w:type="spellEnd"/>
+            <w:r>
+              <w:rPr>
+                <w:rFonts w:ascii="Aptos Narrow" w:eastAsia="Times New Roman" w:hAnsi="Aptos Narrow" w:cs="Times New Roman"/>
+                <w:kern w:val="0"/>
+                <w:sz w:val="22"/>
+                <w:szCs w:val="22"/>
+                <w:lang w:eastAsia="en-GB"/>
+                <w14:ligatures w14:val="none"/>
+              </w:rPr>
+              <w:t xml:space="preserve"> as an empty </w:t>
+            </w:r>
+            <w:proofErr w:type="spellStart"/>
+            <w:r>
+              <w:rPr>
+                <w:rFonts w:ascii="Aptos Narrow" w:eastAsia="Times New Roman" w:hAnsi="Aptos Narrow" w:cs="Times New Roman"/>
+                <w:kern w:val="0"/>
+                <w:sz w:val="22"/>
+                <w:szCs w:val="22"/>
+                <w:lang w:eastAsia="en-GB"/>
+                <w14:ligatures w14:val="none"/>
+              </w:rPr>
+              <w:t>dict</w:t>
+            </w:r>
+            <w:proofErr w:type="spellEnd"/>
+            <w:r>
+              <w:rPr>
+                <w:rFonts w:ascii="Aptos Narrow" w:eastAsia="Times New Roman" w:hAnsi="Aptos Narrow" w:cs="Times New Roman"/>
+                <w:kern w:val="0"/>
+                <w:sz w:val="22"/>
+                <w:szCs w:val="22"/>
+                <w:lang w:eastAsia="en-GB"/>
+                <w14:ligatures w14:val="none"/>
+              </w:rPr>
+              <w:t xml:space="preserve"> before the try block in </w:t>
+            </w:r>
+            <w:proofErr w:type="spellStart"/>
+            <w:r>
+              <w:rPr>
+                <w:rFonts w:ascii="Aptos Narrow" w:eastAsia="Times New Roman" w:hAnsi="Aptos Narrow" w:cs="Times New Roman"/>
+                <w:kern w:val="0"/>
+                <w:sz w:val="22"/>
+                <w:szCs w:val="22"/>
+                <w:lang w:eastAsia="en-GB"/>
+                <w14:ligatures w14:val="none"/>
+              </w:rPr>
+              <w:t>validate_</w:t>
+            </w:r>
+            <w:proofErr w:type="gramStart"/>
+            <w:r>
+              <w:rPr>
+                <w:rFonts w:ascii="Aptos Narrow" w:eastAsia="Times New Roman" w:hAnsi="Aptos Narrow" w:cs="Times New Roman"/>
+                <w:kern w:val="0"/>
+                <w:sz w:val="22"/>
+                <w:szCs w:val="22"/>
+                <w:lang w:eastAsia="en-GB"/>
+                <w14:ligatures w14:val="none"/>
+              </w:rPr>
+              <w:t>id</w:t>
+            </w:r>
+            <w:proofErr w:type="spellEnd"/>
+            <w:r>
+              <w:rPr>
+                <w:rFonts w:ascii="Aptos Narrow" w:eastAsia="Times New Roman" w:hAnsi="Aptos Narrow" w:cs="Times New Roman"/>
+                <w:kern w:val="0"/>
+                <w:sz w:val="22"/>
+                <w:szCs w:val="22"/>
+                <w:lang w:eastAsia="en-GB"/>
+                <w14:ligatures w14:val="none"/>
+              </w:rPr>
+              <w:t>(</w:t>
+            </w:r>
+            <w:proofErr w:type="gramEnd"/>
+            <w:r>
+              <w:rPr>
+                <w:rFonts w:ascii="Aptos Narrow" w:eastAsia="Times New Roman" w:hAnsi="Aptos Narrow" w:cs="Times New Roman"/>
+                <w:kern w:val="0"/>
+                <w:sz w:val="22"/>
+                <w:szCs w:val="22"/>
+                <w:lang w:eastAsia="en-GB"/>
+                <w14:ligatures w14:val="none"/>
+              </w:rPr>
+              <w:t>)</w:t>
             </w:r>
           </w:p>
         </w:tc>
@@ -10083,6 +11985,7 @@
             <w:r>
               <w:rPr>
                 <w:rFonts w:ascii="Aptos Narrow" w:eastAsia="Times New Roman" w:hAnsi="Aptos Narrow" w:cs="Times New Roman"/>
+                <w:noProof/>
                 <w:kern w:val="0"/>
                 <w:sz w:val="22"/>
                 <w:szCs w:val="22"/>
@@ -10475,8 +12378,62 @@
                 <w:lang w:eastAsia="en-GB"/>
                 <w14:ligatures w14:val="none"/>
               </w:rPr>
-              <w:t>The task whose id=2 has its status attribute changed to “complete” in task_data.json and local current_tasks</w:t>
-            </w:r>
+              <w:t xml:space="preserve">The task whose id=2 has its status attribute changed to “complete” in </w:t>
+            </w:r>
+            <w:proofErr w:type="spellStart"/>
+            <w:r>
+              <w:rPr>
+                <w:rFonts w:ascii="Aptos Narrow" w:eastAsia="Times New Roman" w:hAnsi="Aptos Narrow" w:cs="Times New Roman"/>
+                <w:color w:val="000000"/>
+                <w:kern w:val="0"/>
+                <w:sz w:val="22"/>
+                <w:szCs w:val="22"/>
+                <w:lang w:eastAsia="en-GB"/>
+                <w14:ligatures w14:val="none"/>
+              </w:rPr>
+              <w:t>task_</w:t>
+            </w:r>
+            <w:proofErr w:type="gramStart"/>
+            <w:r>
+              <w:rPr>
+                <w:rFonts w:ascii="Aptos Narrow" w:eastAsia="Times New Roman" w:hAnsi="Aptos Narrow" w:cs="Times New Roman"/>
+                <w:color w:val="000000"/>
+                <w:kern w:val="0"/>
+                <w:sz w:val="22"/>
+                <w:szCs w:val="22"/>
+                <w:lang w:eastAsia="en-GB"/>
+                <w14:ligatures w14:val="none"/>
+              </w:rPr>
+              <w:t>data.json</w:t>
+            </w:r>
+            <w:proofErr w:type="spellEnd"/>
+            <w:proofErr w:type="gramEnd"/>
+            <w:r>
+              <w:rPr>
+                <w:rFonts w:ascii="Aptos Narrow" w:eastAsia="Times New Roman" w:hAnsi="Aptos Narrow" w:cs="Times New Roman"/>
+                <w:color w:val="000000"/>
+                <w:kern w:val="0"/>
+                <w:sz w:val="22"/>
+                <w:szCs w:val="22"/>
+                <w:lang w:eastAsia="en-GB"/>
+                <w14:ligatures w14:val="none"/>
+              </w:rPr>
+              <w:t xml:space="preserve"> and local </w:t>
+            </w:r>
+            <w:proofErr w:type="spellStart"/>
+            <w:r>
+              <w:rPr>
+                <w:rFonts w:ascii="Aptos Narrow" w:eastAsia="Times New Roman" w:hAnsi="Aptos Narrow" w:cs="Times New Roman"/>
+                <w:color w:val="000000"/>
+                <w:kern w:val="0"/>
+                <w:sz w:val="22"/>
+                <w:szCs w:val="22"/>
+                <w:lang w:eastAsia="en-GB"/>
+                <w14:ligatures w14:val="none"/>
+              </w:rPr>
+              <w:t>current_tasks</w:t>
+            </w:r>
+            <w:proofErr w:type="spellEnd"/>
           </w:p>
         </w:tc>
         <w:tc>
@@ -12010,8 +13967,62 @@
                 <w:lang w:eastAsia="en-GB"/>
                 <w14:ligatures w14:val="none"/>
               </w:rPr>
-              <w:t>The task whose id=1 has its status attribute changed to “complete” in task_data.json and local current_tasks</w:t>
-            </w:r>
+              <w:t xml:space="preserve">The task whose id=1 has its status attribute changed to “complete” in </w:t>
+            </w:r>
+            <w:proofErr w:type="spellStart"/>
+            <w:r>
+              <w:rPr>
+                <w:rFonts w:ascii="Aptos Narrow" w:eastAsia="Times New Roman" w:hAnsi="Aptos Narrow" w:cs="Times New Roman"/>
+                <w:color w:val="000000"/>
+                <w:kern w:val="0"/>
+                <w:sz w:val="22"/>
+                <w:szCs w:val="22"/>
+                <w:lang w:eastAsia="en-GB"/>
+                <w14:ligatures w14:val="none"/>
+              </w:rPr>
+              <w:t>task_</w:t>
+            </w:r>
+            <w:proofErr w:type="gramStart"/>
+            <w:r>
+              <w:rPr>
+                <w:rFonts w:ascii="Aptos Narrow" w:eastAsia="Times New Roman" w:hAnsi="Aptos Narrow" w:cs="Times New Roman"/>
+                <w:color w:val="000000"/>
+                <w:kern w:val="0"/>
+                <w:sz w:val="22"/>
+                <w:szCs w:val="22"/>
+                <w:lang w:eastAsia="en-GB"/>
+                <w14:ligatures w14:val="none"/>
+              </w:rPr>
+              <w:t>data.json</w:t>
+            </w:r>
+            <w:proofErr w:type="spellEnd"/>
+            <w:proofErr w:type="gramEnd"/>
+            <w:r>
+              <w:rPr>
+                <w:rFonts w:ascii="Aptos Narrow" w:eastAsia="Times New Roman" w:hAnsi="Aptos Narrow" w:cs="Times New Roman"/>
+                <w:color w:val="000000"/>
+                <w:kern w:val="0"/>
+                <w:sz w:val="22"/>
+                <w:szCs w:val="22"/>
+                <w:lang w:eastAsia="en-GB"/>
+                <w14:ligatures w14:val="none"/>
+              </w:rPr>
+              <w:t xml:space="preserve"> and local </w:t>
+            </w:r>
+            <w:proofErr w:type="spellStart"/>
+            <w:r>
+              <w:rPr>
+                <w:rFonts w:ascii="Aptos Narrow" w:eastAsia="Times New Roman" w:hAnsi="Aptos Narrow" w:cs="Times New Roman"/>
+                <w:color w:val="000000"/>
+                <w:kern w:val="0"/>
+                <w:sz w:val="22"/>
+                <w:szCs w:val="22"/>
+                <w:lang w:eastAsia="en-GB"/>
+                <w14:ligatures w14:val="none"/>
+              </w:rPr>
+              <w:t>current_tasks</w:t>
+            </w:r>
+            <w:proofErr w:type="spellEnd"/>
           </w:p>
         </w:tc>
         <w:tc>
@@ -12392,6 +14403,7 @@
             <w:r>
               <w:rPr>
                 <w:rFonts w:ascii="Aptos Narrow" w:eastAsia="Times New Roman" w:hAnsi="Aptos Narrow" w:cs="Times New Roman"/>
+                <w:noProof/>
                 <w:color w:val="000000"/>
                 <w:kern w:val="0"/>
                 <w:sz w:val="22"/>
@@ -12771,7 +14783,7 @@
                 <w:lang w:eastAsia="en-GB"/>
                 <w14:ligatures w14:val="none"/>
               </w:rPr>
-              <w:t>When retrieve task by priority is called 3 times, each of the tasks, including the retrieved task, are retrieved and printed</w:t>
+              <w:t>When retrieve task by priority is called 4 times, each of the tasks should be returned in order of priorities 1 – 4</w:t>
             </w:r>
           </w:p>
         </w:tc>
@@ -12808,7 +14820,33 @@
                 <w:lang w:eastAsia="en-GB"/>
                 <w14:ligatures w14:val="none"/>
               </w:rPr>
-              <w:t>Expected result</w:t>
+              <w:t>Only 2 tasks are returned in the following order:</w:t>
+            </w:r>
+          </w:p>
+          <w:p>
+            <w:pPr>
+              <w:spacing w:after="0" w:line="240" w:lineRule="auto"/>
+              <w:rPr>
+                <w:rFonts w:ascii="Aptos Narrow" w:eastAsia="Times New Roman" w:hAnsi="Aptos Narrow" w:cs="Times New Roman"/>
+                <w:color w:val="000000"/>
+                <w:kern w:val="0"/>
+                <w:sz w:val="22"/>
+                <w:szCs w:val="22"/>
+                <w:lang w:eastAsia="en-GB"/>
+                <w14:ligatures w14:val="none"/>
+              </w:rPr>
+            </w:pPr>
+            <w:r>
+              <w:rPr>
+                <w:rFonts w:ascii="Aptos Narrow" w:eastAsia="Times New Roman" w:hAnsi="Aptos Narrow" w:cs="Times New Roman"/>
+                <w:color w:val="000000"/>
+                <w:kern w:val="0"/>
+                <w:sz w:val="22"/>
+                <w:szCs w:val="22"/>
+                <w:lang w:eastAsia="en-GB"/>
+                <w14:ligatures w14:val="none"/>
+              </w:rPr>
+              <w:t>Priority 1, Priority 3</w:t>
             </w:r>
           </w:p>
         </w:tc>
@@ -12846,7 +14884,126 @@
                 <w:lang w:eastAsia="en-GB"/>
                 <w14:ligatures w14:val="none"/>
               </w:rPr>
-              <w:t>None</w:t>
+              <w:t xml:space="preserve">Used print debugging to understand the order in which tasks were added to the new queue. Realised that the queue currently only considers tasks based on when they were added, which means that later tasks are simply not considered even if they have higher priorities. </w:t>
+            </w:r>
+          </w:p>
+          <w:p>
+            <w:pPr>
+              <w:spacing w:after="0" w:line="240" w:lineRule="auto"/>
+              <w:rPr>
+                <w:rFonts w:ascii="Aptos Narrow" w:eastAsia="Times New Roman" w:hAnsi="Aptos Narrow" w:cs="Times New Roman"/>
+                <w:color w:val="000000"/>
+                <w:kern w:val="0"/>
+                <w:sz w:val="22"/>
+                <w:szCs w:val="22"/>
+                <w:lang w:eastAsia="en-GB"/>
+                <w14:ligatures w14:val="none"/>
+              </w:rPr>
+            </w:pPr>
+          </w:p>
+          <w:p>
+            <w:pPr>
+              <w:spacing w:after="0" w:line="240" w:lineRule="auto"/>
+              <w:rPr>
+                <w:rFonts w:ascii="Aptos Narrow" w:eastAsia="Times New Roman" w:hAnsi="Aptos Narrow" w:cs="Times New Roman"/>
+                <w:color w:val="000000"/>
+                <w:kern w:val="0"/>
+                <w:sz w:val="22"/>
+                <w:szCs w:val="22"/>
+                <w:lang w:eastAsia="en-GB"/>
+                <w14:ligatures w14:val="none"/>
+              </w:rPr>
+            </w:pPr>
+            <w:r>
+              <w:rPr>
+                <w:rFonts w:ascii="Aptos Narrow" w:eastAsia="Times New Roman" w:hAnsi="Aptos Narrow" w:cs="Times New Roman"/>
+                <w:color w:val="000000"/>
+                <w:kern w:val="0"/>
+                <w:sz w:val="22"/>
+                <w:szCs w:val="22"/>
+                <w:lang w:eastAsia="en-GB"/>
+                <w14:ligatures w14:val="none"/>
+              </w:rPr>
+              <w:lastRenderedPageBreak/>
+              <w:t xml:space="preserve">Reconstruct the queue with every task stored, then remove </w:t>
+            </w:r>
+            <w:proofErr w:type="spellStart"/>
+            <w:r>
+              <w:rPr>
+                <w:rFonts w:ascii="Aptos Narrow" w:eastAsia="Times New Roman" w:hAnsi="Aptos Narrow" w:cs="Times New Roman"/>
+                <w:color w:val="000000"/>
+                <w:kern w:val="0"/>
+                <w:sz w:val="22"/>
+                <w:szCs w:val="22"/>
+                <w:lang w:eastAsia="en-GB"/>
+                <w14:ligatures w14:val="none"/>
+              </w:rPr>
+              <w:t>number_retrieved</w:t>
+            </w:r>
+            <w:proofErr w:type="spellEnd"/>
+            <w:r>
+              <w:rPr>
+                <w:rFonts w:ascii="Aptos Narrow" w:eastAsia="Times New Roman" w:hAnsi="Aptos Narrow" w:cs="Times New Roman"/>
+                <w:color w:val="000000"/>
+                <w:kern w:val="0"/>
+                <w:sz w:val="22"/>
+                <w:szCs w:val="22"/>
+                <w:lang w:eastAsia="en-GB"/>
+                <w14:ligatures w14:val="none"/>
+              </w:rPr>
+              <w:t xml:space="preserve"> tasks from the queue instead of using </w:t>
+            </w:r>
+            <w:proofErr w:type="spellStart"/>
+            <w:r>
+              <w:rPr>
+                <w:rFonts w:ascii="Aptos Narrow" w:eastAsia="Times New Roman" w:hAnsi="Aptos Narrow" w:cs="Times New Roman"/>
+                <w:color w:val="000000"/>
+                <w:kern w:val="0"/>
+                <w:sz w:val="22"/>
+                <w:szCs w:val="22"/>
+                <w:lang w:eastAsia="en-GB"/>
+                <w14:ligatures w14:val="none"/>
+              </w:rPr>
+              <w:t>number_retrieved</w:t>
+            </w:r>
+            <w:proofErr w:type="spellEnd"/>
+            <w:r>
+              <w:rPr>
+                <w:rFonts w:ascii="Aptos Narrow" w:eastAsia="Times New Roman" w:hAnsi="Aptos Narrow" w:cs="Times New Roman"/>
+                <w:color w:val="000000"/>
+                <w:kern w:val="0"/>
+                <w:sz w:val="22"/>
+                <w:szCs w:val="22"/>
+                <w:lang w:eastAsia="en-GB"/>
+                <w14:ligatures w14:val="none"/>
+              </w:rPr>
+              <w:t xml:space="preserve"> to determine the number of tasks added to the queue in </w:t>
+            </w:r>
+            <w:proofErr w:type="spellStart"/>
+            <w:r>
+              <w:rPr>
+                <w:rFonts w:ascii="Aptos Narrow" w:eastAsia="Times New Roman" w:hAnsi="Aptos Narrow" w:cs="Times New Roman"/>
+                <w:color w:val="000000"/>
+                <w:kern w:val="0"/>
+                <w:sz w:val="22"/>
+                <w:szCs w:val="22"/>
+                <w:lang w:eastAsia="en-GB"/>
+                <w14:ligatures w14:val="none"/>
+              </w:rPr>
+              <w:t>then</w:t>
+            </w:r>
+            <w:proofErr w:type="spellEnd"/>
+            <w:r>
+              <w:rPr>
+                <w:rFonts w:ascii="Aptos Narrow" w:eastAsia="Times New Roman" w:hAnsi="Aptos Narrow" w:cs="Times New Roman"/>
+                <w:color w:val="000000"/>
+                <w:kern w:val="0"/>
+                <w:sz w:val="22"/>
+                <w:szCs w:val="22"/>
+                <w:lang w:eastAsia="en-GB"/>
+                <w14:ligatures w14:val="none"/>
+              </w:rPr>
+              <w:t xml:space="preserve"> first place</w:t>
             </w:r>
           </w:p>
         </w:tc>
@@ -12890,7 +15047,8 @@
                 <w:lang w:eastAsia="en-GB"/>
                 <w14:ligatures w14:val="none"/>
               </w:rPr>
-              <w:t>RQ2</w:t>
+              <w:lastRenderedPageBreak/>
+              <w:t>RQ1</w:t>
             </w:r>
           </w:p>
         </w:tc>
@@ -12929,7 +15087,7 @@
                 <w:lang w:eastAsia="en-GB"/>
                 <w14:ligatures w14:val="none"/>
               </w:rPr>
-              <w:t>Inform the user when they try to reset a queue that has had no tasks retrieved from it</w:t>
+              <w:t>The task queue is reset to include all tasks that have been popped</w:t>
             </w:r>
           </w:p>
         </w:tc>
@@ -13005,11 +15163,11 @@
                 <w:kern w:val="0"/>
                 <w:sz w:val="22"/>
                 <w:szCs w:val="22"/>
-                <w:highlight w:val="magenta"/>
-                <w:lang w:eastAsia="en-GB"/>
-                <w14:ligatures w14:val="none"/>
-              </w:rPr>
-              <w:t>Edge case</w:t>
+                <w:highlight w:val="yellow"/>
+                <w:lang w:eastAsia="en-GB"/>
+                <w14:ligatures w14:val="none"/>
+              </w:rPr>
+              <w:t>Normal</w:t>
             </w:r>
           </w:p>
         </w:tc>
@@ -13048,33 +15206,7 @@
                 <w:lang w:eastAsia="en-GB"/>
                 <w14:ligatures w14:val="none"/>
               </w:rPr>
-              <w:t>The following message is printed:</w:t>
-            </w:r>
-          </w:p>
-          <w:p>
-            <w:pPr>
-              <w:spacing w:after="0" w:line="240" w:lineRule="auto"/>
-              <w:rPr>
-                <w:rFonts w:ascii="Aptos Narrow" w:eastAsia="Times New Roman" w:hAnsi="Aptos Narrow" w:cs="Times New Roman"/>
-                <w:color w:val="000000"/>
-                <w:kern w:val="0"/>
-                <w:sz w:val="22"/>
-                <w:szCs w:val="22"/>
-                <w:lang w:eastAsia="en-GB"/>
-                <w14:ligatures w14:val="none"/>
-              </w:rPr>
-            </w:pPr>
-            <w:r>
-              <w:rPr>
-                <w:rFonts w:ascii="Aptos Narrow" w:eastAsia="Times New Roman" w:hAnsi="Aptos Narrow" w:cs="Times New Roman"/>
-                <w:color w:val="000000"/>
-                <w:kern w:val="0"/>
-                <w:sz w:val="22"/>
-                <w:szCs w:val="22"/>
-                <w:lang w:eastAsia="en-GB"/>
-                <w14:ligatures w14:val="none"/>
-              </w:rPr>
-              <w:t>“No tasks have been retrieved from this queue- no change”</w:t>
+              <w:t>When retrieve task by priority is called 4 times, each of the tasks should be returned in order of priorities 1 – 4</w:t>
             </w:r>
           </w:p>
         </w:tc>
@@ -13111,7 +15243,7 @@
                 <w:lang w:eastAsia="en-GB"/>
                 <w14:ligatures w14:val="none"/>
               </w:rPr>
-              <w:t>The queue is reset  anyway</w:t>
+              <w:t>Expected result</w:t>
             </w:r>
           </w:p>
         </w:tc>
@@ -13149,7 +15281,7 @@
                 <w:lang w:eastAsia="en-GB"/>
                 <w14:ligatures w14:val="none"/>
               </w:rPr>
-              <w:t>Add a continue statement to skip resetting if number_retrieved == 0</w:t>
+              <w:t>None</w:t>
             </w:r>
           </w:p>
         </w:tc>
@@ -13232,20 +15364,7 @@
                 <w:lang w:eastAsia="en-GB"/>
                 <w14:ligatures w14:val="none"/>
               </w:rPr>
-              <w:t xml:space="preserve">Inform the user when they try to reset a queue that has had </w:t>
-            </w:r>
-            <w:r>
-              <w:rPr>
-                <w:rFonts w:ascii="Aptos Narrow" w:eastAsia="Times New Roman" w:hAnsi="Aptos Narrow" w:cs="Times New Roman"/>
-                <w:color w:val="000000"/>
-                <w:kern w:val="0"/>
-                <w:sz w:val="22"/>
-                <w:szCs w:val="22"/>
-                <w:lang w:eastAsia="en-GB"/>
-                <w14:ligatures w14:val="none"/>
-              </w:rPr>
-              <w:lastRenderedPageBreak/>
-              <w:t>no tasks retrieved from it</w:t>
+              <w:t>Inform the user when they try to reset a queue that has had no tasks retrieved from it</w:t>
             </w:r>
           </w:p>
         </w:tc>
@@ -13284,7 +15403,6 @@
                 <w:lang w:eastAsia="en-GB"/>
                 <w14:ligatures w14:val="none"/>
               </w:rPr>
-              <w:lastRenderedPageBreak/>
               <w:t>N/A</w:t>
             </w:r>
           </w:p>
@@ -13310,22 +15428,22 @@
                 <w:kern w:val="0"/>
                 <w:sz w:val="22"/>
                 <w:szCs w:val="22"/>
+                <w:highlight w:val="yellow"/>
+                <w:lang w:eastAsia="en-GB"/>
+                <w14:ligatures w14:val="none"/>
+              </w:rPr>
+            </w:pPr>
+            <w:r>
+              <w:rPr>
+                <w:rFonts w:ascii="Aptos Narrow" w:eastAsia="Times New Roman" w:hAnsi="Aptos Narrow" w:cs="Times New Roman"/>
+                <w:color w:val="000000"/>
+                <w:kern w:val="0"/>
+                <w:sz w:val="22"/>
+                <w:szCs w:val="22"/>
                 <w:highlight w:val="magenta"/>
                 <w:lang w:eastAsia="en-GB"/>
                 <w14:ligatures w14:val="none"/>
               </w:rPr>
-            </w:pPr>
-            <w:r>
-              <w:rPr>
-                <w:rFonts w:ascii="Aptos Narrow" w:eastAsia="Times New Roman" w:hAnsi="Aptos Narrow" w:cs="Times New Roman"/>
-                <w:color w:val="000000"/>
-                <w:kern w:val="0"/>
-                <w:sz w:val="22"/>
-                <w:szCs w:val="22"/>
-                <w:highlight w:val="magenta"/>
-                <w:lang w:eastAsia="en-GB"/>
-                <w14:ligatures w14:val="none"/>
-              </w:rPr>
               <w:t>Edge case</w:t>
             </w:r>
           </w:p>
@@ -13391,7 +15509,6 @@
                 <w:lang w:eastAsia="en-GB"/>
                 <w14:ligatures w14:val="none"/>
               </w:rPr>
-              <w:lastRenderedPageBreak/>
               <w:t>“No tasks have been retrieved from this queue- no change”</w:t>
             </w:r>
           </w:p>
@@ -13429,9 +15546,22 @@
                 <w:lang w:eastAsia="en-GB"/>
                 <w14:ligatures w14:val="none"/>
               </w:rPr>
-              <w:lastRenderedPageBreak/>
-              <w:t>Expected result</w:t>
-            </w:r>
+              <w:t xml:space="preserve">The queue is </w:t>
+            </w:r>
+            <w:proofErr w:type="gramStart"/>
+            <w:r>
+              <w:rPr>
+                <w:rFonts w:ascii="Aptos Narrow" w:eastAsia="Times New Roman" w:hAnsi="Aptos Narrow" w:cs="Times New Roman"/>
+                <w:color w:val="000000"/>
+                <w:kern w:val="0"/>
+                <w:sz w:val="22"/>
+                <w:szCs w:val="22"/>
+                <w:lang w:eastAsia="en-GB"/>
+                <w14:ligatures w14:val="none"/>
+              </w:rPr>
+              <w:t>reset  anyway</w:t>
+            </w:r>
+            <w:proofErr w:type="gramEnd"/>
           </w:p>
         </w:tc>
         <w:tc>
@@ -13468,7 +15598,33 @@
                 <w:lang w:eastAsia="en-GB"/>
                 <w14:ligatures w14:val="none"/>
               </w:rPr>
-              <w:t>None</w:t>
+              <w:t xml:space="preserve">Add a continue statement to skip resetting if </w:t>
+            </w:r>
+            <w:proofErr w:type="spellStart"/>
+            <w:r>
+              <w:rPr>
+                <w:rFonts w:ascii="Aptos Narrow" w:eastAsia="Times New Roman" w:hAnsi="Aptos Narrow" w:cs="Times New Roman"/>
+                <w:color w:val="000000"/>
+                <w:kern w:val="0"/>
+                <w:sz w:val="22"/>
+                <w:szCs w:val="22"/>
+                <w:lang w:eastAsia="en-GB"/>
+                <w14:ligatures w14:val="none"/>
+              </w:rPr>
+              <w:t>number_retrieved</w:t>
+            </w:r>
+            <w:proofErr w:type="spellEnd"/>
+            <w:r>
+              <w:rPr>
+                <w:rFonts w:ascii="Aptos Narrow" w:eastAsia="Times New Roman" w:hAnsi="Aptos Narrow" w:cs="Times New Roman"/>
+                <w:color w:val="000000"/>
+                <w:kern w:val="0"/>
+                <w:sz w:val="22"/>
+                <w:szCs w:val="22"/>
+                <w:lang w:eastAsia="en-GB"/>
+                <w14:ligatures w14:val="none"/>
+              </w:rPr>
+              <w:t xml:space="preserve"> == 0</w:t>
             </w:r>
           </w:p>
         </w:tc>
@@ -13479,70 +15635,300 @@
         </w:trPr>
         <w:tc>
           <w:tcPr>
-            <w:tcW w:w="9790" w:type="dxa"/>
-            <w:gridSpan w:val="7"/>
+            <w:tcW w:w="662" w:type="dxa"/>
             <w:tcBorders>
               <w:top w:val="nil"/>
               <w:left w:val="single" w:sz="4" w:space="0" w:color="auto"/>
               <w:bottom w:val="single" w:sz="4" w:space="0" w:color="auto"/>
               <w:right w:val="single" w:sz="4" w:space="0" w:color="auto"/>
             </w:tcBorders>
-            <w:shd w:val="clear" w:color="auto" w:fill="F2F2F2" w:themeFill="background1" w:themeFillShade="F2"/>
-            <w:vAlign w:val="bottom"/>
-          </w:tcPr>
-          <w:p>
-            <w:pPr>
-              <w:spacing w:after="0" w:line="240" w:lineRule="auto"/>
-              <w:jc w:val="center"/>
-              <w:rPr>
-                <w:rFonts w:ascii="Aptos Narrow" w:eastAsia="Times New Roman" w:hAnsi="Aptos Narrow" w:cs="Times New Roman"/>
-                <w:color w:val="000000"/>
-                <w:kern w:val="0"/>
-                <w:sz w:val="22"/>
-                <w:szCs w:val="22"/>
-                <w:lang w:eastAsia="en-GB"/>
-                <w14:ligatures w14:val="none"/>
-              </w:rPr>
-            </w:pPr>
-            <w:r>
-              <w:rPr>
-                <w:rFonts w:ascii="Aptos Narrow" w:eastAsia="Times New Roman" w:hAnsi="Aptos Narrow" w:cs="Times New Roman"/>
-                <w:color w:val="000000"/>
-                <w:kern w:val="0"/>
-                <w:sz w:val="22"/>
-                <w:szCs w:val="22"/>
-                <w:lang w:eastAsia="en-GB"/>
-                <w14:ligatures w14:val="none"/>
-              </w:rPr>
-              <w:t>Performance tests (NFR1)</w:t>
-            </w:r>
-          </w:p>
-        </w:tc>
-        <w:tc>
-          <w:tcPr>
-            <w:tcW w:w="1834" w:type="dxa"/>
+            <w:noWrap/>
+            <w:vAlign w:val="bottom"/>
+          </w:tcPr>
+          <w:p>
+            <w:pPr>
+              <w:spacing w:after="0" w:line="240" w:lineRule="auto"/>
+              <w:rPr>
+                <w:rFonts w:ascii="Aptos Narrow" w:eastAsia="Times New Roman" w:hAnsi="Aptos Narrow" w:cs="Times New Roman"/>
+                <w:color w:val="000000"/>
+                <w:kern w:val="0"/>
+                <w:sz w:val="22"/>
+                <w:szCs w:val="22"/>
+                <w:lang w:eastAsia="en-GB"/>
+                <w14:ligatures w14:val="none"/>
+              </w:rPr>
+            </w:pPr>
+            <w:r>
+              <w:rPr>
+                <w:rFonts w:ascii="Aptos Narrow" w:eastAsia="Times New Roman" w:hAnsi="Aptos Narrow" w:cs="Times New Roman"/>
+                <w:color w:val="000000"/>
+                <w:kern w:val="0"/>
+                <w:sz w:val="22"/>
+                <w:szCs w:val="22"/>
+                <w:lang w:eastAsia="en-GB"/>
+                <w14:ligatures w14:val="none"/>
+              </w:rPr>
+              <w:t>RQ2</w:t>
+            </w:r>
+          </w:p>
+        </w:tc>
+        <w:tc>
+          <w:tcPr>
+            <w:tcW w:w="2147" w:type="dxa"/>
+            <w:tcBorders>
+              <w:top w:val="nil"/>
+              <w:left w:val="nil"/>
+              <w:bottom w:val="single" w:sz="4" w:space="0" w:color="auto"/>
+              <w:right w:val="single" w:sz="4" w:space="0" w:color="auto"/>
+            </w:tcBorders>
+            <w:noWrap/>
+            <w:vAlign w:val="bottom"/>
+          </w:tcPr>
+          <w:p>
+            <w:pPr>
+              <w:spacing w:after="0" w:line="240" w:lineRule="auto"/>
+              <w:rPr>
+                <w:rFonts w:ascii="Aptos Narrow" w:eastAsia="Times New Roman" w:hAnsi="Aptos Narrow" w:cs="Times New Roman"/>
+                <w:color w:val="000000"/>
+                <w:kern w:val="0"/>
+                <w:sz w:val="22"/>
+                <w:szCs w:val="22"/>
+                <w:lang w:eastAsia="en-GB"/>
+                <w14:ligatures w14:val="none"/>
+              </w:rPr>
+            </w:pPr>
+            <w:r>
+              <w:rPr>
+                <w:rFonts w:ascii="Aptos Narrow" w:eastAsia="Times New Roman" w:hAnsi="Aptos Narrow" w:cs="Times New Roman"/>
+                <w:color w:val="000000"/>
+                <w:kern w:val="0"/>
+                <w:sz w:val="22"/>
+                <w:szCs w:val="22"/>
+                <w:lang w:eastAsia="en-GB"/>
+                <w14:ligatures w14:val="none"/>
+              </w:rPr>
+              <w:t>Inform the user when they try to reset a queue that has had no tasks retrieved from it</w:t>
+            </w:r>
+          </w:p>
+        </w:tc>
+        <w:tc>
+          <w:tcPr>
+            <w:tcW w:w="2153" w:type="dxa"/>
             <w:tcBorders>
               <w:top w:val="nil"/>
               <w:left w:val="single" w:sz="4" w:space="0" w:color="auto"/>
               <w:bottom w:val="single" w:sz="4" w:space="0" w:color="auto"/>
               <w:right w:val="single" w:sz="4" w:space="0" w:color="auto"/>
             </w:tcBorders>
-            <w:shd w:val="clear" w:color="auto" w:fill="F2F2F2" w:themeFill="background1" w:themeFillShade="F2"/>
-          </w:tcPr>
-          <w:p>
-            <w:pPr>
-              <w:spacing w:after="0" w:line="240" w:lineRule="auto"/>
-              <w:jc w:val="center"/>
-              <w:rPr>
-                <w:rFonts w:ascii="Aptos Narrow" w:eastAsia="Times New Roman" w:hAnsi="Aptos Narrow" w:cs="Times New Roman"/>
-                <w:color w:val="000000"/>
-                <w:kern w:val="0"/>
-                <w:sz w:val="22"/>
-                <w:szCs w:val="22"/>
-                <w:lang w:eastAsia="en-GB"/>
-                <w14:ligatures w14:val="none"/>
-              </w:rPr>
-            </w:pPr>
+            <w:noWrap/>
+            <w:vAlign w:val="bottom"/>
+          </w:tcPr>
+          <w:p>
+            <w:pPr>
+              <w:spacing w:after="0" w:line="240" w:lineRule="auto"/>
+              <w:rPr>
+                <w:rFonts w:ascii="Aptos Narrow" w:eastAsia="Times New Roman" w:hAnsi="Aptos Narrow" w:cs="Times New Roman"/>
+                <w:color w:val="000000"/>
+                <w:kern w:val="0"/>
+                <w:sz w:val="22"/>
+                <w:szCs w:val="22"/>
+                <w:lang w:eastAsia="en-GB"/>
+                <w14:ligatures w14:val="none"/>
+              </w:rPr>
+            </w:pPr>
+            <w:r>
+              <w:rPr>
+                <w:rFonts w:ascii="Aptos Narrow" w:eastAsia="Times New Roman" w:hAnsi="Aptos Narrow" w:cs="Times New Roman"/>
+                <w:color w:val="000000"/>
+                <w:kern w:val="0"/>
+                <w:sz w:val="22"/>
+                <w:szCs w:val="22"/>
+                <w:lang w:eastAsia="en-GB"/>
+                <w14:ligatures w14:val="none"/>
+              </w:rPr>
+              <w:t>N/A</w:t>
+            </w:r>
+          </w:p>
+        </w:tc>
+        <w:tc>
+          <w:tcPr>
+            <w:tcW w:w="966" w:type="dxa"/>
+            <w:tcBorders>
+              <w:top w:val="nil"/>
+              <w:left w:val="nil"/>
+              <w:bottom w:val="single" w:sz="4" w:space="0" w:color="auto"/>
+              <w:right w:val="single" w:sz="4" w:space="0" w:color="auto"/>
+            </w:tcBorders>
+            <w:noWrap/>
+            <w:vAlign w:val="bottom"/>
+          </w:tcPr>
+          <w:p>
+            <w:pPr>
+              <w:spacing w:after="0" w:line="240" w:lineRule="auto"/>
+              <w:rPr>
+                <w:rFonts w:ascii="Aptos Narrow" w:eastAsia="Times New Roman" w:hAnsi="Aptos Narrow" w:cs="Times New Roman"/>
+                <w:color w:val="000000"/>
+                <w:kern w:val="0"/>
+                <w:sz w:val="22"/>
+                <w:szCs w:val="22"/>
+                <w:highlight w:val="magenta"/>
+                <w:lang w:eastAsia="en-GB"/>
+                <w14:ligatures w14:val="none"/>
+              </w:rPr>
+            </w:pPr>
+            <w:r>
+              <w:rPr>
+                <w:rFonts w:ascii="Aptos Narrow" w:eastAsia="Times New Roman" w:hAnsi="Aptos Narrow" w:cs="Times New Roman"/>
+                <w:color w:val="000000"/>
+                <w:kern w:val="0"/>
+                <w:sz w:val="22"/>
+                <w:szCs w:val="22"/>
+                <w:highlight w:val="magenta"/>
+                <w:lang w:eastAsia="en-GB"/>
+                <w14:ligatures w14:val="none"/>
+              </w:rPr>
+              <w:t>Edge case</w:t>
+            </w:r>
+          </w:p>
+        </w:tc>
+        <w:tc>
+          <w:tcPr>
+            <w:tcW w:w="1869" w:type="dxa"/>
+            <w:tcBorders>
+              <w:top w:val="nil"/>
+              <w:left w:val="nil"/>
+              <w:bottom w:val="single" w:sz="4" w:space="0" w:color="auto"/>
+              <w:right w:val="single" w:sz="4" w:space="0" w:color="auto"/>
+            </w:tcBorders>
+            <w:noWrap/>
+            <w:vAlign w:val="bottom"/>
+          </w:tcPr>
+          <w:p>
+            <w:pPr>
+              <w:spacing w:after="0" w:line="240" w:lineRule="auto"/>
+              <w:rPr>
+                <w:rFonts w:ascii="Aptos Narrow" w:eastAsia="Times New Roman" w:hAnsi="Aptos Narrow" w:cs="Times New Roman"/>
+                <w:color w:val="000000"/>
+                <w:kern w:val="0"/>
+                <w:sz w:val="22"/>
+                <w:szCs w:val="22"/>
+                <w:lang w:eastAsia="en-GB"/>
+                <w14:ligatures w14:val="none"/>
+              </w:rPr>
+            </w:pPr>
+            <w:r>
+              <w:rPr>
+                <w:rFonts w:ascii="Aptos Narrow" w:eastAsia="Times New Roman" w:hAnsi="Aptos Narrow" w:cs="Times New Roman"/>
+                <w:color w:val="000000"/>
+                <w:kern w:val="0"/>
+                <w:sz w:val="22"/>
+                <w:szCs w:val="22"/>
+                <w:lang w:eastAsia="en-GB"/>
+                <w14:ligatures w14:val="none"/>
+              </w:rPr>
+              <w:t>The following message is printed:</w:t>
+            </w:r>
+          </w:p>
+          <w:p>
+            <w:pPr>
+              <w:spacing w:after="0" w:line="240" w:lineRule="auto"/>
+              <w:rPr>
+                <w:rFonts w:ascii="Aptos Narrow" w:eastAsia="Times New Roman" w:hAnsi="Aptos Narrow" w:cs="Times New Roman"/>
+                <w:color w:val="000000"/>
+                <w:kern w:val="0"/>
+                <w:sz w:val="22"/>
+                <w:szCs w:val="22"/>
+                <w:lang w:eastAsia="en-GB"/>
+                <w14:ligatures w14:val="none"/>
+              </w:rPr>
+            </w:pPr>
+            <w:r>
+              <w:rPr>
+                <w:rFonts w:ascii="Aptos Narrow" w:eastAsia="Times New Roman" w:hAnsi="Aptos Narrow" w:cs="Times New Roman"/>
+                <w:color w:val="000000"/>
+                <w:kern w:val="0"/>
+                <w:sz w:val="22"/>
+                <w:szCs w:val="22"/>
+                <w:lang w:eastAsia="en-GB"/>
+                <w14:ligatures w14:val="none"/>
+              </w:rPr>
+              <w:t>“No tasks have been retrieved from this queue- no change”</w:t>
+            </w:r>
+          </w:p>
+        </w:tc>
+        <w:tc>
+          <w:tcPr>
+            <w:tcW w:w="1984" w:type="dxa"/>
+            <w:tcBorders>
+              <w:top w:val="nil"/>
+              <w:left w:val="nil"/>
+              <w:bottom w:val="single" w:sz="4" w:space="0" w:color="auto"/>
+              <w:right w:val="single" w:sz="4" w:space="0" w:color="auto"/>
+            </w:tcBorders>
+          </w:tcPr>
+          <w:p>
+            <w:pPr>
+              <w:spacing w:after="0" w:line="240" w:lineRule="auto"/>
+              <w:rPr>
+                <w:rFonts w:ascii="Aptos Narrow" w:eastAsia="Times New Roman" w:hAnsi="Aptos Narrow" w:cs="Times New Roman"/>
+                <w:color w:val="000000"/>
+                <w:kern w:val="0"/>
+                <w:sz w:val="22"/>
+                <w:szCs w:val="22"/>
+                <w:lang w:eastAsia="en-GB"/>
+                <w14:ligatures w14:val="none"/>
+              </w:rPr>
+            </w:pPr>
+            <w:r>
+              <w:rPr>
+                <w:rFonts w:ascii="Aptos Narrow" w:eastAsia="Times New Roman" w:hAnsi="Aptos Narrow" w:cs="Times New Roman"/>
+                <w:color w:val="000000"/>
+                <w:kern w:val="0"/>
+                <w:sz w:val="22"/>
+                <w:szCs w:val="22"/>
+                <w:lang w:eastAsia="en-GB"/>
+                <w14:ligatures w14:val="none"/>
+              </w:rPr>
+              <w:t>Expected result</w:t>
+            </w:r>
+          </w:p>
+        </w:tc>
+        <w:tc>
+          <w:tcPr>
+            <w:tcW w:w="1843" w:type="dxa"/>
+            <w:gridSpan w:val="2"/>
+            <w:tcBorders>
+              <w:top w:val="nil"/>
+              <w:left w:val="nil"/>
+              <w:bottom w:val="single" w:sz="4" w:space="0" w:color="auto"/>
+              <w:right w:val="single" w:sz="4" w:space="0" w:color="auto"/>
+            </w:tcBorders>
+          </w:tcPr>
+          <w:p>
+            <w:pPr>
+              <w:spacing w:after="0" w:line="240" w:lineRule="auto"/>
+              <w:rPr>
+                <w:rFonts w:ascii="Aptos Narrow" w:eastAsia="Times New Roman" w:hAnsi="Aptos Narrow" w:cs="Times New Roman"/>
+                <w:color w:val="000000"/>
+                <w:kern w:val="0"/>
+                <w:sz w:val="22"/>
+                <w:szCs w:val="22"/>
+                <w:lang w:eastAsia="en-GB"/>
+                <w14:ligatures w14:val="none"/>
+              </w:rPr>
+            </w:pPr>
+            <w:r>
+              <w:rPr>
+                <w:rFonts w:ascii="Aptos Narrow" w:eastAsia="Times New Roman" w:hAnsi="Aptos Narrow" w:cs="Times New Roman"/>
+                <w:color w:val="000000"/>
+                <w:kern w:val="0"/>
+                <w:sz w:val="22"/>
+                <w:szCs w:val="22"/>
+                <w:lang w:eastAsia="en-GB"/>
+                <w14:ligatures w14:val="none"/>
+              </w:rPr>
+              <w:t>None</w:t>
+            </w:r>
           </w:p>
         </w:tc>
       </w:tr>
@@ -13552,362 +15938,70 @@
         </w:trPr>
         <w:tc>
           <w:tcPr>
-            <w:tcW w:w="662" w:type="dxa"/>
+            <w:tcW w:w="9790" w:type="dxa"/>
+            <w:gridSpan w:val="7"/>
             <w:tcBorders>
               <w:top w:val="nil"/>
               <w:left w:val="single" w:sz="4" w:space="0" w:color="auto"/>
               <w:bottom w:val="single" w:sz="4" w:space="0" w:color="auto"/>
               <w:right w:val="single" w:sz="4" w:space="0" w:color="auto"/>
             </w:tcBorders>
-            <w:noWrap/>
-            <w:vAlign w:val="bottom"/>
-          </w:tcPr>
-          <w:p>
-            <w:pPr>
-              <w:spacing w:after="0" w:line="240" w:lineRule="auto"/>
-              <w:rPr>
-                <w:rFonts w:ascii="Aptos Narrow" w:eastAsia="Times New Roman" w:hAnsi="Aptos Narrow" w:cs="Times New Roman"/>
-                <w:color w:val="000000"/>
-                <w:kern w:val="0"/>
-                <w:sz w:val="22"/>
-                <w:szCs w:val="22"/>
-                <w:lang w:eastAsia="en-GB"/>
-                <w14:ligatures w14:val="none"/>
-              </w:rPr>
-            </w:pPr>
-            <w:r>
-              <w:rPr>
-                <w:rFonts w:ascii="Aptos Narrow" w:eastAsia="Times New Roman" w:hAnsi="Aptos Narrow" w:cs="Times New Roman"/>
-                <w:color w:val="000000"/>
-                <w:kern w:val="0"/>
-                <w:sz w:val="22"/>
-                <w:szCs w:val="22"/>
-                <w:lang w:eastAsia="en-GB"/>
-                <w14:ligatures w14:val="none"/>
-              </w:rPr>
-              <w:t>P1</w:t>
-            </w:r>
-          </w:p>
-        </w:tc>
-        <w:tc>
-          <w:tcPr>
-            <w:tcW w:w="2147" w:type="dxa"/>
-            <w:tcBorders>
-              <w:top w:val="nil"/>
-              <w:left w:val="nil"/>
-              <w:bottom w:val="single" w:sz="4" w:space="0" w:color="auto"/>
-              <w:right w:val="single" w:sz="4" w:space="0" w:color="auto"/>
-            </w:tcBorders>
-            <w:noWrap/>
-            <w:vAlign w:val="bottom"/>
-          </w:tcPr>
-          <w:p>
-            <w:pPr>
-              <w:spacing w:after="0" w:line="240" w:lineRule="auto"/>
-              <w:rPr>
-                <w:rFonts w:ascii="Aptos Narrow" w:eastAsia="Times New Roman" w:hAnsi="Aptos Narrow" w:cs="Times New Roman"/>
-                <w:color w:val="000000"/>
-                <w:kern w:val="0"/>
-                <w:sz w:val="22"/>
-                <w:szCs w:val="22"/>
-                <w:lang w:eastAsia="en-GB"/>
-                <w14:ligatures w14:val="none"/>
-              </w:rPr>
-            </w:pPr>
-            <w:r>
-              <w:rPr>
-                <w:rFonts w:ascii="Aptos Narrow" w:eastAsia="Times New Roman" w:hAnsi="Aptos Narrow" w:cs="Times New Roman"/>
-                <w:color w:val="000000"/>
-                <w:kern w:val="0"/>
-                <w:sz w:val="22"/>
-                <w:szCs w:val="22"/>
-                <w:lang w:eastAsia="en-GB"/>
-                <w14:ligatures w14:val="none"/>
-              </w:rPr>
-              <w:t xml:space="preserve">Observe the time taken to add a task when there are </w:t>
-            </w:r>
-            <w:r>
-              <w:rPr>
-                <w:rFonts w:ascii="Aptos Narrow" w:eastAsia="Times New Roman" w:hAnsi="Aptos Narrow" w:cs="Times New Roman"/>
-                <w:color w:val="000000"/>
-                <w:kern w:val="0"/>
-                <w:sz w:val="22"/>
-                <w:szCs w:val="22"/>
-                <w:lang w:eastAsia="en-GB"/>
-                <w14:ligatures w14:val="none"/>
-              </w:rPr>
-              <w:t>10,000</w:t>
-            </w:r>
-            <w:r>
-              <w:rPr>
-                <w:rFonts w:ascii="Aptos Narrow" w:eastAsia="Times New Roman" w:hAnsi="Aptos Narrow" w:cs="Times New Roman"/>
-                <w:color w:val="000000"/>
-                <w:kern w:val="0"/>
-                <w:sz w:val="22"/>
-                <w:szCs w:val="22"/>
-                <w:lang w:eastAsia="en-GB"/>
-                <w14:ligatures w14:val="none"/>
-              </w:rPr>
-              <w:t xml:space="preserve"> tasks </w:t>
-            </w:r>
-          </w:p>
-        </w:tc>
-        <w:tc>
-          <w:tcPr>
-            <w:tcW w:w="2153" w:type="dxa"/>
+            <w:shd w:val="clear" w:color="auto" w:fill="F2F2F2" w:themeFill="background1" w:themeFillShade="F2"/>
+            <w:vAlign w:val="bottom"/>
+          </w:tcPr>
+          <w:p>
+            <w:pPr>
+              <w:spacing w:after="0" w:line="240" w:lineRule="auto"/>
+              <w:jc w:val="center"/>
+              <w:rPr>
+                <w:rFonts w:ascii="Aptos Narrow" w:eastAsia="Times New Roman" w:hAnsi="Aptos Narrow" w:cs="Times New Roman"/>
+                <w:color w:val="000000"/>
+                <w:kern w:val="0"/>
+                <w:sz w:val="22"/>
+                <w:szCs w:val="22"/>
+                <w:lang w:eastAsia="en-GB"/>
+                <w14:ligatures w14:val="none"/>
+              </w:rPr>
+            </w:pPr>
+            <w:r>
+              <w:rPr>
+                <w:rFonts w:ascii="Aptos Narrow" w:eastAsia="Times New Roman" w:hAnsi="Aptos Narrow" w:cs="Times New Roman"/>
+                <w:color w:val="000000"/>
+                <w:kern w:val="0"/>
+                <w:sz w:val="22"/>
+                <w:szCs w:val="22"/>
+                <w:lang w:eastAsia="en-GB"/>
+                <w14:ligatures w14:val="none"/>
+              </w:rPr>
+              <w:t>Performance tests (NFR1)</w:t>
+            </w:r>
+          </w:p>
+        </w:tc>
+        <w:tc>
+          <w:tcPr>
+            <w:tcW w:w="1834" w:type="dxa"/>
             <w:tcBorders>
               <w:top w:val="nil"/>
               <w:left w:val="single" w:sz="4" w:space="0" w:color="auto"/>
               <w:bottom w:val="single" w:sz="4" w:space="0" w:color="auto"/>
               <w:right w:val="single" w:sz="4" w:space="0" w:color="auto"/>
             </w:tcBorders>
-            <w:noWrap/>
-            <w:vAlign w:val="bottom"/>
-          </w:tcPr>
-          <w:p>
-            <w:pPr>
-              <w:spacing w:after="0" w:line="240" w:lineRule="auto"/>
-              <w:rPr>
-                <w:rFonts w:ascii="Aptos Narrow" w:eastAsia="Times New Roman" w:hAnsi="Aptos Narrow" w:cs="Times New Roman"/>
-                <w:color w:val="000000"/>
-                <w:kern w:val="0"/>
-                <w:sz w:val="22"/>
-                <w:szCs w:val="22"/>
-                <w:lang w:eastAsia="en-GB"/>
-                <w14:ligatures w14:val="none"/>
-              </w:rPr>
-            </w:pPr>
-            <w:r>
-              <w:rPr>
-                <w:rFonts w:ascii="Aptos Narrow" w:eastAsia="Times New Roman" w:hAnsi="Aptos Narrow" w:cs="Times New Roman"/>
-                <w:color w:val="000000"/>
-                <w:kern w:val="0"/>
-                <w:sz w:val="22"/>
-                <w:szCs w:val="22"/>
-                <w:lang w:eastAsia="en-GB"/>
-                <w14:ligatures w14:val="none"/>
-              </w:rPr>
-              <w:t>description: “my description”</w:t>
-            </w:r>
-          </w:p>
-          <w:p>
-            <w:pPr>
-              <w:spacing w:after="0" w:line="240" w:lineRule="auto"/>
-              <w:rPr>
-                <w:rFonts w:ascii="Aptos Narrow" w:eastAsia="Times New Roman" w:hAnsi="Aptos Narrow" w:cs="Times New Roman"/>
-                <w:color w:val="000000"/>
-                <w:kern w:val="0"/>
-                <w:sz w:val="22"/>
-                <w:szCs w:val="22"/>
-                <w:lang w:eastAsia="en-GB"/>
-                <w14:ligatures w14:val="none"/>
-              </w:rPr>
-            </w:pPr>
-            <w:r>
-              <w:rPr>
-                <w:rFonts w:ascii="Aptos Narrow" w:eastAsia="Times New Roman" w:hAnsi="Aptos Narrow" w:cs="Times New Roman"/>
-                <w:color w:val="000000"/>
-                <w:kern w:val="0"/>
-                <w:sz w:val="22"/>
-                <w:szCs w:val="22"/>
-                <w:lang w:eastAsia="en-GB"/>
-                <w14:ligatures w14:val="none"/>
-              </w:rPr>
-              <w:t>priority: “2”</w:t>
-            </w:r>
-          </w:p>
-        </w:tc>
-        <w:tc>
-          <w:tcPr>
-            <w:tcW w:w="966" w:type="dxa"/>
-            <w:tcBorders>
-              <w:top w:val="nil"/>
-              <w:left w:val="nil"/>
-              <w:bottom w:val="single" w:sz="4" w:space="0" w:color="auto"/>
-              <w:right w:val="single" w:sz="4" w:space="0" w:color="auto"/>
-            </w:tcBorders>
-            <w:noWrap/>
-            <w:vAlign w:val="bottom"/>
-          </w:tcPr>
-          <w:p>
-            <w:pPr>
-              <w:spacing w:after="0" w:line="240" w:lineRule="auto"/>
-              <w:rPr>
-                <w:rFonts w:ascii="Aptos Narrow" w:eastAsia="Times New Roman" w:hAnsi="Aptos Narrow" w:cs="Times New Roman"/>
-                <w:color w:val="000000"/>
-                <w:kern w:val="0"/>
-                <w:sz w:val="22"/>
-                <w:szCs w:val="22"/>
-                <w:highlight w:val="magenta"/>
-                <w:lang w:eastAsia="en-GB"/>
-                <w14:ligatures w14:val="none"/>
-              </w:rPr>
-            </w:pPr>
-            <w:r>
-              <w:rPr>
-                <w:rFonts w:ascii="Aptos Narrow" w:eastAsia="Times New Roman" w:hAnsi="Aptos Narrow" w:cs="Times New Roman"/>
-                <w:color w:val="000000"/>
-                <w:kern w:val="0"/>
-                <w:sz w:val="22"/>
-                <w:szCs w:val="22"/>
-                <w:highlight w:val="magenta"/>
-                <w:lang w:eastAsia="en-GB"/>
-                <w14:ligatures w14:val="none"/>
-              </w:rPr>
-              <w:t>Edge case</w:t>
-            </w:r>
-          </w:p>
-        </w:tc>
-        <w:tc>
-          <w:tcPr>
-            <w:tcW w:w="1869" w:type="dxa"/>
-            <w:tcBorders>
-              <w:top w:val="nil"/>
-              <w:left w:val="nil"/>
-              <w:bottom w:val="single" w:sz="4" w:space="0" w:color="auto"/>
-              <w:right w:val="single" w:sz="4" w:space="0" w:color="auto"/>
-            </w:tcBorders>
-            <w:noWrap/>
-            <w:vAlign w:val="bottom"/>
-          </w:tcPr>
-          <w:p>
-            <w:pPr>
-              <w:spacing w:after="0" w:line="240" w:lineRule="auto"/>
-              <w:rPr>
-                <w:rFonts w:ascii="Aptos Narrow" w:eastAsia="Times New Roman" w:hAnsi="Aptos Narrow" w:cs="Times New Roman"/>
-                <w:color w:val="000000"/>
-                <w:kern w:val="0"/>
-                <w:sz w:val="22"/>
-                <w:szCs w:val="22"/>
-                <w:lang w:eastAsia="en-GB"/>
-                <w14:ligatures w14:val="none"/>
-              </w:rPr>
-            </w:pPr>
-            <w:r>
-              <w:rPr>
-                <w:rFonts w:ascii="Aptos Narrow" w:eastAsia="Times New Roman" w:hAnsi="Aptos Narrow" w:cs="Times New Roman"/>
-                <w:color w:val="000000"/>
-                <w:kern w:val="0"/>
-                <w:sz w:val="22"/>
-                <w:szCs w:val="22"/>
-                <w:lang w:eastAsia="en-GB"/>
-                <w14:ligatures w14:val="none"/>
-              </w:rPr>
-              <w:t xml:space="preserve">Adds a task to task.json, and to the local </w:t>
-            </w:r>
-            <w:r>
-              <w:rPr>
-                <w:rFonts w:ascii="Aptos Narrow" w:eastAsia="Times New Roman" w:hAnsi="Aptos Narrow" w:cs="Times New Roman"/>
-                <w:color w:val="000000"/>
-                <w:kern w:val="0"/>
-                <w:sz w:val="22"/>
-                <w:szCs w:val="22"/>
-                <w:lang w:eastAsia="en-GB"/>
-                <w14:ligatures w14:val="none"/>
-              </w:rPr>
-              <w:t xml:space="preserve">current_tasks in under 1s </w:t>
-            </w:r>
-          </w:p>
-          <w:p>
-            <w:pPr>
-              <w:spacing w:after="0" w:line="240" w:lineRule="auto"/>
-              <w:rPr>
-                <w:rFonts w:ascii="Aptos Narrow" w:eastAsia="Times New Roman" w:hAnsi="Aptos Narrow" w:cs="Times New Roman"/>
-                <w:color w:val="000000"/>
-                <w:kern w:val="0"/>
-                <w:sz w:val="22"/>
-                <w:szCs w:val="22"/>
-                <w:lang w:eastAsia="en-GB"/>
-                <w14:ligatures w14:val="none"/>
-              </w:rPr>
-            </w:pPr>
-          </w:p>
-        </w:tc>
-        <w:tc>
-          <w:tcPr>
-            <w:tcW w:w="1984" w:type="dxa"/>
-            <w:tcBorders>
-              <w:top w:val="nil"/>
-              <w:left w:val="nil"/>
-              <w:bottom w:val="single" w:sz="4" w:space="0" w:color="auto"/>
-              <w:right w:val="single" w:sz="4" w:space="0" w:color="auto"/>
-            </w:tcBorders>
-          </w:tcPr>
-          <w:p>
-            <w:pPr>
-              <w:spacing w:after="0" w:line="240" w:lineRule="auto"/>
-              <w:rPr>
-                <w:rFonts w:ascii="Aptos Narrow" w:eastAsia="Times New Roman" w:hAnsi="Aptos Narrow" w:cs="Times New Roman"/>
-                <w:color w:val="000000"/>
-                <w:kern w:val="0"/>
-                <w:sz w:val="22"/>
-                <w:szCs w:val="22"/>
-                <w:lang w:eastAsia="en-GB"/>
-                <w14:ligatures w14:val="none"/>
-              </w:rPr>
-            </w:pPr>
-            <w:r>
-              <w:rPr>
-                <w:rFonts w:ascii="Aptos Narrow" w:eastAsia="Times New Roman" w:hAnsi="Aptos Narrow" w:cs="Times New Roman"/>
-                <w:color w:val="000000"/>
-                <w:kern w:val="0"/>
-                <w:sz w:val="22"/>
-                <w:szCs w:val="22"/>
-                <w:lang w:eastAsia="en-GB"/>
-                <w14:ligatures w14:val="none"/>
-              </w:rPr>
-              <w:t>Time to add task and save was negligible</w:t>
-            </w:r>
-          </w:p>
-        </w:tc>
-        <w:tc>
-          <w:tcPr>
-            <w:tcW w:w="1843" w:type="dxa"/>
-            <w:gridSpan w:val="2"/>
-            <w:tcBorders>
-              <w:top w:val="nil"/>
-              <w:left w:val="nil"/>
-              <w:bottom w:val="single" w:sz="4" w:space="0" w:color="auto"/>
-              <w:right w:val="single" w:sz="4" w:space="0" w:color="auto"/>
-            </w:tcBorders>
-          </w:tcPr>
-          <w:p>
-            <w:pPr>
-              <w:spacing w:after="0" w:line="240" w:lineRule="auto"/>
-              <w:rPr>
-                <w:rFonts w:ascii="Aptos Narrow" w:eastAsia="Times New Roman" w:hAnsi="Aptos Narrow" w:cs="Times New Roman"/>
-                <w:color w:val="000000"/>
-                <w:kern w:val="0"/>
-                <w:sz w:val="22"/>
-                <w:szCs w:val="22"/>
-                <w:lang w:eastAsia="en-GB"/>
-                <w14:ligatures w14:val="none"/>
-              </w:rPr>
-            </w:pPr>
-            <w:r>
-              <w:rPr>
-                <w:rFonts w:ascii="Aptos Narrow" w:eastAsia="Times New Roman" w:hAnsi="Aptos Narrow" w:cs="Times New Roman"/>
-                <w:color w:val="000000"/>
-                <w:kern w:val="0"/>
-                <w:sz w:val="22"/>
-                <w:szCs w:val="22"/>
-                <w:lang w:eastAsia="en-GB"/>
-                <w14:ligatures w14:val="none"/>
-              </w:rPr>
-              <w:t>Test with 100,000 tasks</w:t>
-            </w:r>
-            <w:r>
-              <w:rPr>
-                <w:rFonts w:ascii="Aptos Narrow" w:eastAsia="Times New Roman" w:hAnsi="Aptos Narrow" w:cs="Times New Roman"/>
-                <w:color w:val="000000"/>
-                <w:kern w:val="0"/>
-                <w:sz w:val="22"/>
-                <w:szCs w:val="22"/>
-                <w:lang w:eastAsia="en-GB"/>
-                <w14:ligatures w14:val="none"/>
-              </w:rPr>
-              <w:t xml:space="preserve"> IN ALL FUTURE PERFORMANCE TESTS to effectively stress the program</w:t>
-            </w:r>
+            <w:shd w:val="clear" w:color="auto" w:fill="F2F2F2" w:themeFill="background1" w:themeFillShade="F2"/>
+          </w:tcPr>
+          <w:p>
+            <w:pPr>
+              <w:spacing w:after="0" w:line="240" w:lineRule="auto"/>
+              <w:jc w:val="center"/>
+              <w:rPr>
+                <w:rFonts w:ascii="Aptos Narrow" w:eastAsia="Times New Roman" w:hAnsi="Aptos Narrow" w:cs="Times New Roman"/>
+                <w:color w:val="000000"/>
+                <w:kern w:val="0"/>
+                <w:sz w:val="22"/>
+                <w:szCs w:val="22"/>
+                <w:lang w:eastAsia="en-GB"/>
+                <w14:ligatures w14:val="none"/>
+              </w:rPr>
+            </w:pPr>
           </w:p>
         </w:tc>
       </w:tr>
@@ -13989,31 +16083,7 @@
                 <w:lang w:eastAsia="en-GB"/>
                 <w14:ligatures w14:val="none"/>
               </w:rPr>
-              <w:t xml:space="preserve">Observe the time taken to add a task when there are </w:t>
-            </w:r>
-            <w:r>
-              <w:rPr>
-                <w:rFonts w:ascii="Aptos Narrow" w:eastAsia="Times New Roman" w:hAnsi="Aptos Narrow" w:cs="Times New Roman"/>
-                <w:color w:val="000000"/>
-                <w:kern w:val="0"/>
-                <w:sz w:val="22"/>
-                <w:szCs w:val="22"/>
-                <w:lang w:eastAsia="en-GB"/>
-                <w14:ligatures w14:val="none"/>
-              </w:rPr>
-              <w:t>100,000</w:t>
-            </w:r>
-            <w:r>
-              <w:rPr>
-                <w:rFonts w:ascii="Aptos Narrow" w:eastAsia="Times New Roman" w:hAnsi="Aptos Narrow" w:cs="Times New Roman"/>
-                <w:color w:val="000000"/>
-                <w:kern w:val="0"/>
-                <w:sz w:val="22"/>
-                <w:szCs w:val="22"/>
-                <w:lang w:eastAsia="en-GB"/>
-                <w14:ligatures w14:val="none"/>
-              </w:rPr>
-              <w:t xml:space="preserve"> tasks </w:t>
+              <w:t xml:space="preserve">Observe the time taken to add a task when there are 10,000 tasks </w:t>
             </w:r>
           </w:p>
         </w:tc>
@@ -14158,19 +16228,61 @@
                 <w:lang w:eastAsia="en-GB"/>
                 <w14:ligatures w14:val="none"/>
               </w:rPr>
-              <w:t xml:space="preserve">Adds a task to task.json, and to the local </w:t>
-            </w:r>
-            <w:r>
-              <w:rPr>
-                <w:rFonts w:ascii="Aptos Narrow" w:eastAsia="Times New Roman" w:hAnsi="Aptos Narrow" w:cs="Times New Roman"/>
-                <w:color w:val="000000"/>
-                <w:kern w:val="0"/>
-                <w:sz w:val="22"/>
-                <w:szCs w:val="22"/>
-                <w:lang w:eastAsia="en-GB"/>
-                <w14:ligatures w14:val="none"/>
-              </w:rPr>
-              <w:t xml:space="preserve">current_tasks in under 1s </w:t>
+              <w:t xml:space="preserve">Adds a task to </w:t>
+            </w:r>
+            <w:proofErr w:type="spellStart"/>
+            <w:proofErr w:type="gramStart"/>
+            <w:r>
+              <w:rPr>
+                <w:rFonts w:ascii="Aptos Narrow" w:eastAsia="Times New Roman" w:hAnsi="Aptos Narrow" w:cs="Times New Roman"/>
+                <w:color w:val="000000"/>
+                <w:kern w:val="0"/>
+                <w:sz w:val="22"/>
+                <w:szCs w:val="22"/>
+                <w:lang w:eastAsia="en-GB"/>
+                <w14:ligatures w14:val="none"/>
+              </w:rPr>
+              <w:t>task.json</w:t>
+            </w:r>
+            <w:proofErr w:type="spellEnd"/>
+            <w:proofErr w:type="gramEnd"/>
+            <w:r>
+              <w:rPr>
+                <w:rFonts w:ascii="Aptos Narrow" w:eastAsia="Times New Roman" w:hAnsi="Aptos Narrow" w:cs="Times New Roman"/>
+                <w:color w:val="000000"/>
+                <w:kern w:val="0"/>
+                <w:sz w:val="22"/>
+                <w:szCs w:val="22"/>
+                <w:lang w:eastAsia="en-GB"/>
+                <w14:ligatures w14:val="none"/>
+              </w:rPr>
+              <w:t xml:space="preserve">, and to the local </w:t>
+            </w:r>
+            <w:proofErr w:type="spellStart"/>
+            <w:r>
+              <w:rPr>
+                <w:rFonts w:ascii="Aptos Narrow" w:eastAsia="Times New Roman" w:hAnsi="Aptos Narrow" w:cs="Times New Roman"/>
+                <w:color w:val="000000"/>
+                <w:kern w:val="0"/>
+                <w:sz w:val="22"/>
+                <w:szCs w:val="22"/>
+                <w:lang w:eastAsia="en-GB"/>
+                <w14:ligatures w14:val="none"/>
+              </w:rPr>
+              <w:t>current_tasks</w:t>
+            </w:r>
+            <w:proofErr w:type="spellEnd"/>
+            <w:r>
+              <w:rPr>
+                <w:rFonts w:ascii="Aptos Narrow" w:eastAsia="Times New Roman" w:hAnsi="Aptos Narrow" w:cs="Times New Roman"/>
+                <w:color w:val="000000"/>
+                <w:kern w:val="0"/>
+                <w:sz w:val="22"/>
+                <w:szCs w:val="22"/>
+                <w:lang w:eastAsia="en-GB"/>
+                <w14:ligatures w14:val="none"/>
+              </w:rPr>
+              <w:t xml:space="preserve"> in under 1s </w:t>
             </w:r>
           </w:p>
           <w:p>
@@ -14221,7 +16333,7 @@
                 <w:lang w:eastAsia="en-GB"/>
                 <w14:ligatures w14:val="none"/>
               </w:rPr>
-              <w:t>Time to add task was negligible, but time to save was 0.7 to 0.8s</w:t>
+              <w:t>Time to add task and save was negligible</w:t>
             </w:r>
           </w:p>
         </w:tc>
@@ -14259,7 +16371,7 @@
                 <w:lang w:eastAsia="en-GB"/>
                 <w14:ligatures w14:val="none"/>
               </w:rPr>
-              <w:t>None</w:t>
+              <w:t>Test with 100,000 tasks IN ALL FUTURE PERFORMANCE TESTS to effectively stress the program</w:t>
             </w:r>
           </w:p>
         </w:tc>
@@ -14303,7 +16415,7 @@
                 <w:lang w:eastAsia="en-GB"/>
                 <w14:ligatures w14:val="none"/>
               </w:rPr>
-              <w:t>P2</w:t>
+              <w:t>P1</w:t>
             </w:r>
           </w:p>
         </w:tc>
@@ -14342,31 +16454,7 @@
                 <w:lang w:eastAsia="en-GB"/>
                 <w14:ligatures w14:val="none"/>
               </w:rPr>
-              <w:t>Observe the time taken to retrieve a task by priority when there are 1</w:t>
-            </w:r>
-            <w:r>
-              <w:rPr>
-                <w:rFonts w:ascii="Aptos Narrow" w:eastAsia="Times New Roman" w:hAnsi="Aptos Narrow" w:cs="Times New Roman"/>
-                <w:color w:val="000000"/>
-                <w:kern w:val="0"/>
-                <w:sz w:val="22"/>
-                <w:szCs w:val="22"/>
-                <w:lang w:eastAsia="en-GB"/>
-                <w14:ligatures w14:val="none"/>
-              </w:rPr>
-              <w:t>0</w:t>
-            </w:r>
-            <w:r>
-              <w:rPr>
-                <w:rFonts w:ascii="Aptos Narrow" w:eastAsia="Times New Roman" w:hAnsi="Aptos Narrow" w:cs="Times New Roman"/>
-                <w:color w:val="000000"/>
-                <w:kern w:val="0"/>
-                <w:sz w:val="22"/>
-                <w:szCs w:val="22"/>
-                <w:lang w:eastAsia="en-GB"/>
-                <w14:ligatures w14:val="none"/>
-              </w:rPr>
-              <w:t xml:space="preserve">0,000 tasks </w:t>
+              <w:t xml:space="preserve">Observe the time taken to add a task when there are 100,000 tasks </w:t>
             </w:r>
           </w:p>
         </w:tc>
@@ -14405,7 +16493,33 @@
                 <w:lang w:eastAsia="en-GB"/>
                 <w14:ligatures w14:val="none"/>
               </w:rPr>
-              <w:t>N/A</w:t>
+              <w:t>description: “my description”</w:t>
+            </w:r>
+          </w:p>
+          <w:p>
+            <w:pPr>
+              <w:spacing w:after="0" w:line="240" w:lineRule="auto"/>
+              <w:rPr>
+                <w:rFonts w:ascii="Aptos Narrow" w:eastAsia="Times New Roman" w:hAnsi="Aptos Narrow" w:cs="Times New Roman"/>
+                <w:color w:val="000000"/>
+                <w:kern w:val="0"/>
+                <w:sz w:val="22"/>
+                <w:szCs w:val="22"/>
+                <w:lang w:eastAsia="en-GB"/>
+                <w14:ligatures w14:val="none"/>
+              </w:rPr>
+            </w:pPr>
+            <w:r>
+              <w:rPr>
+                <w:rFonts w:ascii="Aptos Narrow" w:eastAsia="Times New Roman" w:hAnsi="Aptos Narrow" w:cs="Times New Roman"/>
+                <w:color w:val="000000"/>
+                <w:kern w:val="0"/>
+                <w:sz w:val="22"/>
+                <w:szCs w:val="22"/>
+                <w:lang w:eastAsia="en-GB"/>
+                <w14:ligatures w14:val="none"/>
+              </w:rPr>
+              <w:t>priority: “2”</w:t>
             </w:r>
           </w:p>
         </w:tc>
@@ -14485,8 +16599,76 @@
                 <w:lang w:eastAsia="en-GB"/>
                 <w14:ligatures w14:val="none"/>
               </w:rPr>
-              <w:t>The task whose priority=0 and status=”incomplete” is printed in under 1s</w:t>
-            </w:r>
+              <w:t xml:space="preserve">Adds a task to </w:t>
+            </w:r>
+            <w:proofErr w:type="spellStart"/>
+            <w:proofErr w:type="gramStart"/>
+            <w:r>
+              <w:rPr>
+                <w:rFonts w:ascii="Aptos Narrow" w:eastAsia="Times New Roman" w:hAnsi="Aptos Narrow" w:cs="Times New Roman"/>
+                <w:color w:val="000000"/>
+                <w:kern w:val="0"/>
+                <w:sz w:val="22"/>
+                <w:szCs w:val="22"/>
+                <w:lang w:eastAsia="en-GB"/>
+                <w14:ligatures w14:val="none"/>
+              </w:rPr>
+              <w:t>task.json</w:t>
+            </w:r>
+            <w:proofErr w:type="spellEnd"/>
+            <w:proofErr w:type="gramEnd"/>
+            <w:r>
+              <w:rPr>
+                <w:rFonts w:ascii="Aptos Narrow" w:eastAsia="Times New Roman" w:hAnsi="Aptos Narrow" w:cs="Times New Roman"/>
+                <w:color w:val="000000"/>
+                <w:kern w:val="0"/>
+                <w:sz w:val="22"/>
+                <w:szCs w:val="22"/>
+                <w:lang w:eastAsia="en-GB"/>
+                <w14:ligatures w14:val="none"/>
+              </w:rPr>
+              <w:t xml:space="preserve">, and to the local </w:t>
+            </w:r>
+            <w:proofErr w:type="spellStart"/>
+            <w:r>
+              <w:rPr>
+                <w:rFonts w:ascii="Aptos Narrow" w:eastAsia="Times New Roman" w:hAnsi="Aptos Narrow" w:cs="Times New Roman"/>
+                <w:color w:val="000000"/>
+                <w:kern w:val="0"/>
+                <w:sz w:val="22"/>
+                <w:szCs w:val="22"/>
+                <w:lang w:eastAsia="en-GB"/>
+                <w14:ligatures w14:val="none"/>
+              </w:rPr>
+              <w:t>current_tasks</w:t>
+            </w:r>
+            <w:proofErr w:type="spellEnd"/>
+            <w:r>
+              <w:rPr>
+                <w:rFonts w:ascii="Aptos Narrow" w:eastAsia="Times New Roman" w:hAnsi="Aptos Narrow" w:cs="Times New Roman"/>
+                <w:color w:val="000000"/>
+                <w:kern w:val="0"/>
+                <w:sz w:val="22"/>
+                <w:szCs w:val="22"/>
+                <w:lang w:eastAsia="en-GB"/>
+                <w14:ligatures w14:val="none"/>
+              </w:rPr>
+              <w:t xml:space="preserve"> in under 1s </w:t>
+            </w:r>
+          </w:p>
+          <w:p>
+            <w:pPr>
+              <w:spacing w:after="0" w:line="240" w:lineRule="auto"/>
+              <w:rPr>
+                <w:rFonts w:ascii="Aptos Narrow" w:eastAsia="Times New Roman" w:hAnsi="Aptos Narrow" w:cs="Times New Roman"/>
+                <w:color w:val="000000"/>
+                <w:kern w:val="0"/>
+                <w:sz w:val="22"/>
+                <w:szCs w:val="22"/>
+                <w:lang w:eastAsia="en-GB"/>
+                <w14:ligatures w14:val="none"/>
+              </w:rPr>
+            </w:pPr>
           </w:p>
         </w:tc>
         <w:tc>
@@ -14522,31 +16704,7 @@
                 <w:lang w:eastAsia="en-GB"/>
                 <w14:ligatures w14:val="none"/>
               </w:rPr>
-              <w:t xml:space="preserve">Time to </w:t>
-            </w:r>
-            <w:r>
-              <w:rPr>
-                <w:rFonts w:ascii="Aptos Narrow" w:eastAsia="Times New Roman" w:hAnsi="Aptos Narrow" w:cs="Times New Roman"/>
-                <w:color w:val="000000"/>
-                <w:kern w:val="0"/>
-                <w:sz w:val="22"/>
-                <w:szCs w:val="22"/>
-                <w:lang w:eastAsia="en-GB"/>
-                <w14:ligatures w14:val="none"/>
-              </w:rPr>
-              <w:t>retrieve</w:t>
-            </w:r>
-            <w:r>
-              <w:rPr>
-                <w:rFonts w:ascii="Aptos Narrow" w:eastAsia="Times New Roman" w:hAnsi="Aptos Narrow" w:cs="Times New Roman"/>
-                <w:color w:val="000000"/>
-                <w:kern w:val="0"/>
-                <w:sz w:val="22"/>
-                <w:szCs w:val="22"/>
-                <w:lang w:eastAsia="en-GB"/>
-                <w14:ligatures w14:val="none"/>
-              </w:rPr>
-              <w:t xml:space="preserve"> task was negligible, but time to save was 0.7 to 0.8s</w:t>
+              <w:t>Time to add task was negligible, but time to save was 0.7 to 0.8s</w:t>
             </w:r>
           </w:p>
         </w:tc>
@@ -14628,7 +16786,7 @@
                 <w:lang w:eastAsia="en-GB"/>
                 <w14:ligatures w14:val="none"/>
               </w:rPr>
-              <w:t>P3</w:t>
+              <w:t>P2</w:t>
             </w:r>
           </w:p>
         </w:tc>
@@ -14667,7 +16825,7 @@
                 <w:lang w:eastAsia="en-GB"/>
                 <w14:ligatures w14:val="none"/>
               </w:rPr>
-              <w:t xml:space="preserve">Observe the time taken to retrieve tasks by id when there are 100,000 tasks </w:t>
+              <w:t xml:space="preserve">Observe the time taken to retrieve a task by priority when there are 100,000 tasks </w:t>
             </w:r>
           </w:p>
         </w:tc>
@@ -14706,7 +16864,7 @@
                 <w:lang w:eastAsia="en-GB"/>
                 <w14:ligatures w14:val="none"/>
               </w:rPr>
-              <w:t>id: “5000”</w:t>
+              <w:t>N/A</w:t>
             </w:r>
           </w:p>
         </w:tc>
@@ -14731,22 +16889,22 @@
                 <w:kern w:val="0"/>
                 <w:sz w:val="22"/>
                 <w:szCs w:val="22"/>
-                <w:highlight w:val="red"/>
-                <w:lang w:eastAsia="en-GB"/>
-                <w14:ligatures w14:val="none"/>
-              </w:rPr>
-            </w:pPr>
-            <w:r>
-              <w:rPr>
-                <w:rFonts w:ascii="Aptos Narrow" w:eastAsia="Times New Roman" w:hAnsi="Aptos Narrow" w:cs="Times New Roman"/>
-                <w:color w:val="000000"/>
-                <w:kern w:val="0"/>
-                <w:sz w:val="22"/>
-                <w:szCs w:val="22"/>
                 <w:highlight w:val="magenta"/>
                 <w:lang w:eastAsia="en-GB"/>
                 <w14:ligatures w14:val="none"/>
               </w:rPr>
+            </w:pPr>
+            <w:r>
+              <w:rPr>
+                <w:rFonts w:ascii="Aptos Narrow" w:eastAsia="Times New Roman" w:hAnsi="Aptos Narrow" w:cs="Times New Roman"/>
+                <w:color w:val="000000"/>
+                <w:kern w:val="0"/>
+                <w:sz w:val="22"/>
+                <w:szCs w:val="22"/>
+                <w:highlight w:val="magenta"/>
+                <w:lang w:eastAsia="en-GB"/>
+                <w14:ligatures w14:val="none"/>
+              </w:rPr>
               <w:t>Edge case</w:t>
             </w:r>
           </w:p>
@@ -14786,7 +16944,33 @@
                 <w:lang w:eastAsia="en-GB"/>
                 <w14:ligatures w14:val="none"/>
               </w:rPr>
-              <w:t>The task whose id=5000 is printed in under 1s</w:t>
+              <w:t>The task whose priority=0 and status</w:t>
+            </w:r>
+            <w:proofErr w:type="gramStart"/>
+            <w:r>
+              <w:rPr>
+                <w:rFonts w:ascii="Aptos Narrow" w:eastAsia="Times New Roman" w:hAnsi="Aptos Narrow" w:cs="Times New Roman"/>
+                <w:color w:val="000000"/>
+                <w:kern w:val="0"/>
+                <w:sz w:val="22"/>
+                <w:szCs w:val="22"/>
+                <w:lang w:eastAsia="en-GB"/>
+                <w14:ligatures w14:val="none"/>
+              </w:rPr>
+              <w:t>=”incomplete</w:t>
+            </w:r>
+            <w:proofErr w:type="gramEnd"/>
+            <w:r>
+              <w:rPr>
+                <w:rFonts w:ascii="Aptos Narrow" w:eastAsia="Times New Roman" w:hAnsi="Aptos Narrow" w:cs="Times New Roman"/>
+                <w:color w:val="000000"/>
+                <w:kern w:val="0"/>
+                <w:sz w:val="22"/>
+                <w:szCs w:val="22"/>
+                <w:lang w:eastAsia="en-GB"/>
+                <w14:ligatures w14:val="none"/>
+              </w:rPr>
+              <w:t>” is printed in under 1s</w:t>
             </w:r>
           </w:p>
         </w:tc>
@@ -14874,7 +17058,7 @@
           <w:tcPr>
             <w:tcW w:w="662" w:type="dxa"/>
             <w:tcBorders>
-              <w:top w:val="single" w:sz="4" w:space="0" w:color="auto"/>
+              <w:top w:val="nil"/>
               <w:left w:val="single" w:sz="4" w:space="0" w:color="auto"/>
               <w:bottom w:val="single" w:sz="4" w:space="0" w:color="auto"/>
               <w:right w:val="single" w:sz="4" w:space="0" w:color="auto"/>
@@ -14905,7 +17089,8 @@
                 <w:lang w:eastAsia="en-GB"/>
                 <w14:ligatures w14:val="none"/>
               </w:rPr>
-              <w:t>P4</w:t>
+              <w:lastRenderedPageBreak/>
+              <w:t>P3</w:t>
             </w:r>
           </w:p>
         </w:tc>
@@ -14913,38 +17098,38 @@
           <w:tcPr>
             <w:tcW w:w="2147" w:type="dxa"/>
             <w:tcBorders>
-              <w:top w:val="single" w:sz="4" w:space="0" w:color="auto"/>
-              <w:left w:val="nil"/>
-              <w:bottom w:val="single" w:sz="4" w:space="0" w:color="auto"/>
-              <w:right w:val="single" w:sz="4" w:space="0" w:color="auto"/>
-            </w:tcBorders>
-            <w:noWrap/>
-            <w:vAlign w:val="bottom"/>
-          </w:tcPr>
-          <w:p>
-            <w:pPr>
-              <w:spacing w:after="0" w:line="240" w:lineRule="auto"/>
-              <w:rPr>
-                <w:rFonts w:ascii="Aptos Narrow" w:eastAsia="Times New Roman" w:hAnsi="Aptos Narrow" w:cs="Times New Roman"/>
-                <w:color w:val="000000"/>
-                <w:kern w:val="0"/>
-                <w:sz w:val="22"/>
-                <w:szCs w:val="22"/>
-                <w:lang w:eastAsia="en-GB"/>
-                <w14:ligatures w14:val="none"/>
-              </w:rPr>
-            </w:pPr>
-            <w:r>
-              <w:rPr>
-                <w:rFonts w:ascii="Aptos Narrow" w:eastAsia="Times New Roman" w:hAnsi="Aptos Narrow" w:cs="Times New Roman"/>
-                <w:color w:val="000000"/>
-                <w:kern w:val="0"/>
-                <w:sz w:val="22"/>
-                <w:szCs w:val="22"/>
-                <w:lang w:eastAsia="en-GB"/>
-                <w14:ligatures w14:val="none"/>
-              </w:rPr>
-              <w:t xml:space="preserve">Observe the time taken to mark a task as complete when there are 100,000 tasks </w:t>
+              <w:top w:val="nil"/>
+              <w:left w:val="nil"/>
+              <w:bottom w:val="single" w:sz="4" w:space="0" w:color="auto"/>
+              <w:right w:val="single" w:sz="4" w:space="0" w:color="auto"/>
+            </w:tcBorders>
+            <w:noWrap/>
+            <w:vAlign w:val="bottom"/>
+          </w:tcPr>
+          <w:p>
+            <w:pPr>
+              <w:spacing w:after="0" w:line="240" w:lineRule="auto"/>
+              <w:rPr>
+                <w:rFonts w:ascii="Aptos Narrow" w:eastAsia="Times New Roman" w:hAnsi="Aptos Narrow" w:cs="Times New Roman"/>
+                <w:color w:val="000000"/>
+                <w:kern w:val="0"/>
+                <w:sz w:val="22"/>
+                <w:szCs w:val="22"/>
+                <w:lang w:eastAsia="en-GB"/>
+                <w14:ligatures w14:val="none"/>
+              </w:rPr>
+            </w:pPr>
+            <w:r>
+              <w:rPr>
+                <w:rFonts w:ascii="Aptos Narrow" w:eastAsia="Times New Roman" w:hAnsi="Aptos Narrow" w:cs="Times New Roman"/>
+                <w:color w:val="000000"/>
+                <w:kern w:val="0"/>
+                <w:sz w:val="22"/>
+                <w:szCs w:val="22"/>
+                <w:lang w:eastAsia="en-GB"/>
+                <w14:ligatures w14:val="none"/>
+              </w:rPr>
+              <w:t xml:space="preserve">Observe the time taken to retrieve tasks by id when there are 100,000 tasks </w:t>
             </w:r>
           </w:p>
         </w:tc>
@@ -14952,7 +17137,7 @@
           <w:tcPr>
             <w:tcW w:w="2153" w:type="dxa"/>
             <w:tcBorders>
-              <w:top w:val="single" w:sz="4" w:space="0" w:color="auto"/>
+              <w:top w:val="nil"/>
               <w:left w:val="single" w:sz="4" w:space="0" w:color="auto"/>
               <w:bottom w:val="single" w:sz="4" w:space="0" w:color="auto"/>
               <w:right w:val="single" w:sz="4" w:space="0" w:color="auto"/>
@@ -14991,7 +17176,7 @@
           <w:tcPr>
             <w:tcW w:w="966" w:type="dxa"/>
             <w:tcBorders>
-              <w:top w:val="single" w:sz="4" w:space="0" w:color="auto"/>
+              <w:top w:val="nil"/>
               <w:left w:val="nil"/>
               <w:bottom w:val="single" w:sz="4" w:space="0" w:color="auto"/>
               <w:right w:val="single" w:sz="4" w:space="0" w:color="auto"/>
@@ -15032,38 +17217,38 @@
           <w:tcPr>
             <w:tcW w:w="1869" w:type="dxa"/>
             <w:tcBorders>
-              <w:top w:val="single" w:sz="4" w:space="0" w:color="auto"/>
-              <w:left w:val="nil"/>
-              <w:bottom w:val="single" w:sz="4" w:space="0" w:color="auto"/>
-              <w:right w:val="single" w:sz="4" w:space="0" w:color="auto"/>
-            </w:tcBorders>
-            <w:noWrap/>
-            <w:vAlign w:val="bottom"/>
-          </w:tcPr>
-          <w:p>
-            <w:pPr>
-              <w:spacing w:after="0" w:line="240" w:lineRule="auto"/>
-              <w:rPr>
-                <w:rFonts w:ascii="Aptos Narrow" w:eastAsia="Times New Roman" w:hAnsi="Aptos Narrow" w:cs="Times New Roman"/>
-                <w:color w:val="000000"/>
-                <w:kern w:val="0"/>
-                <w:sz w:val="22"/>
-                <w:szCs w:val="22"/>
-                <w:lang w:eastAsia="en-GB"/>
-                <w14:ligatures w14:val="none"/>
-              </w:rPr>
-            </w:pPr>
-            <w:r>
-              <w:rPr>
-                <w:rFonts w:ascii="Aptos Narrow" w:eastAsia="Times New Roman" w:hAnsi="Aptos Narrow" w:cs="Times New Roman"/>
-                <w:color w:val="000000"/>
-                <w:kern w:val="0"/>
-                <w:sz w:val="22"/>
-                <w:szCs w:val="22"/>
-                <w:lang w:eastAsia="en-GB"/>
-                <w14:ligatures w14:val="none"/>
-              </w:rPr>
-              <w:t>The task whose id=5000 has its status attribute changed to “complete” and returned under 1s</w:t>
+              <w:top w:val="nil"/>
+              <w:left w:val="nil"/>
+              <w:bottom w:val="single" w:sz="4" w:space="0" w:color="auto"/>
+              <w:right w:val="single" w:sz="4" w:space="0" w:color="auto"/>
+            </w:tcBorders>
+            <w:noWrap/>
+            <w:vAlign w:val="bottom"/>
+          </w:tcPr>
+          <w:p>
+            <w:pPr>
+              <w:spacing w:after="0" w:line="240" w:lineRule="auto"/>
+              <w:rPr>
+                <w:rFonts w:ascii="Aptos Narrow" w:eastAsia="Times New Roman" w:hAnsi="Aptos Narrow" w:cs="Times New Roman"/>
+                <w:color w:val="000000"/>
+                <w:kern w:val="0"/>
+                <w:sz w:val="22"/>
+                <w:szCs w:val="22"/>
+                <w:lang w:eastAsia="en-GB"/>
+                <w14:ligatures w14:val="none"/>
+              </w:rPr>
+            </w:pPr>
+            <w:r>
+              <w:rPr>
+                <w:rFonts w:ascii="Aptos Narrow" w:eastAsia="Times New Roman" w:hAnsi="Aptos Narrow" w:cs="Times New Roman"/>
+                <w:color w:val="000000"/>
+                <w:kern w:val="0"/>
+                <w:sz w:val="22"/>
+                <w:szCs w:val="22"/>
+                <w:lang w:eastAsia="en-GB"/>
+                <w14:ligatures w14:val="none"/>
+              </w:rPr>
+              <w:t>The task whose id=5000 is printed in under 1s</w:t>
             </w:r>
           </w:p>
         </w:tc>
@@ -15071,60 +17256,36 @@
           <w:tcPr>
             <w:tcW w:w="1984" w:type="dxa"/>
             <w:tcBorders>
-              <w:top w:val="single" w:sz="4" w:space="0" w:color="auto"/>
-              <w:left w:val="nil"/>
-              <w:bottom w:val="single" w:sz="4" w:space="0" w:color="auto"/>
-              <w:right w:val="single" w:sz="4" w:space="0" w:color="auto"/>
-            </w:tcBorders>
-          </w:tcPr>
-          <w:p>
-            <w:pPr>
-              <w:spacing w:after="0" w:line="240" w:lineRule="auto"/>
-              <w:rPr>
-                <w:rFonts w:ascii="Aptos Narrow" w:eastAsia="Times New Roman" w:hAnsi="Aptos Narrow" w:cs="Times New Roman"/>
-                <w:color w:val="000000"/>
-                <w:kern w:val="0"/>
-                <w:sz w:val="22"/>
-                <w:szCs w:val="22"/>
-                <w:lang w:eastAsia="en-GB"/>
-                <w14:ligatures w14:val="none"/>
-              </w:rPr>
-            </w:pPr>
-            <w:r>
-              <w:rPr>
-                <w:rFonts w:ascii="Aptos Narrow" w:eastAsia="Times New Roman" w:hAnsi="Aptos Narrow" w:cs="Times New Roman"/>
-                <w:color w:val="000000"/>
-                <w:kern w:val="0"/>
-                <w:sz w:val="22"/>
-                <w:szCs w:val="22"/>
-                <w:lang w:eastAsia="en-GB"/>
-                <w14:ligatures w14:val="none"/>
-              </w:rPr>
-              <w:t xml:space="preserve">Time to </w:t>
-            </w:r>
-            <w:r>
-              <w:rPr>
-                <w:rFonts w:ascii="Aptos Narrow" w:eastAsia="Times New Roman" w:hAnsi="Aptos Narrow" w:cs="Times New Roman"/>
-                <w:color w:val="000000"/>
-                <w:kern w:val="0"/>
-                <w:sz w:val="22"/>
-                <w:szCs w:val="22"/>
-                <w:lang w:eastAsia="en-GB"/>
-                <w14:ligatures w14:val="none"/>
-              </w:rPr>
-              <w:t>mark</w:t>
-            </w:r>
-            <w:r>
-              <w:rPr>
-                <w:rFonts w:ascii="Aptos Narrow" w:eastAsia="Times New Roman" w:hAnsi="Aptos Narrow" w:cs="Times New Roman"/>
-                <w:color w:val="000000"/>
-                <w:kern w:val="0"/>
-                <w:sz w:val="22"/>
-                <w:szCs w:val="22"/>
-                <w:lang w:eastAsia="en-GB"/>
-                <w14:ligatures w14:val="none"/>
-              </w:rPr>
-              <w:t xml:space="preserve"> task was negligible, but time to save was 0.7 to 0.8s</w:t>
+              <w:top w:val="nil"/>
+              <w:left w:val="nil"/>
+              <w:bottom w:val="single" w:sz="4" w:space="0" w:color="auto"/>
+              <w:right w:val="single" w:sz="4" w:space="0" w:color="auto"/>
+            </w:tcBorders>
+          </w:tcPr>
+          <w:p>
+            <w:pPr>
+              <w:spacing w:after="0" w:line="240" w:lineRule="auto"/>
+              <w:rPr>
+                <w:rFonts w:ascii="Aptos Narrow" w:eastAsia="Times New Roman" w:hAnsi="Aptos Narrow" w:cs="Times New Roman"/>
+                <w:color w:val="000000"/>
+                <w:kern w:val="0"/>
+                <w:sz w:val="22"/>
+                <w:szCs w:val="22"/>
+                <w:lang w:eastAsia="en-GB"/>
+                <w14:ligatures w14:val="none"/>
+              </w:rPr>
+            </w:pPr>
+            <w:r>
+              <w:rPr>
+                <w:rFonts w:ascii="Aptos Narrow" w:eastAsia="Times New Roman" w:hAnsi="Aptos Narrow" w:cs="Times New Roman"/>
+                <w:color w:val="000000"/>
+                <w:kern w:val="0"/>
+                <w:sz w:val="22"/>
+                <w:szCs w:val="22"/>
+                <w:lang w:eastAsia="en-GB"/>
+                <w14:ligatures w14:val="none"/>
+              </w:rPr>
+              <w:t>Time to retrieve task was negligible, but time to save was 0.7 to 0.8s</w:t>
             </w:r>
           </w:p>
         </w:tc>
@@ -15133,7 +17294,7 @@
             <w:tcW w:w="1843" w:type="dxa"/>
             <w:gridSpan w:val="2"/>
             <w:tcBorders>
-              <w:top w:val="single" w:sz="4" w:space="0" w:color="auto"/>
+              <w:top w:val="nil"/>
               <w:left w:val="nil"/>
               <w:bottom w:val="single" w:sz="4" w:space="0" w:color="auto"/>
               <w:right w:val="single" w:sz="4" w:space="0" w:color="auto"/>
@@ -15175,38 +17336,38 @@
           <w:tcPr>
             <w:tcW w:w="662" w:type="dxa"/>
             <w:tcBorders>
-              <w:top w:val="nil"/>
+              <w:top w:val="single" w:sz="4" w:space="0" w:color="auto"/>
               <w:left w:val="single" w:sz="4" w:space="0" w:color="auto"/>
-              <w:bottom w:val="nil"/>
-              <w:right w:val="single" w:sz="4" w:space="0" w:color="auto"/>
-            </w:tcBorders>
-            <w:noWrap/>
-            <w:vAlign w:val="bottom"/>
-          </w:tcPr>
-          <w:p>
-            <w:pPr>
-              <w:spacing w:after="0" w:line="240" w:lineRule="auto"/>
-              <w:rPr>
-                <w:rFonts w:ascii="Aptos Narrow" w:eastAsia="Times New Roman" w:hAnsi="Aptos Narrow" w:cs="Times New Roman"/>
-                <w:color w:val="000000"/>
-                <w:kern w:val="0"/>
-                <w:sz w:val="22"/>
-                <w:szCs w:val="22"/>
-                <w:lang w:eastAsia="en-GB"/>
-                <w14:ligatures w14:val="none"/>
-              </w:rPr>
-            </w:pPr>
-            <w:r>
-              <w:rPr>
-                <w:rFonts w:ascii="Aptos Narrow" w:eastAsia="Times New Roman" w:hAnsi="Aptos Narrow" w:cs="Times New Roman"/>
-                <w:color w:val="000000"/>
-                <w:kern w:val="0"/>
-                <w:sz w:val="22"/>
-                <w:szCs w:val="22"/>
-                <w:lang w:eastAsia="en-GB"/>
-                <w14:ligatures w14:val="none"/>
-              </w:rPr>
-              <w:t>P5</w:t>
+              <w:bottom w:val="single" w:sz="4" w:space="0" w:color="auto"/>
+              <w:right w:val="single" w:sz="4" w:space="0" w:color="auto"/>
+            </w:tcBorders>
+            <w:noWrap/>
+            <w:vAlign w:val="bottom"/>
+          </w:tcPr>
+          <w:p>
+            <w:pPr>
+              <w:spacing w:after="0" w:line="240" w:lineRule="auto"/>
+              <w:rPr>
+                <w:rFonts w:ascii="Aptos Narrow" w:eastAsia="Times New Roman" w:hAnsi="Aptos Narrow" w:cs="Times New Roman"/>
+                <w:color w:val="000000"/>
+                <w:kern w:val="0"/>
+                <w:sz w:val="22"/>
+                <w:szCs w:val="22"/>
+                <w:lang w:eastAsia="en-GB"/>
+                <w14:ligatures w14:val="none"/>
+              </w:rPr>
+            </w:pPr>
+            <w:r>
+              <w:rPr>
+                <w:rFonts w:ascii="Aptos Narrow" w:eastAsia="Times New Roman" w:hAnsi="Aptos Narrow" w:cs="Times New Roman"/>
+                <w:color w:val="000000"/>
+                <w:kern w:val="0"/>
+                <w:sz w:val="22"/>
+                <w:szCs w:val="22"/>
+                <w:lang w:eastAsia="en-GB"/>
+                <w14:ligatures w14:val="none"/>
+              </w:rPr>
+              <w:t>P4</w:t>
             </w:r>
           </w:p>
         </w:tc>
@@ -15214,38 +17375,38 @@
           <w:tcPr>
             <w:tcW w:w="2147" w:type="dxa"/>
             <w:tcBorders>
-              <w:top w:val="nil"/>
-              <w:left w:val="nil"/>
-              <w:bottom w:val="nil"/>
-              <w:right w:val="single" w:sz="4" w:space="0" w:color="auto"/>
-            </w:tcBorders>
-            <w:noWrap/>
-            <w:vAlign w:val="bottom"/>
-          </w:tcPr>
-          <w:p>
-            <w:pPr>
-              <w:spacing w:after="0" w:line="240" w:lineRule="auto"/>
-              <w:rPr>
-                <w:rFonts w:ascii="Aptos Narrow" w:eastAsia="Times New Roman" w:hAnsi="Aptos Narrow" w:cs="Times New Roman"/>
-                <w:color w:val="000000"/>
-                <w:kern w:val="0"/>
-                <w:sz w:val="22"/>
-                <w:szCs w:val="22"/>
-                <w:lang w:eastAsia="en-GB"/>
-                <w14:ligatures w14:val="none"/>
-              </w:rPr>
-            </w:pPr>
-            <w:r>
-              <w:rPr>
-                <w:rFonts w:ascii="Aptos Narrow" w:eastAsia="Times New Roman" w:hAnsi="Aptos Narrow" w:cs="Times New Roman"/>
-                <w:color w:val="000000"/>
-                <w:kern w:val="0"/>
-                <w:sz w:val="22"/>
-                <w:szCs w:val="22"/>
-                <w:lang w:eastAsia="en-GB"/>
-                <w14:ligatures w14:val="none"/>
-              </w:rPr>
-              <w:t xml:space="preserve">Observe the time taken to reset the task queue when there are 100,000 tasks </w:t>
+              <w:top w:val="single" w:sz="4" w:space="0" w:color="auto"/>
+              <w:left w:val="nil"/>
+              <w:bottom w:val="single" w:sz="4" w:space="0" w:color="auto"/>
+              <w:right w:val="single" w:sz="4" w:space="0" w:color="auto"/>
+            </w:tcBorders>
+            <w:noWrap/>
+            <w:vAlign w:val="bottom"/>
+          </w:tcPr>
+          <w:p>
+            <w:pPr>
+              <w:spacing w:after="0" w:line="240" w:lineRule="auto"/>
+              <w:rPr>
+                <w:rFonts w:ascii="Aptos Narrow" w:eastAsia="Times New Roman" w:hAnsi="Aptos Narrow" w:cs="Times New Roman"/>
+                <w:color w:val="000000"/>
+                <w:kern w:val="0"/>
+                <w:sz w:val="22"/>
+                <w:szCs w:val="22"/>
+                <w:lang w:eastAsia="en-GB"/>
+                <w14:ligatures w14:val="none"/>
+              </w:rPr>
+            </w:pPr>
+            <w:r>
+              <w:rPr>
+                <w:rFonts w:ascii="Aptos Narrow" w:eastAsia="Times New Roman" w:hAnsi="Aptos Narrow" w:cs="Times New Roman"/>
+                <w:color w:val="000000"/>
+                <w:kern w:val="0"/>
+                <w:sz w:val="22"/>
+                <w:szCs w:val="22"/>
+                <w:lang w:eastAsia="en-GB"/>
+                <w14:ligatures w14:val="none"/>
+              </w:rPr>
+              <w:t xml:space="preserve">Observe the time taken to mark a task as complete when there are 100,000 tasks </w:t>
             </w:r>
           </w:p>
         </w:tc>
@@ -15253,38 +17414,38 @@
           <w:tcPr>
             <w:tcW w:w="2153" w:type="dxa"/>
             <w:tcBorders>
-              <w:top w:val="nil"/>
+              <w:top w:val="single" w:sz="4" w:space="0" w:color="auto"/>
               <w:left w:val="single" w:sz="4" w:space="0" w:color="auto"/>
-              <w:bottom w:val="nil"/>
-              <w:right w:val="single" w:sz="4" w:space="0" w:color="auto"/>
-            </w:tcBorders>
-            <w:noWrap/>
-            <w:vAlign w:val="bottom"/>
-          </w:tcPr>
-          <w:p>
-            <w:pPr>
-              <w:spacing w:after="0" w:line="240" w:lineRule="auto"/>
-              <w:rPr>
-                <w:rFonts w:ascii="Aptos Narrow" w:eastAsia="Times New Roman" w:hAnsi="Aptos Narrow" w:cs="Times New Roman"/>
-                <w:color w:val="000000"/>
-                <w:kern w:val="0"/>
-                <w:sz w:val="22"/>
-                <w:szCs w:val="22"/>
-                <w:lang w:eastAsia="en-GB"/>
-                <w14:ligatures w14:val="none"/>
-              </w:rPr>
-            </w:pPr>
-            <w:r>
-              <w:rPr>
-                <w:rFonts w:ascii="Aptos Narrow" w:eastAsia="Times New Roman" w:hAnsi="Aptos Narrow" w:cs="Times New Roman"/>
-                <w:color w:val="000000"/>
-                <w:kern w:val="0"/>
-                <w:sz w:val="22"/>
-                <w:szCs w:val="22"/>
-                <w:lang w:eastAsia="en-GB"/>
-                <w14:ligatures w14:val="none"/>
-              </w:rPr>
-              <w:t>N/A</w:t>
+              <w:bottom w:val="single" w:sz="4" w:space="0" w:color="auto"/>
+              <w:right w:val="single" w:sz="4" w:space="0" w:color="auto"/>
+            </w:tcBorders>
+            <w:noWrap/>
+            <w:vAlign w:val="bottom"/>
+          </w:tcPr>
+          <w:p>
+            <w:pPr>
+              <w:spacing w:after="0" w:line="240" w:lineRule="auto"/>
+              <w:rPr>
+                <w:rFonts w:ascii="Aptos Narrow" w:eastAsia="Times New Roman" w:hAnsi="Aptos Narrow" w:cs="Times New Roman"/>
+                <w:color w:val="000000"/>
+                <w:kern w:val="0"/>
+                <w:sz w:val="22"/>
+                <w:szCs w:val="22"/>
+                <w:lang w:eastAsia="en-GB"/>
+                <w14:ligatures w14:val="none"/>
+              </w:rPr>
+            </w:pPr>
+            <w:r>
+              <w:rPr>
+                <w:rFonts w:ascii="Aptos Narrow" w:eastAsia="Times New Roman" w:hAnsi="Aptos Narrow" w:cs="Times New Roman"/>
+                <w:color w:val="000000"/>
+                <w:kern w:val="0"/>
+                <w:sz w:val="22"/>
+                <w:szCs w:val="22"/>
+                <w:lang w:eastAsia="en-GB"/>
+                <w14:ligatures w14:val="none"/>
+              </w:rPr>
+              <w:t>id: “5000”</w:t>
             </w:r>
           </w:p>
         </w:tc>
@@ -15292,9 +17453,9 @@
           <w:tcPr>
             <w:tcW w:w="966" w:type="dxa"/>
             <w:tcBorders>
-              <w:top w:val="nil"/>
-              <w:left w:val="nil"/>
-              <w:bottom w:val="nil"/>
+              <w:top w:val="single" w:sz="4" w:space="0" w:color="auto"/>
+              <w:left w:val="nil"/>
+              <w:bottom w:val="single" w:sz="4" w:space="0" w:color="auto"/>
               <w:right w:val="single" w:sz="4" w:space="0" w:color="auto"/>
             </w:tcBorders>
             <w:noWrap/>
@@ -15333,38 +17494,38 @@
           <w:tcPr>
             <w:tcW w:w="1869" w:type="dxa"/>
             <w:tcBorders>
-              <w:top w:val="nil"/>
-              <w:left w:val="nil"/>
-              <w:bottom w:val="nil"/>
-              <w:right w:val="single" w:sz="4" w:space="0" w:color="auto"/>
-            </w:tcBorders>
-            <w:noWrap/>
-            <w:vAlign w:val="bottom"/>
-          </w:tcPr>
-          <w:p>
-            <w:pPr>
-              <w:spacing w:after="0" w:line="240" w:lineRule="auto"/>
-              <w:rPr>
-                <w:rFonts w:ascii="Aptos Narrow" w:eastAsia="Times New Roman" w:hAnsi="Aptos Narrow" w:cs="Times New Roman"/>
-                <w:color w:val="000000"/>
-                <w:kern w:val="0"/>
-                <w:sz w:val="22"/>
-                <w:szCs w:val="22"/>
-                <w:lang w:eastAsia="en-GB"/>
-                <w14:ligatures w14:val="none"/>
-              </w:rPr>
-            </w:pPr>
-            <w:r>
-              <w:rPr>
-                <w:rFonts w:ascii="Aptos Narrow" w:eastAsia="Times New Roman" w:hAnsi="Aptos Narrow" w:cs="Times New Roman"/>
-                <w:color w:val="000000"/>
-                <w:kern w:val="0"/>
-                <w:sz w:val="22"/>
-                <w:szCs w:val="22"/>
-                <w:lang w:eastAsia="en-GB"/>
-                <w14:ligatures w14:val="none"/>
-              </w:rPr>
-              <w:t>The task queue has all tasks restored in under 2s</w:t>
+              <w:top w:val="single" w:sz="4" w:space="0" w:color="auto"/>
+              <w:left w:val="nil"/>
+              <w:bottom w:val="single" w:sz="4" w:space="0" w:color="auto"/>
+              <w:right w:val="single" w:sz="4" w:space="0" w:color="auto"/>
+            </w:tcBorders>
+            <w:noWrap/>
+            <w:vAlign w:val="bottom"/>
+          </w:tcPr>
+          <w:p>
+            <w:pPr>
+              <w:spacing w:after="0" w:line="240" w:lineRule="auto"/>
+              <w:rPr>
+                <w:rFonts w:ascii="Aptos Narrow" w:eastAsia="Times New Roman" w:hAnsi="Aptos Narrow" w:cs="Times New Roman"/>
+                <w:color w:val="000000"/>
+                <w:kern w:val="0"/>
+                <w:sz w:val="22"/>
+                <w:szCs w:val="22"/>
+                <w:lang w:eastAsia="en-GB"/>
+                <w14:ligatures w14:val="none"/>
+              </w:rPr>
+            </w:pPr>
+            <w:r>
+              <w:rPr>
+                <w:rFonts w:ascii="Aptos Narrow" w:eastAsia="Times New Roman" w:hAnsi="Aptos Narrow" w:cs="Times New Roman"/>
+                <w:color w:val="000000"/>
+                <w:kern w:val="0"/>
+                <w:sz w:val="22"/>
+                <w:szCs w:val="22"/>
+                <w:lang w:eastAsia="en-GB"/>
+                <w14:ligatures w14:val="none"/>
+              </w:rPr>
+              <w:t>The task whose id=5000 has its status attribute changed to “complete” and returned under 1s</w:t>
             </w:r>
           </w:p>
         </w:tc>
@@ -15372,9 +17533,9 @@
           <w:tcPr>
             <w:tcW w:w="1984" w:type="dxa"/>
             <w:tcBorders>
-              <w:top w:val="nil"/>
-              <w:left w:val="nil"/>
-              <w:bottom w:val="nil"/>
+              <w:top w:val="single" w:sz="4" w:space="0" w:color="auto"/>
+              <w:left w:val="nil"/>
+              <w:bottom w:val="single" w:sz="4" w:space="0" w:color="auto"/>
               <w:right w:val="single" w:sz="4" w:space="0" w:color="auto"/>
             </w:tcBorders>
           </w:tcPr>
@@ -15410,9 +17571,9 @@
             <w:tcW w:w="1843" w:type="dxa"/>
             <w:gridSpan w:val="2"/>
             <w:tcBorders>
-              <w:top w:val="nil"/>
-              <w:left w:val="nil"/>
-              <w:bottom w:val="nil"/>
+              <w:top w:val="single" w:sz="4" w:space="0" w:color="auto"/>
+              <w:left w:val="nil"/>
+              <w:bottom w:val="single" w:sz="4" w:space="0" w:color="auto"/>
               <w:right w:val="single" w:sz="4" w:space="0" w:color="auto"/>
             </w:tcBorders>
           </w:tcPr>
@@ -15441,17 +17602,6 @@
               </w:rPr>
               <w:t>None</w:t>
             </w:r>
-          </w:p>
-          <w:p>
-            <w:pPr>
-              <w:jc w:val="center"/>
-              <w:rPr>
-                <w:rFonts w:ascii="Aptos Narrow" w:eastAsia="Times New Roman" w:hAnsi="Aptos Narrow" w:cs="Times New Roman"/>
-                <w:sz w:val="22"/>
-                <w:szCs w:val="22"/>
-                <w:lang w:eastAsia="en-GB"/>
-              </w:rPr>
-            </w:pPr>
           </w:p>
         </w:tc>
       </w:tr>
@@ -15461,69 +17611,283 @@
         </w:trPr>
         <w:tc>
           <w:tcPr>
-            <w:tcW w:w="9790" w:type="dxa"/>
-            <w:gridSpan w:val="7"/>
+            <w:tcW w:w="662" w:type="dxa"/>
             <w:tcBorders>
               <w:top w:val="nil"/>
               <w:left w:val="single" w:sz="4" w:space="0" w:color="auto"/>
               <w:bottom w:val="nil"/>
               <w:right w:val="single" w:sz="4" w:space="0" w:color="auto"/>
             </w:tcBorders>
-            <w:shd w:val="clear" w:color="auto" w:fill="F2F2F2" w:themeFill="background1" w:themeFillShade="F2"/>
-            <w:noWrap/>
-            <w:vAlign w:val="bottom"/>
-          </w:tcPr>
-          <w:p>
-            <w:pPr>
-              <w:spacing w:after="0" w:line="240" w:lineRule="auto"/>
-              <w:jc w:val="center"/>
-              <w:rPr>
-                <w:rFonts w:ascii="Aptos Narrow" w:eastAsia="Times New Roman" w:hAnsi="Aptos Narrow" w:cs="Times New Roman"/>
-                <w:color w:val="000000"/>
-                <w:kern w:val="0"/>
-                <w:sz w:val="22"/>
-                <w:szCs w:val="22"/>
-                <w:lang w:eastAsia="en-GB"/>
-                <w14:ligatures w14:val="none"/>
-              </w:rPr>
-            </w:pPr>
-            <w:r>
-              <w:rPr>
-                <w:rFonts w:ascii="Aptos Narrow" w:eastAsia="Times New Roman" w:hAnsi="Aptos Narrow" w:cs="Times New Roman"/>
-                <w:color w:val="000000"/>
-                <w:kern w:val="0"/>
-                <w:sz w:val="22"/>
-                <w:szCs w:val="22"/>
-                <w:lang w:eastAsia="en-GB"/>
-                <w14:ligatures w14:val="none"/>
-              </w:rPr>
-              <w:t>Usability (NFR2)</w:t>
-            </w:r>
-          </w:p>
-        </w:tc>
-        <w:tc>
-          <w:tcPr>
-            <w:tcW w:w="1834" w:type="dxa"/>
+            <w:noWrap/>
+            <w:vAlign w:val="bottom"/>
+          </w:tcPr>
+          <w:p>
+            <w:pPr>
+              <w:spacing w:after="0" w:line="240" w:lineRule="auto"/>
+              <w:rPr>
+                <w:rFonts w:ascii="Aptos Narrow" w:eastAsia="Times New Roman" w:hAnsi="Aptos Narrow" w:cs="Times New Roman"/>
+                <w:color w:val="000000"/>
+                <w:kern w:val="0"/>
+                <w:sz w:val="22"/>
+                <w:szCs w:val="22"/>
+                <w:lang w:eastAsia="en-GB"/>
+                <w14:ligatures w14:val="none"/>
+              </w:rPr>
+            </w:pPr>
+            <w:r>
+              <w:rPr>
+                <w:rFonts w:ascii="Aptos Narrow" w:eastAsia="Times New Roman" w:hAnsi="Aptos Narrow" w:cs="Times New Roman"/>
+                <w:color w:val="000000"/>
+                <w:kern w:val="0"/>
+                <w:sz w:val="22"/>
+                <w:szCs w:val="22"/>
+                <w:lang w:eastAsia="en-GB"/>
+                <w14:ligatures w14:val="none"/>
+              </w:rPr>
+              <w:t>P5</w:t>
+            </w:r>
+          </w:p>
+        </w:tc>
+        <w:tc>
+          <w:tcPr>
+            <w:tcW w:w="2147" w:type="dxa"/>
+            <w:tcBorders>
+              <w:top w:val="nil"/>
+              <w:left w:val="nil"/>
+              <w:bottom w:val="nil"/>
+              <w:right w:val="single" w:sz="4" w:space="0" w:color="auto"/>
+            </w:tcBorders>
+            <w:noWrap/>
+            <w:vAlign w:val="bottom"/>
+          </w:tcPr>
+          <w:p>
+            <w:pPr>
+              <w:spacing w:after="0" w:line="240" w:lineRule="auto"/>
+              <w:rPr>
+                <w:rFonts w:ascii="Aptos Narrow" w:eastAsia="Times New Roman" w:hAnsi="Aptos Narrow" w:cs="Times New Roman"/>
+                <w:color w:val="000000"/>
+                <w:kern w:val="0"/>
+                <w:sz w:val="22"/>
+                <w:szCs w:val="22"/>
+                <w:lang w:eastAsia="en-GB"/>
+                <w14:ligatures w14:val="none"/>
+              </w:rPr>
+            </w:pPr>
+            <w:r>
+              <w:rPr>
+                <w:rFonts w:ascii="Aptos Narrow" w:eastAsia="Times New Roman" w:hAnsi="Aptos Narrow" w:cs="Times New Roman"/>
+                <w:color w:val="000000"/>
+                <w:kern w:val="0"/>
+                <w:sz w:val="22"/>
+                <w:szCs w:val="22"/>
+                <w:lang w:eastAsia="en-GB"/>
+                <w14:ligatures w14:val="none"/>
+              </w:rPr>
+              <w:t xml:space="preserve">Observe the time taken to reset the task queue when there are 100,000 tasks </w:t>
+            </w:r>
+          </w:p>
+        </w:tc>
+        <w:tc>
+          <w:tcPr>
+            <w:tcW w:w="2153" w:type="dxa"/>
             <w:tcBorders>
               <w:top w:val="nil"/>
               <w:left w:val="single" w:sz="4" w:space="0" w:color="auto"/>
               <w:bottom w:val="nil"/>
               <w:right w:val="single" w:sz="4" w:space="0" w:color="auto"/>
             </w:tcBorders>
-            <w:shd w:val="clear" w:color="auto" w:fill="F2F2F2" w:themeFill="background1" w:themeFillShade="F2"/>
-          </w:tcPr>
-          <w:p>
-            <w:pPr>
-              <w:spacing w:after="0" w:line="240" w:lineRule="auto"/>
+            <w:noWrap/>
+            <w:vAlign w:val="bottom"/>
+          </w:tcPr>
+          <w:p>
+            <w:pPr>
+              <w:spacing w:after="0" w:line="240" w:lineRule="auto"/>
+              <w:rPr>
+                <w:rFonts w:ascii="Aptos Narrow" w:eastAsia="Times New Roman" w:hAnsi="Aptos Narrow" w:cs="Times New Roman"/>
+                <w:color w:val="000000"/>
+                <w:kern w:val="0"/>
+                <w:sz w:val="22"/>
+                <w:szCs w:val="22"/>
+                <w:lang w:eastAsia="en-GB"/>
+                <w14:ligatures w14:val="none"/>
+              </w:rPr>
+            </w:pPr>
+            <w:r>
+              <w:rPr>
+                <w:rFonts w:ascii="Aptos Narrow" w:eastAsia="Times New Roman" w:hAnsi="Aptos Narrow" w:cs="Times New Roman"/>
+                <w:color w:val="000000"/>
+                <w:kern w:val="0"/>
+                <w:sz w:val="22"/>
+                <w:szCs w:val="22"/>
+                <w:lang w:eastAsia="en-GB"/>
+                <w14:ligatures w14:val="none"/>
+              </w:rPr>
+              <w:t>N/A</w:t>
+            </w:r>
+          </w:p>
+        </w:tc>
+        <w:tc>
+          <w:tcPr>
+            <w:tcW w:w="966" w:type="dxa"/>
+            <w:tcBorders>
+              <w:top w:val="nil"/>
+              <w:left w:val="nil"/>
+              <w:bottom w:val="nil"/>
+              <w:right w:val="single" w:sz="4" w:space="0" w:color="auto"/>
+            </w:tcBorders>
+            <w:noWrap/>
+            <w:vAlign w:val="bottom"/>
+          </w:tcPr>
+          <w:p>
+            <w:pPr>
+              <w:spacing w:after="0" w:line="240" w:lineRule="auto"/>
+              <w:rPr>
+                <w:rFonts w:ascii="Aptos Narrow" w:eastAsia="Times New Roman" w:hAnsi="Aptos Narrow" w:cs="Times New Roman"/>
+                <w:color w:val="000000"/>
+                <w:kern w:val="0"/>
+                <w:sz w:val="22"/>
+                <w:szCs w:val="22"/>
+                <w:highlight w:val="red"/>
+                <w:lang w:eastAsia="en-GB"/>
+                <w14:ligatures w14:val="none"/>
+              </w:rPr>
+            </w:pPr>
+            <w:r>
+              <w:rPr>
+                <w:rFonts w:ascii="Aptos Narrow" w:eastAsia="Times New Roman" w:hAnsi="Aptos Narrow" w:cs="Times New Roman"/>
+                <w:color w:val="000000"/>
+                <w:kern w:val="0"/>
+                <w:sz w:val="22"/>
+                <w:szCs w:val="22"/>
+                <w:highlight w:val="magenta"/>
+                <w:lang w:eastAsia="en-GB"/>
+                <w14:ligatures w14:val="none"/>
+              </w:rPr>
+              <w:t>Edge case</w:t>
+            </w:r>
+          </w:p>
+        </w:tc>
+        <w:tc>
+          <w:tcPr>
+            <w:tcW w:w="1869" w:type="dxa"/>
+            <w:tcBorders>
+              <w:top w:val="nil"/>
+              <w:left w:val="nil"/>
+              <w:bottom w:val="nil"/>
+              <w:right w:val="single" w:sz="4" w:space="0" w:color="auto"/>
+            </w:tcBorders>
+            <w:noWrap/>
+            <w:vAlign w:val="bottom"/>
+          </w:tcPr>
+          <w:p>
+            <w:pPr>
+              <w:spacing w:after="0" w:line="240" w:lineRule="auto"/>
+              <w:rPr>
+                <w:rFonts w:ascii="Aptos Narrow" w:eastAsia="Times New Roman" w:hAnsi="Aptos Narrow" w:cs="Times New Roman"/>
+                <w:color w:val="000000"/>
+                <w:kern w:val="0"/>
+                <w:sz w:val="22"/>
+                <w:szCs w:val="22"/>
+                <w:lang w:eastAsia="en-GB"/>
+                <w14:ligatures w14:val="none"/>
+              </w:rPr>
+            </w:pPr>
+            <w:r>
+              <w:rPr>
+                <w:rFonts w:ascii="Aptos Narrow" w:eastAsia="Times New Roman" w:hAnsi="Aptos Narrow" w:cs="Times New Roman"/>
+                <w:color w:val="000000"/>
+                <w:kern w:val="0"/>
+                <w:sz w:val="22"/>
+                <w:szCs w:val="22"/>
+                <w:lang w:eastAsia="en-GB"/>
+                <w14:ligatures w14:val="none"/>
+              </w:rPr>
+              <w:t>The task queue has all tasks restored in under 2s</w:t>
+            </w:r>
+          </w:p>
+        </w:tc>
+        <w:tc>
+          <w:tcPr>
+            <w:tcW w:w="1984" w:type="dxa"/>
+            <w:tcBorders>
+              <w:top w:val="nil"/>
+              <w:left w:val="nil"/>
+              <w:bottom w:val="nil"/>
+              <w:right w:val="single" w:sz="4" w:space="0" w:color="auto"/>
+            </w:tcBorders>
+          </w:tcPr>
+          <w:p>
+            <w:pPr>
+              <w:spacing w:after="0" w:line="240" w:lineRule="auto"/>
+              <w:rPr>
+                <w:rFonts w:ascii="Aptos Narrow" w:eastAsia="Times New Roman" w:hAnsi="Aptos Narrow" w:cs="Times New Roman"/>
+                <w:color w:val="000000"/>
+                <w:kern w:val="0"/>
+                <w:sz w:val="22"/>
+                <w:szCs w:val="22"/>
+                <w:lang w:eastAsia="en-GB"/>
+                <w14:ligatures w14:val="none"/>
+              </w:rPr>
+            </w:pPr>
+            <w:r>
+              <w:rPr>
+                <w:rFonts w:ascii="Aptos Narrow" w:eastAsia="Times New Roman" w:hAnsi="Aptos Narrow" w:cs="Times New Roman"/>
+                <w:color w:val="000000"/>
+                <w:kern w:val="0"/>
+                <w:sz w:val="22"/>
+                <w:szCs w:val="22"/>
+                <w:lang w:eastAsia="en-GB"/>
+                <w14:ligatures w14:val="none"/>
+              </w:rPr>
+              <w:t>Time to mark task was negligible, but time to save was 0.7 to 0.8s</w:t>
+            </w:r>
+          </w:p>
+        </w:tc>
+        <w:tc>
+          <w:tcPr>
+            <w:tcW w:w="1843" w:type="dxa"/>
+            <w:gridSpan w:val="2"/>
+            <w:tcBorders>
+              <w:top w:val="nil"/>
+              <w:left w:val="nil"/>
+              <w:bottom w:val="nil"/>
+              <w:right w:val="single" w:sz="4" w:space="0" w:color="auto"/>
+            </w:tcBorders>
+          </w:tcPr>
+          <w:p>
+            <w:pPr>
+              <w:spacing w:after="0" w:line="240" w:lineRule="auto"/>
+              <w:rPr>
+                <w:rFonts w:ascii="Aptos Narrow" w:eastAsia="Times New Roman" w:hAnsi="Aptos Narrow" w:cs="Times New Roman"/>
+                <w:color w:val="000000"/>
+                <w:kern w:val="0"/>
+                <w:sz w:val="22"/>
+                <w:szCs w:val="22"/>
+                <w:lang w:eastAsia="en-GB"/>
+                <w14:ligatures w14:val="none"/>
+              </w:rPr>
+            </w:pPr>
+            <w:r>
+              <w:rPr>
+                <w:rFonts w:ascii="Aptos Narrow" w:eastAsia="Times New Roman" w:hAnsi="Aptos Narrow" w:cs="Times New Roman"/>
+                <w:color w:val="000000"/>
+                <w:kern w:val="0"/>
+                <w:sz w:val="22"/>
+                <w:szCs w:val="22"/>
+                <w:lang w:eastAsia="en-GB"/>
+                <w14:ligatures w14:val="none"/>
+              </w:rPr>
+              <w:t>None</w:t>
+            </w:r>
+          </w:p>
+          <w:p>
+            <w:pPr>
               <w:jc w:val="center"/>
               <w:rPr>
                 <w:rFonts w:ascii="Aptos Narrow" w:eastAsia="Times New Roman" w:hAnsi="Aptos Narrow" w:cs="Times New Roman"/>
-                <w:color w:val="000000"/>
-                <w:kern w:val="0"/>
-                <w:sz w:val="22"/>
-                <w:szCs w:val="22"/>
-                <w:lang w:eastAsia="en-GB"/>
-                <w14:ligatures w14:val="none"/>
+                <w:sz w:val="22"/>
+                <w:szCs w:val="22"/>
+                <w:lang w:eastAsia="en-GB"/>
               </w:rPr>
             </w:pPr>
           </w:p>
@@ -15535,6 +17899,80 @@
         </w:trPr>
         <w:tc>
           <w:tcPr>
+            <w:tcW w:w="9790" w:type="dxa"/>
+            <w:gridSpan w:val="7"/>
+            <w:tcBorders>
+              <w:top w:val="nil"/>
+              <w:left w:val="single" w:sz="4" w:space="0" w:color="auto"/>
+              <w:bottom w:val="nil"/>
+              <w:right w:val="single" w:sz="4" w:space="0" w:color="auto"/>
+            </w:tcBorders>
+            <w:shd w:val="clear" w:color="auto" w:fill="F2F2F2" w:themeFill="background1" w:themeFillShade="F2"/>
+            <w:noWrap/>
+            <w:vAlign w:val="bottom"/>
+          </w:tcPr>
+          <w:p>
+            <w:pPr>
+              <w:spacing w:after="0" w:line="240" w:lineRule="auto"/>
+              <w:jc w:val="center"/>
+              <w:rPr>
+                <w:rFonts w:ascii="Aptos Narrow" w:eastAsia="Times New Roman" w:hAnsi="Aptos Narrow" w:cs="Times New Roman"/>
+                <w:color w:val="000000"/>
+                <w:kern w:val="0"/>
+                <w:sz w:val="22"/>
+                <w:szCs w:val="22"/>
+                <w:lang w:eastAsia="en-GB"/>
+                <w14:ligatures w14:val="none"/>
+              </w:rPr>
+            </w:pPr>
+            <w:r>
+              <w:rPr>
+                <w:rFonts w:ascii="Aptos Narrow" w:eastAsia="Times New Roman" w:hAnsi="Aptos Narrow" w:cs="Times New Roman"/>
+                <w:color w:val="000000"/>
+                <w:kern w:val="0"/>
+                <w:sz w:val="22"/>
+                <w:szCs w:val="22"/>
+                <w:lang w:eastAsia="en-GB"/>
+                <w14:ligatures w14:val="none"/>
+              </w:rPr>
+              <w:t>Usability (NFR2)</w:t>
+            </w:r>
+          </w:p>
+        </w:tc>
+        <w:tc>
+          <w:tcPr>
+            <w:tcW w:w="1834" w:type="dxa"/>
+            <w:tcBorders>
+              <w:top w:val="nil"/>
+              <w:left w:val="single" w:sz="4" w:space="0" w:color="auto"/>
+              <w:bottom w:val="nil"/>
+              <w:right w:val="single" w:sz="4" w:space="0" w:color="auto"/>
+            </w:tcBorders>
+            <w:shd w:val="clear" w:color="auto" w:fill="F2F2F2" w:themeFill="background1" w:themeFillShade="F2"/>
+          </w:tcPr>
+          <w:p>
+            <w:pPr>
+              <w:spacing w:after="0" w:line="240" w:lineRule="auto"/>
+              <w:jc w:val="center"/>
+              <w:rPr>
+                <w:rFonts w:ascii="Aptos Narrow" w:eastAsia="Times New Roman" w:hAnsi="Aptos Narrow" w:cs="Times New Roman"/>
+                <w:color w:val="000000"/>
+                <w:kern w:val="0"/>
+                <w:sz w:val="22"/>
+                <w:szCs w:val="22"/>
+                <w:lang w:eastAsia="en-GB"/>
+                <w14:ligatures w14:val="none"/>
+              </w:rPr>
+            </w:pPr>
+          </w:p>
+        </w:tc>
+      </w:tr>
+      <w:tr>
+        <w:trPr>
+          <w:trHeight w:val="288"/>
+        </w:trPr>
+        <w:tc>
+          <w:tcPr>
             <w:tcW w:w="662" w:type="dxa"/>
             <w:tcBorders>
               <w:top w:val="nil"/>
@@ -15863,7 +18301,35 @@
                 <w:lang w:eastAsia="en-GB"/>
                 <w14:ligatures w14:val="none"/>
               </w:rPr>
-              <w:t>Add red text to error messages to make them stand out. This is done instead of time.sleep() to minimise disruption</w:t>
+              <w:t xml:space="preserve">Add red text to error messages to make them stand out. This is done instead of </w:t>
+            </w:r>
+            <w:proofErr w:type="spellStart"/>
+            <w:proofErr w:type="gramStart"/>
+            <w:r>
+              <w:rPr>
+                <w:rFonts w:ascii="Aptos Narrow" w:eastAsia="Times New Roman" w:hAnsi="Aptos Narrow" w:cs="Times New Roman"/>
+                <w:color w:val="000000"/>
+                <w:kern w:val="0"/>
+                <w:sz w:val="22"/>
+                <w:szCs w:val="22"/>
+                <w:lang w:eastAsia="en-GB"/>
+                <w14:ligatures w14:val="none"/>
+              </w:rPr>
+              <w:t>time.sleep</w:t>
+            </w:r>
+            <w:proofErr w:type="spellEnd"/>
+            <w:proofErr w:type="gramEnd"/>
+            <w:r>
+              <w:rPr>
+                <w:rFonts w:ascii="Aptos Narrow" w:eastAsia="Times New Roman" w:hAnsi="Aptos Narrow" w:cs="Times New Roman"/>
+                <w:color w:val="000000"/>
+                <w:kern w:val="0"/>
+                <w:sz w:val="22"/>
+                <w:szCs w:val="22"/>
+                <w:lang w:eastAsia="en-GB"/>
+                <w14:ligatures w14:val="none"/>
+              </w:rPr>
+              <w:t>() to minimise disruption</w:t>
             </w:r>
           </w:p>
         </w:tc>
@@ -16280,20 +18746,7 @@
                 <w:lang w:eastAsia="en-GB"/>
                 <w14:ligatures w14:val="none"/>
               </w:rPr>
-              <w:t xml:space="preserve">Key actions like adding a task and </w:t>
-            </w:r>
-            <w:r>
-              <w:rPr>
-                <w:rFonts w:ascii="Aptos Narrow" w:eastAsia="Times New Roman" w:hAnsi="Aptos Narrow" w:cs="Times New Roman"/>
-                <w:color w:val="000000"/>
-                <w:kern w:val="0"/>
-                <w:sz w:val="22"/>
-                <w:szCs w:val="22"/>
-                <w:lang w:eastAsia="en-GB"/>
-                <w14:ligatures w14:val="none"/>
-              </w:rPr>
-              <w:lastRenderedPageBreak/>
-              <w:t>saving are communicated to the user even if there is no output directly necessary (e.g., retrieve task by id will always output the task it finds)</w:t>
+              <w:t>Key actions like adding a task and saving are communicated to the user even if there is no output directly necessary (e.g., retrieve task by id will always output the task it finds)</w:t>
             </w:r>
           </w:p>
         </w:tc>
@@ -16332,7 +18785,6 @@
                 <w:lang w:eastAsia="en-GB"/>
                 <w14:ligatures w14:val="none"/>
               </w:rPr>
-              <w:lastRenderedPageBreak/>
               <w:t>N/A</w:t>
             </w:r>
           </w:p>
@@ -16413,20 +18865,7 @@
                 <w:lang w:eastAsia="en-GB"/>
                 <w14:ligatures w14:val="none"/>
               </w:rPr>
-              <w:t xml:space="preserve">All background processes the </w:t>
-            </w:r>
-            <w:r>
-              <w:rPr>
-                <w:rFonts w:ascii="Aptos Narrow" w:eastAsia="Times New Roman" w:hAnsi="Aptos Narrow" w:cs="Times New Roman"/>
-                <w:color w:val="000000"/>
-                <w:kern w:val="0"/>
-                <w:sz w:val="22"/>
-                <w:szCs w:val="22"/>
-                <w:lang w:eastAsia="en-GB"/>
-                <w14:ligatures w14:val="none"/>
-              </w:rPr>
-              <w:lastRenderedPageBreak/>
-              <w:t>user interacts with indirectly, e.g., saving, are communicated to them</w:t>
+              <w:t>All background processes the user interacts with indirectly, e.g., saving, are communicated to them</w:t>
             </w:r>
           </w:p>
         </w:tc>
@@ -16463,7 +18902,6 @@
                 <w:lang w:eastAsia="en-GB"/>
                 <w14:ligatures w14:val="none"/>
               </w:rPr>
-              <w:lastRenderedPageBreak/>
               <w:t>Expected outcome</w:t>
             </w:r>
           </w:p>
@@ -16779,7 +19217,33 @@
                 <w:lang w:eastAsia="en-GB"/>
                 <w14:ligatures w14:val="none"/>
               </w:rPr>
-              <w:t>Created the output_task function to consistently style tasks in a human-readable way</w:t>
+              <w:t xml:space="preserve">Created the </w:t>
+            </w:r>
+            <w:proofErr w:type="spellStart"/>
+            <w:r>
+              <w:rPr>
+                <w:rFonts w:ascii="Aptos Narrow" w:eastAsia="Times New Roman" w:hAnsi="Aptos Narrow" w:cs="Times New Roman"/>
+                <w:color w:val="000000"/>
+                <w:kern w:val="0"/>
+                <w:sz w:val="22"/>
+                <w:szCs w:val="22"/>
+                <w:lang w:eastAsia="en-GB"/>
+                <w14:ligatures w14:val="none"/>
+              </w:rPr>
+              <w:t>output_task</w:t>
+            </w:r>
+            <w:proofErr w:type="spellEnd"/>
+            <w:r>
+              <w:rPr>
+                <w:rFonts w:ascii="Aptos Narrow" w:eastAsia="Times New Roman" w:hAnsi="Aptos Narrow" w:cs="Times New Roman"/>
+                <w:color w:val="000000"/>
+                <w:kern w:val="0"/>
+                <w:sz w:val="22"/>
+                <w:szCs w:val="22"/>
+                <w:lang w:eastAsia="en-GB"/>
+                <w14:ligatures w14:val="none"/>
+              </w:rPr>
+              <w:t xml:space="preserve"> function to consistently style tasks in a human-readable way</w:t>
             </w:r>
           </w:p>
         </w:tc>
